--- a/report.docx
+++ b/report.docx
@@ -5,15 +5,16 @@
     <w:p>
       <w:pPr>
         <w:bidi w:val="1"/>
-        <w:spacing w:after="40" w:before="0" w:line="276" w:lineRule="auto"/>
+        <w:spacing w:before="0" w:after="40" w:line="269" w:lineRule="auto"/>
         <w:jc w:val="center"/>
       </w:pPr>
       <w:r>
         <w:rPr>
           <w:rFonts w:ascii="Arial" w:hAnsi="Arial" w:cs="Arial" w:eastAsia="Arial"/>
           <w:b w:val="0"/>
-          <w:color w:val="64748B"/>
-          <w:sz w:val="20"/>
+          <w:i w:val="0"/>
+          <w:color w:val="92400E"/>
+          <w:sz w:val="18"/>
         </w:rPr>
         <w:t>مراجعة مكتبية على فيديو  ·  لا تغني عن القياس والمعاينة في الموقع</w:t>
       </w:r>
@@ -21,15 +22,16 @@
     <w:p>
       <w:pPr>
         <w:bidi w:val="1"/>
-        <w:spacing w:after="40" w:before="0" w:line="276" w:lineRule="auto"/>
+        <w:spacing w:before="0" w:after="0" w:line="269" w:lineRule="auto"/>
         <w:jc w:val="center"/>
       </w:pPr>
       <w:r>
         <w:rPr>
           <w:rFonts w:ascii="Arial" w:hAnsi="Arial" w:cs="Arial" w:eastAsia="Arial"/>
           <w:b/>
+          <w:i w:val="0"/>
           <w:color w:val="0B2545"/>
-          <w:sz w:val="40"/>
+          <w:sz w:val="44"/>
         </w:rPr>
         <w:t>تقرير فحص فني</w:t>
       </w:r>
@@ -37,67 +39,102 @@
     <w:p>
       <w:pPr>
         <w:bidi w:val="1"/>
-        <w:spacing w:after="0" w:before="0" w:line="276" w:lineRule="auto"/>
+        <w:spacing w:before="0" w:after="0" w:line="269" w:lineRule="auto"/>
+        <w:jc w:val="center"/>
+      </w:pPr>
+      <w:r>
+        <w:rPr>
+          <w:rFonts w:ascii="Arial" w:hAnsi="Arial" w:cs="Arial" w:eastAsia="Arial"/>
+          <w:b/>
+          <w:i w:val="0"/>
+          <w:color w:val="1E293B"/>
+          <w:sz w:val="28"/>
+        </w:rPr>
+        <w:t>تأسيس الكهرباء داخل البلاطة قبل الصب</w:t>
+      </w:r>
+    </w:p>
+    <w:p>
+      <w:pPr>
+        <w:bidi w:val="1"/>
+        <w:spacing w:before="0" w:after="40" w:line="269" w:lineRule="auto"/>
         <w:jc w:val="center"/>
       </w:pPr>
       <w:r>
         <w:rPr>
           <w:rFonts w:ascii="Arial" w:hAnsi="Arial" w:cs="Arial" w:eastAsia="Arial"/>
           <w:b w:val="0"/>
+          <w:i w:val="0"/>
           <w:color w:val="0B2545"/>
-          <w:sz w:val="26"/>
+          <w:sz w:val="22"/>
         </w:rPr>
-        <w:t>أعمال التأسيس الكهربائي داخل البلاطة قبل الصب</w:t>
+        <w:t>دور التسوية الثاني  ·  اللوحات ELE-03 وELE-09 وELE-15 وELE-21 وELE-27</w:t>
       </w:r>
     </w:p>
     <w:p>
       <w:pPr>
-        <w:bidi w:val="1"/>
-        <w:spacing w:after="160" w:before="0" w:line="276" w:lineRule="auto"/>
+        <w:spacing w:before="0" w:after="160" w:line="259" w:lineRule="auto"/>
         <w:jc w:val="center"/>
       </w:pPr>
       <w:r>
         <w:rPr>
           <w:rFonts w:ascii="Arial" w:hAnsi="Arial" w:cs="Arial" w:eastAsia="Arial"/>
           <w:b w:val="0"/>
-          <w:color w:val="0B2545"/>
-          <w:sz w:val="26"/>
+          <w:i/>
+          <w:color w:val="475569"/>
+          <w:sz w:val="18"/>
         </w:rPr>
-        <w:t>ومدى مطابقتها لأنظمة دور التسوية الثاني</w:t>
+        <w:t>Technical inspection report — nonconformance. Embedded electrical installations before concrete placement. Second basement (N-B2 / EM-B2).</w:t>
       </w:r>
     </w:p>
     <w:tbl>
       <w:tblPr>
-        <w:tblStyle w:val="TableGrid"/>
-        <w:tblW w:type="auto" w:w="0"/>
+        <w:tblW w:type="dxa" w:w="10319"/>
         <w:jc w:val="center"/>
+        <w:tblLayout w:type="fixed"/>
         <w:tblLook w:firstColumn="1" w:firstRow="1" w:lastColumn="0" w:lastRow="0" w:noHBand="0" w:noVBand="1" w:val="04A0"/>
         <w:bidiVisual w:val="1"/>
+        <w:tblBorders>
+          <w:top w:val="single" w:sz="4" w:space="0" w:color="D6D1C7"/>
+          <w:left w:val="single" w:sz="4" w:space="0" w:color="D6D1C7"/>
+          <w:bottom w:val="single" w:sz="4" w:space="0" w:color="D6D1C7"/>
+          <w:right w:val="single" w:sz="4" w:space="0" w:color="D6D1C7"/>
+          <w:insideH w:val="single" w:sz="4" w:space="0" w:color="D6D1C7"/>
+          <w:insideV w:val="single" w:sz="4" w:space="0" w:color="D6D1C7"/>
+        </w:tblBorders>
       </w:tblPr>
       <w:tblGrid>
-        <w:gridCol w:w="5159"/>
-        <w:gridCol w:w="5159"/>
+        <w:gridCol w:w="2041"/>
+        <w:gridCol w:w="8278"/>
       </w:tblGrid>
       <w:tr>
+        <w:trPr>
+          <w:tblHeader/>
+        </w:trPr>
         <w:tc>
           <w:tcPr>
-            <w:tcW w:type="dxa" w:w="2381"/>
-            <w:shd w:fill="0B2545" w:val="clear"/>
+            <w:tcW w:type="dxa" w:w="2041"/>
+            <w:shd w:val="clear" w:color="auto" w:fill="0B2545"/>
+            <w:tcMar>
+              <w:top w:w="60" w:type="dxa"/>
+              <w:left w:w="60" w:type="dxa"/>
+              <w:bottom w:w="60" w:type="dxa"/>
+              <w:right w:w="60" w:type="dxa"/>
+            </w:tcMar>
             <w:vAlign w:val="center"/>
           </w:tcPr>
           <w:p>
             <w:pPr>
               <w:bidi w:val="1"/>
-              <w:spacing w:after="20" w:before="20"/>
+              <w:spacing w:before="0" w:after="0" w:line="269" w:lineRule="auto"/>
               <w:jc w:val="center"/>
             </w:pPr>
-            <w:r/>
             <w:r>
               <w:rPr>
                 <w:rFonts w:ascii="Arial" w:hAnsi="Arial" w:cs="Arial" w:eastAsia="Arial"/>
                 <w:b/>
+                <w:i w:val="0"/>
                 <w:color w:val="FFFFFF"/>
-                <w:sz w:val="18"/>
+                <w:sz w:val="19"/>
               </w:rPr>
               <w:t>البيان</w:t>
             </w:r>
@@ -105,23 +142,29 @@
         </w:tc>
         <w:tc>
           <w:tcPr>
-            <w:tcW w:type="dxa" w:w="7937"/>
-            <w:shd w:fill="0B2545" w:val="clear"/>
+            <w:tcW w:type="dxa" w:w="8278"/>
+            <w:shd w:val="clear" w:color="auto" w:fill="0B2545"/>
+            <w:tcMar>
+              <w:top w:w="60" w:type="dxa"/>
+              <w:left w:w="60" w:type="dxa"/>
+              <w:bottom w:w="60" w:type="dxa"/>
+              <w:right w:w="60" w:type="dxa"/>
+            </w:tcMar>
             <w:vAlign w:val="center"/>
           </w:tcPr>
           <w:p>
             <w:pPr>
               <w:bidi w:val="1"/>
-              <w:spacing w:after="20" w:before="20"/>
+              <w:spacing w:before="0" w:after="0" w:line="269" w:lineRule="auto"/>
               <w:jc w:val="center"/>
             </w:pPr>
-            <w:r/>
             <w:r>
               <w:rPr>
                 <w:rFonts w:ascii="Arial" w:hAnsi="Arial" w:cs="Arial" w:eastAsia="Arial"/>
                 <w:b/>
+                <w:i w:val="0"/>
                 <w:color w:val="FFFFFF"/>
-                <w:sz w:val="18"/>
+                <w:sz w:val="19"/>
               </w:rPr>
               <w:t>القيمة</w:t>
             </w:r>
@@ -131,23 +174,27 @@
       <w:tr>
         <w:tc>
           <w:tcPr>
-            <w:tcW w:type="dxa" w:w="2381"/>
-            <w:shd w:fill="F8FAFC" w:val="clear"/>
+            <w:tcW w:type="dxa" w:w="2041"/>
+            <w:tcMar>
+              <w:top w:w="60" w:type="dxa"/>
+              <w:left w:w="60" w:type="dxa"/>
+              <w:bottom w:w="60" w:type="dxa"/>
+              <w:right w:w="60" w:type="dxa"/>
+            </w:tcMar>
             <w:vAlign w:val="center"/>
           </w:tcPr>
           <w:p>
             <w:pPr>
               <w:bidi w:val="1"/>
-              <w:spacing w:after="20" w:before="20"/>
+              <w:spacing w:before="0" w:after="0" w:line="269" w:lineRule="auto"/>
               <w:jc w:val="right"/>
             </w:pPr>
-            <w:r/>
             <w:r>
               <w:rPr>
                 <w:rFonts w:ascii="Arial" w:hAnsi="Arial" w:cs="Arial" w:eastAsia="Arial"/>
-                <w:b/>
-                <w:color w:val="1F2937"/>
-                <w:sz w:val="16"/>
+                <w:i w:val="0"/>
+                <w:color w:val="1E293B"/>
+                <w:sz w:val="18"/>
               </w:rPr>
               <w:t>المشروع</w:t>
             </w:r>
@@ -155,23 +202,27 @@
         </w:tc>
         <w:tc>
           <w:tcPr>
-            <w:tcW w:type="dxa" w:w="7937"/>
-            <w:shd w:fill="F8FAFC" w:val="clear"/>
+            <w:tcW w:type="dxa" w:w="8278"/>
+            <w:tcMar>
+              <w:top w:w="60" w:type="dxa"/>
+              <w:left w:w="60" w:type="dxa"/>
+              <w:bottom w:w="60" w:type="dxa"/>
+              <w:right w:w="60" w:type="dxa"/>
+            </w:tcMar>
             <w:vAlign w:val="center"/>
           </w:tcPr>
           <w:p>
             <w:pPr>
               <w:bidi w:val="1"/>
-              <w:spacing w:after="20" w:before="20"/>
+              <w:spacing w:before="0" w:after="0" w:line="269" w:lineRule="auto"/>
               <w:jc w:val="right"/>
             </w:pPr>
-            <w:r/>
             <w:r>
               <w:rPr>
                 <w:rFonts w:ascii="Arial" w:hAnsi="Arial" w:cs="Arial" w:eastAsia="Arial"/>
-                <w:b w:val="0"/>
-                <w:color w:val="1F2937"/>
-                <w:sz w:val="16"/>
+                <w:i w:val="0"/>
+                <w:color w:val="1E293B"/>
+                <w:sz w:val="18"/>
               </w:rPr>
               <w:t>حسن زاهر علي البارقي — أعمال الكهرباء (حسب اسم ملف المخطط)</w:t>
             </w:r>
@@ -181,23 +232,28 @@
       <w:tr>
         <w:tc>
           <w:tcPr>
-            <w:tcW w:type="dxa" w:w="2381"/>
-            <w:shd w:fill="FFFFFF" w:val="clear"/>
+            <w:tcW w:type="dxa" w:w="2041"/>
+            <w:tcMar>
+              <w:top w:w="60" w:type="dxa"/>
+              <w:left w:w="60" w:type="dxa"/>
+              <w:bottom w:w="60" w:type="dxa"/>
+              <w:right w:w="60" w:type="dxa"/>
+            </w:tcMar>
             <w:vAlign w:val="center"/>
+            <w:shd w:val="clear" w:color="auto" w:fill="F7F4EE"/>
           </w:tcPr>
           <w:p>
             <w:pPr>
               <w:bidi w:val="1"/>
-              <w:spacing w:after="20" w:before="20"/>
+              <w:spacing w:before="0" w:after="0" w:line="269" w:lineRule="auto"/>
               <w:jc w:val="right"/>
             </w:pPr>
-            <w:r/>
             <w:r>
               <w:rPr>
                 <w:rFonts w:ascii="Arial" w:hAnsi="Arial" w:cs="Arial" w:eastAsia="Arial"/>
-                <w:b/>
-                <w:color w:val="1F2937"/>
-                <w:sz w:val="16"/>
+                <w:i w:val="0"/>
+                <w:color w:val="1E293B"/>
+                <w:sz w:val="18"/>
               </w:rPr>
               <w:t>مرجع المخطط</w:t>
             </w:r>
@@ -205,25 +261,30 @@
         </w:tc>
         <w:tc>
           <w:tcPr>
-            <w:tcW w:type="dxa" w:w="7937"/>
-            <w:shd w:fill="FFFFFF" w:val="clear"/>
+            <w:tcW w:type="dxa" w:w="8278"/>
+            <w:tcMar>
+              <w:top w:w="60" w:type="dxa"/>
+              <w:left w:w="60" w:type="dxa"/>
+              <w:bottom w:w="60" w:type="dxa"/>
+              <w:right w:w="60" w:type="dxa"/>
+            </w:tcMar>
             <w:vAlign w:val="center"/>
+            <w:shd w:val="clear" w:color="auto" w:fill="F7F4EE"/>
           </w:tcPr>
           <w:p>
             <w:pPr>
               <w:bidi w:val="1"/>
-              <w:spacing w:after="20" w:before="20"/>
+              <w:spacing w:before="0" w:after="0" w:line="269" w:lineRule="auto"/>
               <w:jc w:val="right"/>
             </w:pPr>
-            <w:r/>
             <w:r>
               <w:rPr>
                 <w:rFonts w:ascii="Arial" w:hAnsi="Arial" w:cs="Arial" w:eastAsia="Arial"/>
-                <w:b w:val="0"/>
-                <w:color w:val="1F2937"/>
-                <w:sz w:val="16"/>
+                <w:i w:val="0"/>
+                <w:color w:val="1E293B"/>
+                <w:sz w:val="18"/>
               </w:rPr>
-              <w:t>ملف DWG واحد، أوتوكاد 2018 (AC1032). لا توجد نسخة PDF مختومة مع المرفقات</w:t>
+              <w:t>ملف DWG واحد، AutoCAD 2018 (AC1032). لا توجد نسخة PDF مختومة مع المرفقات</w:t>
             </w:r>
           </w:p>
         </w:tc>
@@ -231,23 +292,27 @@
       <w:tr>
         <w:tc>
           <w:tcPr>
-            <w:tcW w:type="dxa" w:w="2381"/>
-            <w:shd w:fill="F8FAFC" w:val="clear"/>
+            <w:tcW w:type="dxa" w:w="2041"/>
+            <w:tcMar>
+              <w:top w:w="60" w:type="dxa"/>
+              <w:left w:w="60" w:type="dxa"/>
+              <w:bottom w:w="60" w:type="dxa"/>
+              <w:right w:w="60" w:type="dxa"/>
+            </w:tcMar>
             <w:vAlign w:val="center"/>
           </w:tcPr>
           <w:p>
             <w:pPr>
               <w:bidi w:val="1"/>
-              <w:spacing w:after="20" w:before="20"/>
+              <w:spacing w:before="0" w:after="0" w:line="269" w:lineRule="auto"/>
               <w:jc w:val="right"/>
             </w:pPr>
-            <w:r/>
             <w:r>
               <w:rPr>
                 <w:rFonts w:ascii="Arial" w:hAnsi="Arial" w:cs="Arial" w:eastAsia="Arial"/>
-                <w:b/>
-                <w:color w:val="1F2937"/>
-                <w:sz w:val="16"/>
+                <w:i w:val="0"/>
+                <w:color w:val="1E293B"/>
+                <w:sz w:val="18"/>
               </w:rPr>
               <w:t>لوحات الدور</w:t>
             </w:r>
@@ -255,25 +320,29 @@
         </w:tc>
         <w:tc>
           <w:tcPr>
-            <w:tcW w:type="dxa" w:w="7937"/>
-            <w:shd w:fill="F8FAFC" w:val="clear"/>
+            <w:tcW w:type="dxa" w:w="8278"/>
+            <w:tcMar>
+              <w:top w:w="60" w:type="dxa"/>
+              <w:left w:w="60" w:type="dxa"/>
+              <w:bottom w:w="60" w:type="dxa"/>
+              <w:right w:w="60" w:type="dxa"/>
+            </w:tcMar>
             <w:vAlign w:val="center"/>
           </w:tcPr>
           <w:p>
             <w:pPr>
               <w:bidi w:val="1"/>
-              <w:spacing w:after="20" w:before="20"/>
+              <w:spacing w:before="0" w:after="0" w:line="269" w:lineRule="auto"/>
               <w:jc w:val="right"/>
             </w:pPr>
-            <w:r/>
             <w:r>
               <w:rPr>
                 <w:rFonts w:ascii="Arial" w:hAnsi="Arial" w:cs="Arial" w:eastAsia="Arial"/>
-                <w:b w:val="0"/>
-                <w:color w:val="1F2937"/>
-                <w:sz w:val="16"/>
+                <w:i w:val="0"/>
+                <w:color w:val="1E293B"/>
+                <w:sz w:val="18"/>
               </w:rPr>
-              <w:t>ELE-03 إنارة، ELE-09 مآخذ، ELE-15 ميكانيكا، ELE-21 مسار كابلات، ELE-27 تيار خفيف</w:t>
+              <w:t>ELE-03 إنارة، ELE-09 مآخذ، ELE-15 تغذية ميكانيكية، ELE-21 مسار كابلات، ELE-27 تيار خفيف</w:t>
             </w:r>
           </w:p>
         </w:tc>
@@ -281,47 +350,57 @@
       <w:tr>
         <w:tc>
           <w:tcPr>
-            <w:tcW w:type="dxa" w:w="2381"/>
-            <w:shd w:fill="FFFFFF" w:val="clear"/>
+            <w:tcW w:type="dxa" w:w="2041"/>
+            <w:tcMar>
+              <w:top w:w="60" w:type="dxa"/>
+              <w:left w:w="60" w:type="dxa"/>
+              <w:bottom w:w="60" w:type="dxa"/>
+              <w:right w:w="60" w:type="dxa"/>
+            </w:tcMar>
             <w:vAlign w:val="center"/>
+            <w:shd w:val="clear" w:color="auto" w:fill="F7F4EE"/>
           </w:tcPr>
           <w:p>
             <w:pPr>
               <w:bidi w:val="1"/>
-              <w:spacing w:after="20" w:before="20"/>
+              <w:spacing w:before="0" w:after="0" w:line="269" w:lineRule="auto"/>
               <w:jc w:val="right"/>
             </w:pPr>
-            <w:r/>
             <w:r>
               <w:rPr>
                 <w:rFonts w:ascii="Arial" w:hAnsi="Arial" w:cs="Arial" w:eastAsia="Arial"/>
-                <w:b/>
-                <w:color w:val="1F2937"/>
-                <w:sz w:val="16"/>
+                <w:i w:val="0"/>
+                <w:color w:val="1E293B"/>
+                <w:sz w:val="18"/>
               </w:rPr>
-              <w:t>مادة الموقع</w:t>
+              <w:t>مادة الفحص</w:t>
             </w:r>
           </w:p>
         </w:tc>
         <w:tc>
           <w:tcPr>
-            <w:tcW w:type="dxa" w:w="7937"/>
-            <w:shd w:fill="FFFFFF" w:val="clear"/>
+            <w:tcW w:type="dxa" w:w="8278"/>
+            <w:tcMar>
+              <w:top w:w="60" w:type="dxa"/>
+              <w:left w:w="60" w:type="dxa"/>
+              <w:bottom w:w="60" w:type="dxa"/>
+              <w:right w:w="60" w:type="dxa"/>
+            </w:tcMar>
             <w:vAlign w:val="center"/>
+            <w:shd w:val="clear" w:color="auto" w:fill="F7F4EE"/>
           </w:tcPr>
           <w:p>
             <w:pPr>
               <w:bidi w:val="1"/>
-              <w:spacing w:after="20" w:before="20"/>
+              <w:spacing w:before="0" w:after="0" w:line="269" w:lineRule="auto"/>
               <w:jc w:val="right"/>
             </w:pPr>
-            <w:r/>
             <w:r>
               <w:rPr>
                 <w:rFonts w:ascii="Arial" w:hAnsi="Arial" w:cs="Arial" w:eastAsia="Arial"/>
-                <w:b w:val="0"/>
-                <w:color w:val="1F2937"/>
-                <w:sz w:val="16"/>
+                <w:i w:val="0"/>
+                <w:color w:val="1E293B"/>
+                <w:sz w:val="18"/>
               </w:rPr>
               <w:t>فيديوهان بتاريخ 20 أكتوبر 2026 (35 ثانية و114 ثانية)</w:t>
             </w:r>
@@ -331,23 +410,27 @@
       <w:tr>
         <w:tc>
           <w:tcPr>
-            <w:tcW w:type="dxa" w:w="2381"/>
-            <w:shd w:fill="F8FAFC" w:val="clear"/>
+            <w:tcW w:type="dxa" w:w="2041"/>
+            <w:tcMar>
+              <w:top w:w="60" w:type="dxa"/>
+              <w:left w:w="60" w:type="dxa"/>
+              <w:bottom w:w="60" w:type="dxa"/>
+              <w:right w:w="60" w:type="dxa"/>
+            </w:tcMar>
             <w:vAlign w:val="center"/>
           </w:tcPr>
           <w:p>
             <w:pPr>
               <w:bidi w:val="1"/>
-              <w:spacing w:after="20" w:before="20"/>
+              <w:spacing w:before="0" w:after="0" w:line="269" w:lineRule="auto"/>
               <w:jc w:val="right"/>
             </w:pPr>
-            <w:r/>
             <w:r>
               <w:rPr>
                 <w:rFonts w:ascii="Arial" w:hAnsi="Arial" w:cs="Arial" w:eastAsia="Arial"/>
-                <w:b/>
-                <w:color w:val="1F2937"/>
-                <w:sz w:val="16"/>
+                <w:i w:val="0"/>
+                <w:color w:val="1E293B"/>
+                <w:sz w:val="18"/>
               </w:rPr>
               <w:t>تاريخ التقرير</w:t>
             </w:r>
@@ -355,23 +438,27 @@
         </w:tc>
         <w:tc>
           <w:tcPr>
-            <w:tcW w:type="dxa" w:w="7937"/>
-            <w:shd w:fill="F8FAFC" w:val="clear"/>
+            <w:tcW w:type="dxa" w:w="8278"/>
+            <w:tcMar>
+              <w:top w:w="60" w:type="dxa"/>
+              <w:left w:w="60" w:type="dxa"/>
+              <w:bottom w:w="60" w:type="dxa"/>
+              <w:right w:w="60" w:type="dxa"/>
+            </w:tcMar>
             <w:vAlign w:val="center"/>
           </w:tcPr>
           <w:p>
             <w:pPr>
               <w:bidi w:val="1"/>
-              <w:spacing w:after="20" w:before="20"/>
+              <w:spacing w:before="0" w:after="0" w:line="269" w:lineRule="auto"/>
               <w:jc w:val="right"/>
             </w:pPr>
-            <w:r/>
             <w:r>
               <w:rPr>
                 <w:rFonts w:ascii="Arial" w:hAnsi="Arial" w:cs="Arial" w:eastAsia="Arial"/>
-                <w:b w:val="0"/>
-                <w:color w:val="1F2937"/>
-                <w:sz w:val="16"/>
+                <w:i w:val="0"/>
+                <w:color w:val="1E293B"/>
+                <w:sz w:val="18"/>
               </w:rPr>
               <w:t>21 أكتوبر 2026</w:t>
             </w:r>
@@ -381,23 +468,28 @@
       <w:tr>
         <w:tc>
           <w:tcPr>
-            <w:tcW w:type="dxa" w:w="2381"/>
-            <w:shd w:fill="FFFFFF" w:val="clear"/>
+            <w:tcW w:type="dxa" w:w="2041"/>
+            <w:tcMar>
+              <w:top w:w="60" w:type="dxa"/>
+              <w:left w:w="60" w:type="dxa"/>
+              <w:bottom w:w="60" w:type="dxa"/>
+              <w:right w:w="60" w:type="dxa"/>
+            </w:tcMar>
             <w:vAlign w:val="center"/>
+            <w:shd w:val="clear" w:color="auto" w:fill="F7F4EE"/>
           </w:tcPr>
           <w:p>
             <w:pPr>
               <w:bidi w:val="1"/>
-              <w:spacing w:after="20" w:before="20"/>
+              <w:spacing w:before="0" w:after="0" w:line="269" w:lineRule="auto"/>
               <w:jc w:val="right"/>
             </w:pPr>
-            <w:r/>
             <w:r>
               <w:rPr>
                 <w:rFonts w:ascii="Arial" w:hAnsi="Arial" w:cs="Arial" w:eastAsia="Arial"/>
-                <w:b/>
-                <w:color w:val="1F2937"/>
-                <w:sz w:val="16"/>
+                <w:i w:val="0"/>
+                <w:color w:val="1E293B"/>
+                <w:sz w:val="18"/>
               </w:rPr>
               <w:t>طبيعة المستند</w:t>
             </w:r>
@@ -405,25 +497,30 @@
         </w:tc>
         <w:tc>
           <w:tcPr>
-            <w:tcW w:type="dxa" w:w="7937"/>
-            <w:shd w:fill="FFFFFF" w:val="clear"/>
+            <w:tcW w:type="dxa" w:w="8278"/>
+            <w:tcMar>
+              <w:top w:w="60" w:type="dxa"/>
+              <w:left w:w="60" w:type="dxa"/>
+              <w:bottom w:w="60" w:type="dxa"/>
+              <w:right w:w="60" w:type="dxa"/>
+            </w:tcMar>
             <w:vAlign w:val="center"/>
+            <w:shd w:val="clear" w:color="auto" w:fill="F7F4EE"/>
           </w:tcPr>
           <w:p>
             <w:pPr>
               <w:bidi w:val="1"/>
-              <w:spacing w:after="20" w:before="20"/>
+              <w:spacing w:before="0" w:after="0" w:line="269" w:lineRule="auto"/>
               <w:jc w:val="right"/>
             </w:pPr>
-            <w:r/>
             <w:r>
               <w:rPr>
                 <w:rFonts w:ascii="Arial" w:hAnsi="Arial" w:cs="Arial" w:eastAsia="Arial"/>
-                <w:b w:val="0"/>
-                <w:color w:val="1F2937"/>
-                <w:sz w:val="16"/>
+                <w:i w:val="0"/>
+                <w:color w:val="1E293B"/>
+                <w:sz w:val="18"/>
               </w:rPr>
-              <w:t>فحص عدم مطابقة ووقف صب — ليس محضر استلام ولا اعتماد تنفيذ</w:t>
+              <w:t>فحص عدم مطابقة ووقف صب. ليس محضر استلام ولا اعتماد تنفيذ</w:t>
             </w:r>
           </w:p>
         </w:tc>
@@ -432,148 +529,243 @@
     <w:p>
       <w:pPr>
         <w:bidi w:val="1"/>
-        <w:spacing w:after="120" w:before="0" w:line="276" w:lineRule="auto"/>
+        <w:spacing w:before="0" w:after="40" w:line="269" w:lineRule="auto"/>
         <w:jc w:val="right"/>
+      </w:pPr>
+    </w:p>
+    <w:tbl>
+      <w:tblPr>
+        <w:tblW w:type="dxa" w:w="10319"/>
+        <w:jc w:val="center"/>
+        <w:tblLayout w:type="fixed"/>
+        <w:tblLook w:firstColumn="1" w:firstRow="1" w:lastColumn="0" w:lastRow="0" w:noHBand="0" w:noVBand="1" w:val="04A0"/>
+        <w:bidiVisual w:val="1"/>
+        <w:tblBorders>
+          <w:top w:val="single" w:sz="8" w:space="0" w:color="991B1B"/>
+          <w:left w:val="single" w:sz="8" w:space="0" w:color="991B1B"/>
+          <w:bottom w:val="single" w:sz="8" w:space="0" w:color="991B1B"/>
+          <w:right w:val="single" w:sz="8" w:space="0" w:color="991B1B"/>
+          <w:insideH w:val="single" w:sz="8" w:space="0" w:color="991B1B"/>
+          <w:insideV w:val="single" w:sz="8" w:space="0" w:color="991B1B"/>
+        </w:tblBorders>
+      </w:tblPr>
+      <w:tblGrid>
+        <w:gridCol w:w="10319"/>
+      </w:tblGrid>
+      <w:tr>
+        <w:tc>
+          <w:tcPr>
+            <w:tcW w:type="dxa" w:w="10319"/>
+            <w:shd w:val="clear" w:color="auto" w:fill="FDECEC"/>
+            <w:tcMar>
+              <w:top w:w="80" w:type="dxa"/>
+              <w:left w:w="80" w:type="dxa"/>
+              <w:bottom w:w="80" w:type="dxa"/>
+              <w:right w:w="80" w:type="dxa"/>
+            </w:tcMar>
+          </w:tcPr>
+          <w:p>
+            <w:pPr>
+              <w:bidi w:val="1"/>
+              <w:spacing w:before="0" w:after="0" w:line="269" w:lineRule="auto"/>
+              <w:jc w:val="right"/>
+            </w:pPr>
+            <w:r>
+              <w:rPr>
+                <w:rFonts w:ascii="Arial" w:hAnsi="Arial" w:cs="Arial" w:eastAsia="Arial"/>
+                <w:b/>
+                <w:i w:val="0"/>
+                <w:color w:val="991B1B"/>
+                <w:sz w:val="22"/>
+              </w:rPr>
+              <w:t>القرار: الأعمال الظاهرة غير مطابقة للوحات دور التسوية الثاني. يُوقف الصب في المسطحات المصوّرة حتى إغلاق الملاحظات كتابياً. الشرح الشفهي في الفيديو لا يُعدّ تسليماً فنياً، والصب قبله إخفاءٌ لأعمال غير معتمدة، ولا يُنشئ للمقاول حقاً.</w:t>
+            </w:r>
+          </w:p>
+        </w:tc>
+      </w:tr>
+    </w:tbl>
+    <w:p>
+      <w:pPr>
+        <w:bidi w:val="1"/>
+        <w:spacing w:before="0" w:after="40" w:line="269" w:lineRule="auto"/>
+        <w:jc w:val="right"/>
+      </w:pPr>
+    </w:p>
+    <w:p>
+      <w:pPr>
+        <w:bidi w:val="1"/>
+        <w:spacing w:before="240" w:after="80" w:line="269" w:lineRule="auto"/>
+        <w:jc w:val="right"/>
+        <w:pBdr>
+          <w:bottom w:val="single" w:sz="8" w:space="1" w:color="0B2545"/>
+        </w:pBdr>
       </w:pPr>
       <w:r>
         <w:rPr>
           <w:rFonts w:ascii="Arial" w:hAnsi="Arial" w:cs="Arial" w:eastAsia="Arial"/>
           <w:b/>
-          <w:color w:val="991B1B"/>
-          <w:sz w:val="24"/>
+          <w:i w:val="0"/>
+          <w:color w:val="0B2545"/>
+          <w:sz w:val="26"/>
         </w:rPr>
-        <w:t>القرار: الأعمال الظاهرة غير مطابقة للوحات دور التسوية الثاني، ويُوقف الصب في المسطحات المصوَّرة إلى حين إغلاق الملاحظات كتابياً. والشرح الشفهي في الفيديو لا يُعدّ تسليماً فنياً، والصب قبله إخفاءٌ لأعمال غير معتمدة، ولا يُرتّب للمقاول أي حق.</w:t>
+        <w:t>1. نطاق المراجعة</w:t>
       </w:r>
     </w:p>
     <w:p>
       <w:pPr>
         <w:bidi w:val="1"/>
-        <w:spacing w:before="240" w:after="120"/>
-        <w:jc w:val="right"/>
-      </w:pPr>
-      <w:r>
-        <w:rPr>
-          <w:rFonts w:ascii="Arial" w:hAnsi="Arial" w:cs="Arial" w:eastAsia="Arial"/>
-          <w:b/>
-          <w:color w:val="0B2545"/>
-          <w:sz w:val="28"/>
-        </w:rPr>
-        <w:t>1. حدود المراجعة</w:t>
-      </w:r>
-    </w:p>
-    <w:p>
-      <w:pPr>
-        <w:bidi w:val="1"/>
-        <w:spacing w:after="120" w:before="0" w:line="276" w:lineRule="auto"/>
+        <w:spacing w:before="0" w:after="120" w:line="269" w:lineRule="auto"/>
         <w:jc w:val="right"/>
       </w:pPr>
       <w:r>
         <w:rPr>
           <w:rFonts w:ascii="Arial" w:hAnsi="Arial" w:cs="Arial" w:eastAsia="Arial"/>
           <w:b w:val="0"/>
-          <w:color w:val="1F2937"/>
-          <w:sz w:val="24"/>
+          <w:i w:val="0"/>
+          <w:color w:val="1E293B"/>
+          <w:sz w:val="22"/>
         </w:rPr>
-        <w:t>رُوجع ملف الكهرباء الأصلي بعد تحويله من صيغة DWG، ورُوجع التسجيلان لقطةً بلقطة مع تفريغ الكلام. اعتُمد محتوى الملف: أرقام اللوحات، وأسماء الدوائر، وعروض الحوامل، وتفاصيل المواسير والتأريض.</w:t>
+        <w:t>رُوجع ملف الكهرباء بعد تحويله من صيغة DWG، ورُوجع التسجيلان لقطةً بلقطة مع تفريغ الكلام. اعتُمد من الملف: أرقام اللوحات، وأسماء الدوائر، وعروض الحوامل، وتفاصيل المواسير والتأريض.</w:t>
       </w:r>
     </w:p>
     <w:p>
       <w:pPr>
         <w:bidi w:val="1"/>
-        <w:spacing w:after="120" w:before="0" w:line="276" w:lineRule="auto"/>
+        <w:spacing w:before="0" w:after="120" w:line="269" w:lineRule="auto"/>
         <w:jc w:val="right"/>
       </w:pPr>
       <w:r>
         <w:rPr>
           <w:rFonts w:ascii="Arial" w:hAnsi="Arial" w:cs="Arial" w:eastAsia="Arial"/>
           <w:b w:val="0"/>
-          <w:color w:val="1F2937"/>
-          <w:sz w:val="24"/>
+          <w:i w:val="0"/>
+          <w:color w:val="1E293B"/>
+          <w:sz w:val="22"/>
         </w:rPr>
-        <w:t>هذه مراجعة مكتبية على فيديو جوّال. لا تُقاس منها الأقطار بالمليمتر، ولا منسوب 1.80 م المذكور شفهياً، ولا عدد السليفات عند غرفة المحول. وما لم يُقس في الموقع كُتب بوصفه ادّعاءً للموقع أو تقديراً بصرياً.</w:t>
+        <w:t>لا يُقاس من الفيديو قطر بالمليمتر، ولا منسوب 1.80 m المذكور شفهياً، ولا عدد السليفات عند غرفة المحول. ما لم يُقس في الموقع كُتب بوصفه ادّعاءً شفهياً أو تقديراً بصرياً.</w:t>
       </w:r>
     </w:p>
     <w:p>
       <w:pPr>
         <w:bidi w:val="1"/>
-        <w:spacing w:after="120" w:before="0" w:line="276" w:lineRule="auto"/>
+        <w:spacing w:before="0" w:after="40" w:line="269" w:lineRule="auto"/>
         <w:jc w:val="right"/>
       </w:pPr>
       <w:r>
         <w:rPr>
           <w:rFonts w:ascii="Arial" w:hAnsi="Arial" w:cs="Arial" w:eastAsia="Arial"/>
           <w:b w:val="0"/>
-          <w:color w:val="1F2937"/>
-          <w:sz w:val="24"/>
+          <w:i w:val="0"/>
+          <w:color w:val="1E293B"/>
+          <w:sz w:val="22"/>
         </w:rPr>
-        <w:t>العناوين العربية داخل الملف مكتوبة بخط أوتوكاد غير قياسي (SHX)، فلا تُقرأ نصاً. وقد حُددت وظيفة كل لوحة من رقمها ومحتواها الإنجليزي. والمقصود بعبارة «فوق السطح» هو سطح البلاطة الجاري صبّها، لا سطح المبنى (مستوى N-RO).</w:t>
+        <w:t>عناوين الملف العربية بخط AutoCAD من نوع SHX، فلا تُقرأ نصاً. حُددت وظيفة كل لوحة من رقمها ومحتواها الإنجليزي. والمقصود بـ«فوق السطح» سطح البلاطة الجاري صبّها، لا سطح المبنى (المستوى N-RO).</w:t>
       </w:r>
     </w:p>
     <w:p>
       <w:pPr>
         <w:bidi w:val="1"/>
-        <w:spacing w:before="240" w:after="120"/>
+        <w:spacing w:before="240" w:after="80" w:line="269" w:lineRule="auto"/>
         <w:jc w:val="right"/>
+        <w:pBdr>
+          <w:bottom w:val="single" w:sz="8" w:space="1" w:color="0B2545"/>
+        </w:pBdr>
       </w:pPr>
       <w:r>
         <w:rPr>
           <w:rFonts w:ascii="Arial" w:hAnsi="Arial" w:cs="Arial" w:eastAsia="Arial"/>
           <w:b/>
+          <w:i w:val="0"/>
           <w:color w:val="0B2545"/>
-          <w:sz w:val="28"/>
+          <w:sz w:val="26"/>
         </w:rPr>
-        <w:t>2. لوحات دور التسوية الثاني</w:t>
+        <w:t>2. اللوحات المعتمدة لدور التسوية الثاني</w:t>
       </w:r>
     </w:p>
     <w:p>
       <w:pPr>
         <w:bidi w:val="1"/>
-        <w:spacing w:after="120" w:before="0" w:line="276" w:lineRule="auto"/>
+        <w:spacing w:before="0" w:after="120" w:line="269" w:lineRule="auto"/>
         <w:jc w:val="right"/>
       </w:pPr>
       <w:r>
         <w:rPr>
           <w:rFonts w:ascii="Arial" w:hAnsi="Arial" w:cs="Arial" w:eastAsia="Arial"/>
           <w:b w:val="0"/>
-          <w:color w:val="1F2937"/>
-          <w:sz w:val="24"/>
+          <w:i w:val="0"/>
+          <w:color w:val="1E293B"/>
+          <w:sz w:val="22"/>
         </w:rPr>
-        <w:t>اللوحات مصفوفة من اليمين إلى اليسار. عمود المستوى الذي تحمل دوائره الرمز N-B2 وEM-B2، وينتهي عنوانه بالرقم 2، هو دور التسوية الثاني.</w:t>
+        <w:t>اللوحات مصفوفة من اليمين إلى اليسار. يُعرَف دور التسوية الثاني من عمود المستوى الذي تحمل دوائره الرمزين N-B2 وEM-B2، وينتهي عنوانه بالرقم 2.</w:t>
+      </w:r>
+    </w:p>
+    <w:p>
+      <w:pPr>
+        <w:bidi w:val="1"/>
+        <w:spacing w:before="0" w:after="80" w:line="269" w:lineRule="auto"/>
+        <w:jc w:val="right"/>
+      </w:pPr>
+      <w:r>
+        <w:rPr>
+          <w:rFonts w:ascii="Arial" w:hAnsi="Arial" w:cs="Arial" w:eastAsia="Arial"/>
+          <w:b w:val="0"/>
+          <w:i w:val="0"/>
+          <w:color w:val="475569"/>
+          <w:sz w:val="20"/>
+        </w:rPr>
+        <w:t>تبقى الرموز الإنجليزية كما وردت في المخطط: N-B2 المستوى العادي، EM-B2 مستوى الطوارئ، MDP لوحة التوزيع الرئيسة، EMDP لوحة الطوارئ، FCU وحدة الملف والمروحة، IP65 درجة الحماية، MDB لوحة التوزيع الرئيسة بحسب ادّعاء الموقع.</w:t>
       </w:r>
     </w:p>
     <w:tbl>
       <w:tblPr>
-        <w:tblStyle w:val="TableGrid"/>
-        <w:tblW w:type="auto" w:w="0"/>
+        <w:tblW w:type="dxa" w:w="10319"/>
         <w:jc w:val="center"/>
+        <w:tblLayout w:type="fixed"/>
         <w:tblLook w:firstColumn="1" w:firstRow="1" w:lastColumn="0" w:lastRow="0" w:noHBand="0" w:noVBand="1" w:val="04A0"/>
         <w:bidiVisual w:val="1"/>
+        <w:tblBorders>
+          <w:top w:val="single" w:sz="4" w:space="0" w:color="D6D1C7"/>
+          <w:left w:val="single" w:sz="4" w:space="0" w:color="D6D1C7"/>
+          <w:bottom w:val="single" w:sz="4" w:space="0" w:color="D6D1C7"/>
+          <w:right w:val="single" w:sz="4" w:space="0" w:color="D6D1C7"/>
+          <w:insideH w:val="single" w:sz="4" w:space="0" w:color="D6D1C7"/>
+          <w:insideV w:val="single" w:sz="4" w:space="0" w:color="D6D1C7"/>
+        </w:tblBorders>
       </w:tblPr>
       <w:tblGrid>
-        <w:gridCol w:w="3439"/>
-        <w:gridCol w:w="3439"/>
-        <w:gridCol w:w="3439"/>
+        <w:gridCol w:w="1360"/>
+        <w:gridCol w:w="2041"/>
+        <w:gridCol w:w="6917"/>
       </w:tblGrid>
       <w:tr>
+        <w:trPr>
+          <w:tblHeader/>
+        </w:trPr>
         <w:tc>
           <w:tcPr>
-            <w:tcW w:type="dxa" w:w="1474"/>
-            <w:shd w:fill="0B2545" w:val="clear"/>
+            <w:tcW w:type="dxa" w:w="1360"/>
+            <w:shd w:val="clear" w:color="auto" w:fill="0B2545"/>
+            <w:tcMar>
+              <w:top w:w="60" w:type="dxa"/>
+              <w:left w:w="60" w:type="dxa"/>
+              <w:bottom w:w="60" w:type="dxa"/>
+              <w:right w:w="60" w:type="dxa"/>
+            </w:tcMar>
             <w:vAlign w:val="center"/>
           </w:tcPr>
           <w:p>
             <w:pPr>
               <w:bidi w:val="1"/>
-              <w:spacing w:after="20" w:before="20"/>
+              <w:spacing w:before="0" w:after="0" w:line="269" w:lineRule="auto"/>
               <w:jc w:val="center"/>
             </w:pPr>
-            <w:r/>
             <w:r>
               <w:rPr>
                 <w:rFonts w:ascii="Arial" w:hAnsi="Arial" w:cs="Arial" w:eastAsia="Arial"/>
                 <w:b/>
+                <w:i w:val="0"/>
                 <w:color w:val="FFFFFF"/>
-                <w:sz w:val="18"/>
+                <w:sz w:val="19"/>
               </w:rPr>
               <w:t>اللوحة</w:t>
             </w:r>
@@ -582,22 +774,28 @@
         <w:tc>
           <w:tcPr>
             <w:tcW w:type="dxa" w:w="2041"/>
-            <w:shd w:fill="0B2545" w:val="clear"/>
+            <w:shd w:val="clear" w:color="auto" w:fill="0B2545"/>
+            <w:tcMar>
+              <w:top w:w="60" w:type="dxa"/>
+              <w:left w:w="60" w:type="dxa"/>
+              <w:bottom w:w="60" w:type="dxa"/>
+              <w:right w:w="60" w:type="dxa"/>
+            </w:tcMar>
             <w:vAlign w:val="center"/>
           </w:tcPr>
           <w:p>
             <w:pPr>
               <w:bidi w:val="1"/>
-              <w:spacing w:after="20" w:before="20"/>
+              <w:spacing w:before="0" w:after="0" w:line="269" w:lineRule="auto"/>
               <w:jc w:val="center"/>
             </w:pPr>
-            <w:r/>
             <w:r>
               <w:rPr>
                 <w:rFonts w:ascii="Arial" w:hAnsi="Arial" w:cs="Arial" w:eastAsia="Arial"/>
                 <w:b/>
+                <w:i w:val="0"/>
                 <w:color w:val="FFFFFF"/>
-                <w:sz w:val="18"/>
+                <w:sz w:val="19"/>
               </w:rPr>
               <w:t>النظام</w:t>
             </w:r>
@@ -605,23 +803,29 @@
         </w:tc>
         <w:tc>
           <w:tcPr>
-            <w:tcW w:type="dxa" w:w="6803"/>
-            <w:shd w:fill="0B2545" w:val="clear"/>
+            <w:tcW w:type="dxa" w:w="6917"/>
+            <w:shd w:val="clear" w:color="auto" w:fill="0B2545"/>
+            <w:tcMar>
+              <w:top w:w="60" w:type="dxa"/>
+              <w:left w:w="60" w:type="dxa"/>
+              <w:bottom w:w="60" w:type="dxa"/>
+              <w:right w:w="60" w:type="dxa"/>
+            </w:tcMar>
             <w:vAlign w:val="center"/>
           </w:tcPr>
           <w:p>
             <w:pPr>
               <w:bidi w:val="1"/>
-              <w:spacing w:after="20" w:before="20"/>
+              <w:spacing w:before="0" w:after="0" w:line="269" w:lineRule="auto"/>
               <w:jc w:val="center"/>
             </w:pPr>
-            <w:r/>
             <w:r>
               <w:rPr>
                 <w:rFonts w:ascii="Arial" w:hAnsi="Arial" w:cs="Arial" w:eastAsia="Arial"/>
                 <w:b/>
+                <w:i w:val="0"/>
                 <w:color w:val="FFFFFF"/>
-                <w:sz w:val="18"/>
+                <w:sz w:val="19"/>
               </w:rPr>
               <w:t>المحتوى المعتمد الظاهر على اللوحة</w:t>
             </w:r>
@@ -631,23 +835,28 @@
       <w:tr>
         <w:tc>
           <w:tcPr>
-            <w:tcW w:type="dxa" w:w="1474"/>
-            <w:shd w:fill="F8FAFC" w:val="clear"/>
+            <w:tcW w:type="dxa" w:w="1360"/>
+            <w:tcMar>
+              <w:top w:w="60" w:type="dxa"/>
+              <w:left w:w="60" w:type="dxa"/>
+              <w:bottom w:w="60" w:type="dxa"/>
+              <w:right w:w="60" w:type="dxa"/>
+            </w:tcMar>
             <w:vAlign w:val="center"/>
           </w:tcPr>
           <w:p>
             <w:pPr>
               <w:bidi w:val="1"/>
-              <w:spacing w:after="20" w:before="20"/>
-              <w:jc w:val="right"/>
+              <w:spacing w:before="0" w:after="0" w:line="269" w:lineRule="auto"/>
+              <w:jc w:val="center"/>
             </w:pPr>
-            <w:r/>
             <w:r>
               <w:rPr>
                 <w:rFonts w:ascii="Arial" w:hAnsi="Arial" w:cs="Arial" w:eastAsia="Arial"/>
                 <w:b/>
-                <w:color w:val="1F2937"/>
-                <w:sz w:val="16"/>
+                <w:i w:val="0"/>
+                <w:color w:val="1E293B"/>
+                <w:sz w:val="18"/>
               </w:rPr>
               <w:t>ELE-03</w:t>
             </w:r>
@@ -656,48 +865,58 @@
         <w:tc>
           <w:tcPr>
             <w:tcW w:type="dxa" w:w="2041"/>
-            <w:shd w:fill="F8FAFC" w:val="clear"/>
+            <w:tcMar>
+              <w:top w:w="60" w:type="dxa"/>
+              <w:left w:w="60" w:type="dxa"/>
+              <w:bottom w:w="60" w:type="dxa"/>
+              <w:right w:w="60" w:type="dxa"/>
+            </w:tcMar>
             <w:vAlign w:val="center"/>
           </w:tcPr>
           <w:p>
             <w:pPr>
               <w:bidi w:val="1"/>
-              <w:spacing w:after="20" w:before="20"/>
+              <w:spacing w:before="0" w:after="0" w:line="269" w:lineRule="auto"/>
               <w:jc w:val="right"/>
             </w:pPr>
-            <w:r/>
             <w:r>
               <w:rPr>
                 <w:rFonts w:ascii="Arial" w:hAnsi="Arial" w:cs="Arial" w:eastAsia="Arial"/>
                 <w:b w:val="0"/>
-                <w:color w:val="1F2937"/>
-                <w:sz w:val="16"/>
+                <w:i w:val="0"/>
+                <w:color w:val="1E293B"/>
+                <w:sz w:val="18"/>
               </w:rPr>
-              <w:t>مخطط الإنارة</w:t>
+              <w:t>الإنارة</w:t>
             </w:r>
           </w:p>
         </w:tc>
         <w:tc>
           <w:tcPr>
-            <w:tcW w:type="dxa" w:w="6803"/>
-            <w:shd w:fill="F8FAFC" w:val="clear"/>
+            <w:tcW w:type="dxa" w:w="6917"/>
+            <w:tcMar>
+              <w:top w:w="60" w:type="dxa"/>
+              <w:left w:w="60" w:type="dxa"/>
+              <w:bottom w:w="60" w:type="dxa"/>
+              <w:right w:w="60" w:type="dxa"/>
+            </w:tcMar>
             <w:vAlign w:val="center"/>
           </w:tcPr>
           <w:p>
             <w:pPr>
               <w:bidi w:val="1"/>
-              <w:spacing w:after="20" w:before="20"/>
+              <w:spacing w:before="0" w:after="0" w:line="269" w:lineRule="auto"/>
               <w:jc w:val="right"/>
             </w:pPr>
-            <w:r/>
             <w:r>
               <w:rPr>
                 <w:rFonts w:ascii="Arial" w:hAnsi="Arial" w:cs="Arial" w:eastAsia="Arial"/>
                 <w:b w:val="0"/>
-                <w:color w:val="1F2937"/>
-                <w:sz w:val="16"/>
+                <w:i w:val="0"/>
+                <w:color w:val="1E293B"/>
+                <w:sz w:val="18"/>
               </w:rPr>
-              <w:t>دوائر 1 و2 / N-B2 و1 و2 / EM-B2، وحدات LED مقاس 60×60، وسبوت، ومفاتيح، وهبوط TO UP / TO DOWN، وربط N-B2 وEM-B2 مع MDP وEMDP.</w:t>
+              <w:t>الدائرتان 1 و2 لكل من N-B2 وEM-B2. وحدات LED مقاس 60×60، وسبوت، ومفاتيح، وهبوط TO UP / TO DOWN، وربط مع MDP وEMDP.</w:t>
             </w:r>
           </w:p>
         </w:tc>
@@ -705,23 +924,29 @@
       <w:tr>
         <w:tc>
           <w:tcPr>
-            <w:tcW w:type="dxa" w:w="1474"/>
-            <w:shd w:fill="FFFFFF" w:val="clear"/>
+            <w:tcW w:type="dxa" w:w="1360"/>
+            <w:tcMar>
+              <w:top w:w="60" w:type="dxa"/>
+              <w:left w:w="60" w:type="dxa"/>
+              <w:bottom w:w="60" w:type="dxa"/>
+              <w:right w:w="60" w:type="dxa"/>
+            </w:tcMar>
             <w:vAlign w:val="center"/>
+            <w:shd w:val="clear" w:color="auto" w:fill="F7F4EE"/>
           </w:tcPr>
           <w:p>
             <w:pPr>
               <w:bidi w:val="1"/>
-              <w:spacing w:after="20" w:before="20"/>
-              <w:jc w:val="right"/>
+              <w:spacing w:before="0" w:after="0" w:line="269" w:lineRule="auto"/>
+              <w:jc w:val="center"/>
             </w:pPr>
-            <w:r/>
             <w:r>
               <w:rPr>
                 <w:rFonts w:ascii="Arial" w:hAnsi="Arial" w:cs="Arial" w:eastAsia="Arial"/>
                 <w:b/>
-                <w:color w:val="1F2937"/>
-                <w:sz w:val="16"/>
+                <w:i w:val="0"/>
+                <w:color w:val="1E293B"/>
+                <w:sz w:val="18"/>
               </w:rPr>
               <w:t>ELE-09</w:t>
             </w:r>
@@ -730,48 +955,60 @@
         <w:tc>
           <w:tcPr>
             <w:tcW w:type="dxa" w:w="2041"/>
-            <w:shd w:fill="FFFFFF" w:val="clear"/>
+            <w:tcMar>
+              <w:top w:w="60" w:type="dxa"/>
+              <w:left w:w="60" w:type="dxa"/>
+              <w:bottom w:w="60" w:type="dxa"/>
+              <w:right w:w="60" w:type="dxa"/>
+            </w:tcMar>
             <w:vAlign w:val="center"/>
+            <w:shd w:val="clear" w:color="auto" w:fill="F7F4EE"/>
           </w:tcPr>
           <w:p>
             <w:pPr>
               <w:bidi w:val="1"/>
-              <w:spacing w:after="20" w:before="20"/>
+              <w:spacing w:before="0" w:after="0" w:line="269" w:lineRule="auto"/>
               <w:jc w:val="right"/>
             </w:pPr>
-            <w:r/>
             <w:r>
               <w:rPr>
                 <w:rFonts w:ascii="Arial" w:hAnsi="Arial" w:cs="Arial" w:eastAsia="Arial"/>
                 <w:b w:val="0"/>
-                <w:color w:val="1F2937"/>
-                <w:sz w:val="16"/>
+                <w:i w:val="0"/>
+                <w:color w:val="1E293B"/>
+                <w:sz w:val="18"/>
               </w:rPr>
-              <w:t>مخطط المآخذ</w:t>
+              <w:t>المآخذ</w:t>
             </w:r>
           </w:p>
         </w:tc>
         <w:tc>
           <w:tcPr>
-            <w:tcW w:type="dxa" w:w="6803"/>
-            <w:shd w:fill="FFFFFF" w:val="clear"/>
+            <w:tcW w:type="dxa" w:w="6917"/>
+            <w:tcMar>
+              <w:top w:w="60" w:type="dxa"/>
+              <w:left w:w="60" w:type="dxa"/>
+              <w:bottom w:w="60" w:type="dxa"/>
+              <w:right w:w="60" w:type="dxa"/>
+            </w:tcMar>
             <w:vAlign w:val="center"/>
+            <w:shd w:val="clear" w:color="auto" w:fill="F7F4EE"/>
           </w:tcPr>
           <w:p>
             <w:pPr>
               <w:bidi w:val="1"/>
-              <w:spacing w:after="20" w:before="20"/>
+              <w:spacing w:before="0" w:after="0" w:line="269" w:lineRule="auto"/>
               <w:jc w:val="right"/>
             </w:pPr>
-            <w:r/>
             <w:r>
               <w:rPr>
                 <w:rFonts w:ascii="Arial" w:hAnsi="Arial" w:cs="Arial" w:eastAsia="Arial"/>
                 <w:b w:val="0"/>
-                <w:color w:val="1F2937"/>
-                <w:sz w:val="16"/>
+                <w:i w:val="0"/>
+                <w:color w:val="1E293B"/>
+                <w:sz w:val="18"/>
               </w:rPr>
-              <w:t>دوائر 3 إلى 6 / N-B2 و3 و4 / EM-B2، مآخذ 15 و20 أمبير، مآخذ طقس، غسالة، وغسالة صحون، ومأخذ حلاقة، مآخذ تكييف، وربطات SH1-DP وSH2-DP، ومخرج أرضي.</w:t>
+              <w:t>الدوائر 3 إلى 6 لمستوى N-B2، و3 و4 لمستوى EM-B2. مآخذ 15 A و20 A، ومآخذ طقس، وغسالة، وغسالة صحون، ومأخذ حلاقة، ومآخذ تكييف، وربط لوحتي SH1-DP وSH2-DP، ومخرج أرضي.</w:t>
             </w:r>
           </w:p>
         </w:tc>
@@ -779,23 +1016,28 @@
       <w:tr>
         <w:tc>
           <w:tcPr>
-            <w:tcW w:type="dxa" w:w="1474"/>
-            <w:shd w:fill="F8FAFC" w:val="clear"/>
+            <w:tcW w:type="dxa" w:w="1360"/>
+            <w:tcMar>
+              <w:top w:w="60" w:type="dxa"/>
+              <w:left w:w="60" w:type="dxa"/>
+              <w:bottom w:w="60" w:type="dxa"/>
+              <w:right w:w="60" w:type="dxa"/>
+            </w:tcMar>
             <w:vAlign w:val="center"/>
           </w:tcPr>
           <w:p>
             <w:pPr>
               <w:bidi w:val="1"/>
-              <w:spacing w:after="20" w:before="20"/>
-              <w:jc w:val="right"/>
+              <w:spacing w:before="0" w:after="0" w:line="269" w:lineRule="auto"/>
+              <w:jc w:val="center"/>
             </w:pPr>
-            <w:r/>
             <w:r>
               <w:rPr>
                 <w:rFonts w:ascii="Arial" w:hAnsi="Arial" w:cs="Arial" w:eastAsia="Arial"/>
                 <w:b/>
-                <w:color w:val="1F2937"/>
-                <w:sz w:val="16"/>
+                <w:i w:val="0"/>
+                <w:color w:val="1E293B"/>
+                <w:sz w:val="18"/>
               </w:rPr>
               <w:t>ELE-15</w:t>
             </w:r>
@@ -804,48 +1046,58 @@
         <w:tc>
           <w:tcPr>
             <w:tcW w:type="dxa" w:w="2041"/>
-            <w:shd w:fill="F8FAFC" w:val="clear"/>
+            <w:tcMar>
+              <w:top w:w="60" w:type="dxa"/>
+              <w:left w:w="60" w:type="dxa"/>
+              <w:bottom w:w="60" w:type="dxa"/>
+              <w:right w:w="60" w:type="dxa"/>
+            </w:tcMar>
             <w:vAlign w:val="center"/>
           </w:tcPr>
           <w:p>
             <w:pPr>
               <w:bidi w:val="1"/>
-              <w:spacing w:after="20" w:before="20"/>
+              <w:spacing w:before="0" w:after="0" w:line="269" w:lineRule="auto"/>
               <w:jc w:val="right"/>
             </w:pPr>
-            <w:r/>
             <w:r>
               <w:rPr>
                 <w:rFonts w:ascii="Arial" w:hAnsi="Arial" w:cs="Arial" w:eastAsia="Arial"/>
                 <w:b w:val="0"/>
-                <w:color w:val="1F2937"/>
-                <w:sz w:val="16"/>
+                <w:i w:val="0"/>
+                <w:color w:val="1E293B"/>
+                <w:sz w:val="18"/>
               </w:rPr>
-              <w:t>تغذية ميكانيكية</w:t>
+              <w:t>التغذية الميكانيكية</w:t>
             </w:r>
           </w:p>
         </w:tc>
         <w:tc>
           <w:tcPr>
-            <w:tcW w:type="dxa" w:w="6803"/>
-            <w:shd w:fill="F8FAFC" w:val="clear"/>
+            <w:tcW w:type="dxa" w:w="6917"/>
+            <w:tcMar>
+              <w:top w:w="60" w:type="dxa"/>
+              <w:left w:w="60" w:type="dxa"/>
+              <w:bottom w:w="60" w:type="dxa"/>
+              <w:right w:w="60" w:type="dxa"/>
+            </w:tcMar>
             <w:vAlign w:val="center"/>
           </w:tcPr>
           <w:p>
             <w:pPr>
               <w:bidi w:val="1"/>
-              <w:spacing w:after="20" w:before="20"/>
+              <w:spacing w:before="0" w:after="0" w:line="269" w:lineRule="auto"/>
               <w:jc w:val="right"/>
             </w:pPr>
-            <w:r/>
             <w:r>
               <w:rPr>
                 <w:rFonts w:ascii="Arial" w:hAnsi="Arial" w:cs="Arial" w:eastAsia="Arial"/>
                 <w:b w:val="0"/>
-                <w:color w:val="1F2937"/>
-                <w:sz w:val="16"/>
+                <w:i w:val="0"/>
+                <w:color w:val="1E293B"/>
+                <w:sz w:val="18"/>
               </w:rPr>
-              <w:t>وحدات FCU بقدرات 1 و1.5 و2 و4 و5 طن مع ثرموستات، ومفاتيح فصل IP65. اللوحة تغذية كهربائية وليست مواسير فريون أو صرف.</w:t>
+              <w:t>وحدات FCU بقدرات 1 و1.5 و2 و4 و5 طن مع ثرموستات، ومفاتيح فصل IP65. اللوحة تغذية كهربائية، وليست مواسير فريون أو صرفاً.</w:t>
             </w:r>
           </w:p>
         </w:tc>
@@ -853,23 +1105,29 @@
       <w:tr>
         <w:tc>
           <w:tcPr>
-            <w:tcW w:type="dxa" w:w="1474"/>
-            <w:shd w:fill="FFFFFF" w:val="clear"/>
+            <w:tcW w:type="dxa" w:w="1360"/>
+            <w:tcMar>
+              <w:top w:w="60" w:type="dxa"/>
+              <w:left w:w="60" w:type="dxa"/>
+              <w:bottom w:w="60" w:type="dxa"/>
+              <w:right w:w="60" w:type="dxa"/>
+            </w:tcMar>
             <w:vAlign w:val="center"/>
+            <w:shd w:val="clear" w:color="auto" w:fill="F7F4EE"/>
           </w:tcPr>
           <w:p>
             <w:pPr>
               <w:bidi w:val="1"/>
-              <w:spacing w:after="20" w:before="20"/>
-              <w:jc w:val="right"/>
+              <w:spacing w:before="0" w:after="0" w:line="269" w:lineRule="auto"/>
+              <w:jc w:val="center"/>
             </w:pPr>
-            <w:r/>
             <w:r>
               <w:rPr>
                 <w:rFonts w:ascii="Arial" w:hAnsi="Arial" w:cs="Arial" w:eastAsia="Arial"/>
                 <w:b/>
-                <w:color w:val="1F2937"/>
-                <w:sz w:val="16"/>
+                <w:i w:val="0"/>
+                <w:color w:val="1E293B"/>
+                <w:sz w:val="18"/>
               </w:rPr>
               <w:t>ELE-21</w:t>
             </w:r>
@@ -878,22 +1136,28 @@
         <w:tc>
           <w:tcPr>
             <w:tcW w:type="dxa" w:w="2041"/>
-            <w:shd w:fill="FFFFFF" w:val="clear"/>
+            <w:tcMar>
+              <w:top w:w="60" w:type="dxa"/>
+              <w:left w:w="60" w:type="dxa"/>
+              <w:bottom w:w="60" w:type="dxa"/>
+              <w:right w:w="60" w:type="dxa"/>
+            </w:tcMar>
             <w:vAlign w:val="center"/>
+            <w:shd w:val="clear" w:color="auto" w:fill="F7F4EE"/>
           </w:tcPr>
           <w:p>
             <w:pPr>
               <w:bidi w:val="1"/>
-              <w:spacing w:after="20" w:before="20"/>
+              <w:spacing w:before="0" w:after="0" w:line="269" w:lineRule="auto"/>
               <w:jc w:val="right"/>
             </w:pPr>
-            <w:r/>
             <w:r>
               <w:rPr>
                 <w:rFonts w:ascii="Arial" w:hAnsi="Arial" w:cs="Arial" w:eastAsia="Arial"/>
                 <w:b w:val="0"/>
-                <w:color w:val="1F2937"/>
-                <w:sz w:val="16"/>
+                <w:i w:val="0"/>
+                <w:color w:val="1E293B"/>
+                <w:sz w:val="18"/>
               </w:rPr>
               <w:t>مسار الكابلات</w:t>
             </w:r>
@@ -901,25 +1165,31 @@
         </w:tc>
         <w:tc>
           <w:tcPr>
-            <w:tcW w:type="dxa" w:w="6803"/>
-            <w:shd w:fill="FFFFFF" w:val="clear"/>
+            <w:tcW w:type="dxa" w:w="6917"/>
+            <w:tcMar>
+              <w:top w:w="60" w:type="dxa"/>
+              <w:left w:w="60" w:type="dxa"/>
+              <w:bottom w:w="60" w:type="dxa"/>
+              <w:right w:w="60" w:type="dxa"/>
+            </w:tcMar>
             <w:vAlign w:val="center"/>
+            <w:shd w:val="clear" w:color="auto" w:fill="F7F4EE"/>
           </w:tcPr>
           <w:p>
             <w:pPr>
               <w:bidi w:val="1"/>
-              <w:spacing w:after="20" w:before="20"/>
+              <w:spacing w:before="0" w:after="0" w:line="269" w:lineRule="auto"/>
               <w:jc w:val="right"/>
             </w:pPr>
-            <w:r/>
             <w:r>
               <w:rPr>
                 <w:rFonts w:ascii="Arial" w:hAnsi="Arial" w:cs="Arial" w:eastAsia="Arial"/>
                 <w:b w:val="0"/>
-                <w:color w:val="1F2937"/>
-                <w:sz w:val="16"/>
+                <w:i w:val="0"/>
+                <w:color w:val="1E293B"/>
+                <w:sz w:val="18"/>
               </w:rPr>
-              <w:t>حامل جهد منخفض عرض 1000 مم، وسلم تيار خفيف عرض 200 مم، مستقلان ومكشوفان. وليس حزمةً مدفونة.</w:t>
+              <w:t>حامل جهد منخفض عرضه 1000 mm، وسلم تيار خفيف عرضه 200 mm. المساران مستقلان ومكشوفان، وليسا حزمةً مدفونة.</w:t>
             </w:r>
           </w:p>
         </w:tc>
@@ -927,23 +1197,28 @@
       <w:tr>
         <w:tc>
           <w:tcPr>
-            <w:tcW w:type="dxa" w:w="1474"/>
-            <w:shd w:fill="F8FAFC" w:val="clear"/>
+            <w:tcW w:type="dxa" w:w="1360"/>
+            <w:tcMar>
+              <w:top w:w="60" w:type="dxa"/>
+              <w:left w:w="60" w:type="dxa"/>
+              <w:bottom w:w="60" w:type="dxa"/>
+              <w:right w:w="60" w:type="dxa"/>
+            </w:tcMar>
             <w:vAlign w:val="center"/>
           </w:tcPr>
           <w:p>
             <w:pPr>
               <w:bidi w:val="1"/>
-              <w:spacing w:after="20" w:before="20"/>
-              <w:jc w:val="right"/>
+              <w:spacing w:before="0" w:after="0" w:line="269" w:lineRule="auto"/>
+              <w:jc w:val="center"/>
             </w:pPr>
-            <w:r/>
             <w:r>
               <w:rPr>
                 <w:rFonts w:ascii="Arial" w:hAnsi="Arial" w:cs="Arial" w:eastAsia="Arial"/>
                 <w:b/>
-                <w:color w:val="1F2937"/>
-                <w:sz w:val="16"/>
+                <w:i w:val="0"/>
+                <w:color w:val="1E293B"/>
+                <w:sz w:val="18"/>
               </w:rPr>
               <w:t>ELE-27</w:t>
             </w:r>
@@ -952,22 +1227,27 @@
         <w:tc>
           <w:tcPr>
             <w:tcW w:type="dxa" w:w="2041"/>
-            <w:shd w:fill="F8FAFC" w:val="clear"/>
+            <w:tcMar>
+              <w:top w:w="60" w:type="dxa"/>
+              <w:left w:w="60" w:type="dxa"/>
+              <w:bottom w:w="60" w:type="dxa"/>
+              <w:right w:w="60" w:type="dxa"/>
+            </w:tcMar>
             <w:vAlign w:val="center"/>
           </w:tcPr>
           <w:p>
             <w:pPr>
               <w:bidi w:val="1"/>
-              <w:spacing w:after="20" w:before="20"/>
+              <w:spacing w:before="0" w:after="0" w:line="269" w:lineRule="auto"/>
               <w:jc w:val="right"/>
             </w:pPr>
-            <w:r/>
             <w:r>
               <w:rPr>
                 <w:rFonts w:ascii="Arial" w:hAnsi="Arial" w:cs="Arial" w:eastAsia="Arial"/>
                 <w:b w:val="0"/>
-                <w:color w:val="1F2937"/>
-                <w:sz w:val="16"/>
+                <w:i w:val="0"/>
+                <w:color w:val="1E293B"/>
+                <w:sz w:val="18"/>
               </w:rPr>
               <w:t>التيار الخفيف</w:t>
             </w:r>
@@ -975,25 +1255,30 @@
         </w:tc>
         <w:tc>
           <w:tcPr>
-            <w:tcW w:type="dxa" w:w="6803"/>
-            <w:shd w:fill="F8FAFC" w:val="clear"/>
+            <w:tcW w:type="dxa" w:w="6917"/>
+            <w:tcMar>
+              <w:top w:w="60" w:type="dxa"/>
+              <w:left w:w="60" w:type="dxa"/>
+              <w:bottom w:w="60" w:type="dxa"/>
+              <w:right w:w="60" w:type="dxa"/>
+            </w:tcMar>
             <w:vAlign w:val="center"/>
           </w:tcPr>
           <w:p>
             <w:pPr>
               <w:bidi w:val="1"/>
-              <w:spacing w:after="20" w:before="20"/>
+              <w:spacing w:before="0" w:after="0" w:line="269" w:lineRule="auto"/>
               <w:jc w:val="right"/>
             </w:pPr>
-            <w:r/>
             <w:r>
               <w:rPr>
                 <w:rFonts w:ascii="Arial" w:hAnsi="Arial" w:cs="Arial" w:eastAsia="Arial"/>
                 <w:b w:val="0"/>
-                <w:color w:val="1F2937"/>
-                <w:sz w:val="16"/>
+                <w:i w:val="0"/>
+                <w:color w:val="1E293B"/>
+                <w:sz w:val="18"/>
               </w:rPr>
-              <w:t>خزائن CCTV-B2 وWIFI-B2 وTTC-B2 ومسارات إليها. المسار مفصول عن القوى.</w:t>
+              <w:t>خزائن CCTV-B2 وWIFI-B2 وTTC-B2، ومسارات إليها مفصولة عن القوى. الرمز WIFI-B2 كما هو في اللوحة.</w:t>
             </w:r>
           </w:p>
         </w:tc>
@@ -1002,31 +1287,43 @@
     <w:p>
       <w:pPr>
         <w:bidi w:val="1"/>
-        <w:spacing w:after="120" w:before="0" w:line="276" w:lineRule="auto"/>
+        <w:spacing w:before="0" w:after="40" w:line="269" w:lineRule="auto"/>
+        <w:jc w:val="right"/>
+      </w:pPr>
+    </w:p>
+    <w:p>
+      <w:pPr>
+        <w:bidi w:val="1"/>
+        <w:spacing w:before="0" w:after="40" w:line="269" w:lineRule="auto"/>
         <w:jc w:val="right"/>
       </w:pPr>
       <w:r>
         <w:rPr>
           <w:rFonts w:ascii="Arial" w:hAnsi="Arial" w:cs="Arial" w:eastAsia="Arial"/>
-          <w:b/>
-          <w:color w:val="92540C"/>
-          <w:sz w:val="24"/>
+          <w:b w:val="0"/>
+          <w:i w:val="0"/>
+          <w:color w:val="1E293B"/>
+          <w:sz w:val="20"/>
         </w:rPr>
-        <w:t>تنبيه المستوى: أسفل هذا الدور مستوى N-B (لوحات ELE-01 وELE-07 وELE-13 وELE-19 وELE-25)، وفيه مضخات الحريق والتغذية والرفع. فإن كان الصب لذلك المستوى تُعاد المطابقة على تلك اللوحات. وسطح المبنى مستوى N-RO، ولا يُخلط مع هذا الصب.</w:t>
+        <w:t>تنبيه المستوى: أسفل هذا الدور المستوى N-B، ولوحاته ELE-01 وELE-07 وELE-13 وELE-19 وELE-25، وفيه مضخات الحريق والتغذية والرفع. إن كان الصب لذلك المستوى تُعاد المطابقة على تلك اللوحات. سطح المبنى هو N-RO، ولا يُخلط مع هذا الصب.</w:t>
       </w:r>
     </w:p>
     <w:p>
       <w:pPr>
         <w:bidi w:val="1"/>
-        <w:spacing w:before="240" w:after="120"/>
+        <w:spacing w:before="240" w:after="80" w:line="269" w:lineRule="auto"/>
         <w:jc w:val="right"/>
+        <w:pBdr>
+          <w:bottom w:val="single" w:sz="8" w:space="1" w:color="0B2545"/>
+        </w:pBdr>
       </w:pPr>
       <w:r>
         <w:rPr>
           <w:rFonts w:ascii="Arial" w:hAnsi="Arial" w:cs="Arial" w:eastAsia="Arial"/>
           <w:b/>
+          <w:i w:val="0"/>
           <w:color w:val="0B2545"/>
-          <w:sz w:val="28"/>
+          <w:sz w:val="26"/>
         </w:rPr>
         <w:t>3. ما يظهر في التنفيذ</w:t>
       </w:r>
@@ -1034,195 +1331,230 @@
     <w:p>
       <w:pPr>
         <w:bidi w:val="1"/>
-        <w:spacing w:after="120" w:before="0" w:line="276" w:lineRule="auto"/>
+        <w:spacing w:before="0" w:after="40" w:line="269" w:lineRule="auto"/>
         <w:jc w:val="right"/>
       </w:pPr>
       <w:r>
         <w:rPr>
           <w:rFonts w:ascii="Arial" w:hAnsi="Arial" w:cs="Arial" w:eastAsia="Arial"/>
           <w:b/>
+          <w:i w:val="0"/>
           <w:color w:val="0B2545"/>
-          <w:sz w:val="24"/>
+          <w:sz w:val="22"/>
         </w:rPr>
-        <w:t>الفيديو الأول (35 ثانية) — باكية ملاصقة لمبنى قائم</w:t>
+        <w:t>الفيديو الأول — 35 ثانية — باكية ملاصقة لمبنى قائم</w:t>
       </w:r>
     </w:p>
     <w:p>
       <w:pPr>
         <w:bidi w:val="1"/>
-        <w:spacing w:after="40" w:before="0" w:line="276" w:lineRule="auto"/>
+        <w:spacing w:before="0" w:after="40" w:line="269" w:lineRule="auto"/>
+        <w:ind w:left="113"/>
         <w:jc w:val="right"/>
       </w:pPr>
       <w:r>
         <w:rPr>
           <w:rFonts w:ascii="Arial" w:hAnsi="Arial" w:cs="Arial" w:eastAsia="Arial"/>
           <w:b w:val="0"/>
-          <w:color w:val="1F2937"/>
+          <w:i w:val="0"/>
+          <w:color w:val="1E293B"/>
           <w:sz w:val="22"/>
         </w:rPr>
-        <w:t>•  بلاطة معلقة على شدة من خشب أخضر، والرقة العلوية مقفلة.</w:t>
+        <w:t>•  بلاطة معلقة على شدة خشبية، والرقة العلوية مقفلة.</w:t>
       </w:r>
     </w:p>
     <w:p>
       <w:pPr>
         <w:bidi w:val="1"/>
-        <w:spacing w:after="40" w:before="0" w:line="276" w:lineRule="auto"/>
+        <w:spacing w:before="0" w:after="40" w:line="269" w:lineRule="auto"/>
+        <w:ind w:left="113"/>
         <w:jc w:val="right"/>
       </w:pPr>
       <w:r>
         <w:rPr>
           <w:rFonts w:ascii="Arial" w:hAnsi="Arial" w:cs="Arial" w:eastAsia="Arial"/>
           <w:b w:val="0"/>
-          <w:color w:val="1F2937"/>
+          <w:i w:val="0"/>
+          <w:color w:val="1E293B"/>
           <w:sz w:val="22"/>
         </w:rPr>
-        <w:t>•  إقرار الموقع: المنسوب كان ردماً وليس له تأسيس في المخطط، ومع ذلك مُدّت فيه تمديدات كهربائية للمخزن. وذُكر أن ارتفاع السقف 1.80 م.</w:t>
+        <w:t>•  إقرار الموقع: المنسوب كان ردماً وليس له تأسيس في المخطط، ومع ذلك مُدّت فيه تمديدات للمخزن. وذُكر أن ارتفاع السقف 1.80 m.</w:t>
       </w:r>
     </w:p>
     <w:p>
       <w:pPr>
         <w:bidi w:val="1"/>
-        <w:spacing w:after="40" w:before="0" w:line="276" w:lineRule="auto"/>
+        <w:spacing w:before="0" w:after="40" w:line="269" w:lineRule="auto"/>
+        <w:ind w:left="113"/>
         <w:jc w:val="right"/>
       </w:pPr>
       <w:r>
         <w:rPr>
           <w:rFonts w:ascii="Arial" w:hAnsi="Arial" w:cs="Arial" w:eastAsia="Arial"/>
           <w:b w:val="0"/>
-          <w:color w:val="1F2937"/>
+          <w:i w:val="0"/>
+          <w:color w:val="1E293B"/>
           <w:sz w:val="22"/>
         </w:rPr>
-        <w:t>•  أُنجزت الرقة العلوية قبل مباشرة الكهربائي. والمواسير السوداء متخللة الشبكة، بلا علب ولا ترقيم.</w:t>
+        <w:t>•  أُنجزت الرقة العلوية قبل مباشرة الكهربائي. المواسير السوداء متخللة الشبكة، بلا علب ولا ترقيم.</w:t>
       </w:r>
     </w:p>
     <w:p>
       <w:pPr>
         <w:bidi w:val="1"/>
-        <w:spacing w:after="120" w:before="0" w:line="276" w:lineRule="auto"/>
+        <w:spacing w:before="80" w:after="40" w:line="269" w:lineRule="auto"/>
         <w:jc w:val="right"/>
       </w:pPr>
       <w:r>
         <w:rPr>
           <w:rFonts w:ascii="Arial" w:hAnsi="Arial" w:cs="Arial" w:eastAsia="Arial"/>
           <w:b/>
+          <w:i w:val="0"/>
           <w:color w:val="0B2545"/>
-          <w:sz w:val="24"/>
+          <w:sz w:val="22"/>
         </w:rPr>
-        <w:t>الفيديو الثاني (114 ثانية) — مسطح البلاطة</w:t>
+        <w:t>الفيديو الثاني — 114 ثانية — مسطح البلاطة</w:t>
       </w:r>
     </w:p>
     <w:p>
       <w:pPr>
         <w:bidi w:val="1"/>
-        <w:spacing w:after="40" w:before="0" w:line="276" w:lineRule="auto"/>
+        <w:spacing w:before="0" w:after="40" w:line="269" w:lineRule="auto"/>
+        <w:ind w:left="113"/>
         <w:jc w:val="right"/>
       </w:pPr>
       <w:r>
         <w:rPr>
           <w:rFonts w:ascii="Arial" w:hAnsi="Arial" w:cs="Arial" w:eastAsia="Arial"/>
           <w:b w:val="0"/>
-          <w:color w:val="1F2937"/>
+          <w:i w:val="0"/>
+          <w:color w:val="1E293B"/>
           <w:sz w:val="22"/>
         </w:rPr>
-        <w:t>•  ادّعاء شفهي بست سليفات بقطر 4 إنش من غرفة المحول إلى MDB، وبتمييز لوني: الأبيض للقوى والأحمر للتيار الخفيف، وباكتمال مواسير التكييف.</w:t>
+        <w:t>•  ادّعاء شفهي بست سليفات قطر 4 in من غرفة المحول إلى MDB، وبأن الأبيض للقوى والأحمر للتيار الخفيف، وبأن مواسير التكييف مكتملة.</w:t>
       </w:r>
     </w:p>
     <w:p>
       <w:pPr>
         <w:bidi w:val="1"/>
-        <w:spacing w:after="40" w:before="0" w:line="276" w:lineRule="auto"/>
+        <w:spacing w:before="0" w:after="40" w:line="269" w:lineRule="auto"/>
+        <w:ind w:left="113"/>
         <w:jc w:val="right"/>
       </w:pPr>
       <w:r>
         <w:rPr>
           <w:rFonts w:ascii="Arial" w:hAnsi="Arial" w:cs="Arial" w:eastAsia="Arial"/>
           <w:b w:val="0"/>
-          <w:color w:val="1F2937"/>
+          <w:i w:val="0"/>
+          <w:color w:val="1E293B"/>
           <w:sz w:val="22"/>
         </w:rPr>
-        <w:t>•  الواقع: حزمة كبيرة فوق التسليح وعند قفص كمرة، بثنيات حادة وأطراف مفتوحة وملامسة للخشب.</w:t>
+        <w:t>•  الواقع: حزمة كبيرة فوق التسليح وعند قفص كمرة، بثني حاد وأطراف مفتوحة وملامسة للخشب.</w:t>
       </w:r>
     </w:p>
     <w:p>
       <w:pPr>
         <w:bidi w:val="1"/>
-        <w:spacing w:after="40" w:before="0" w:line="276" w:lineRule="auto"/>
+        <w:spacing w:before="0" w:after="40" w:line="269" w:lineRule="auto"/>
+        <w:ind w:left="113"/>
         <w:jc w:val="right"/>
       </w:pPr>
       <w:r>
         <w:rPr>
           <w:rFonts w:ascii="Arial" w:hAnsi="Arial" w:cs="Arial" w:eastAsia="Arial"/>
           <w:b w:val="0"/>
-          <w:color w:val="1F2937"/>
+          <w:i w:val="0"/>
+          <w:color w:val="1E293B"/>
           <w:sz w:val="22"/>
         </w:rPr>
-        <w:t>•  الأحمر بخاخ على الحديد لا وسم على الماسورة. وفي مساحات واسعة لا توجد شبكة إنارة ولا حامل 1000 مم ولا سلم 200 مم.</w:t>
+        <w:t>•  اللون الأحمر بخاخ على الحديد، لا وسم على الماسورة. وفي مساحات واسعة لا شبكة إنارة، ولا حامل 1000 mm، ولا سلم 200 mm.</w:t>
       </w:r>
     </w:p>
     <w:p>
       <w:pPr>
         <w:bidi w:val="1"/>
-        <w:spacing w:before="240" w:after="120"/>
+        <w:spacing w:before="240" w:after="80" w:line="269" w:lineRule="auto"/>
         <w:jc w:val="right"/>
+        <w:pBdr>
+          <w:bottom w:val="single" w:sz="8" w:space="1" w:color="0B2545"/>
+        </w:pBdr>
       </w:pPr>
       <w:r>
         <w:rPr>
           <w:rFonts w:ascii="Arial" w:hAnsi="Arial" w:cs="Arial" w:eastAsia="Arial"/>
           <w:b/>
+          <w:i w:val="0"/>
           <w:color w:val="0B2545"/>
-          <w:sz w:val="28"/>
+          <w:sz w:val="26"/>
         </w:rPr>
-        <w:t>4. صور التنفيذ من تسجيل 20 أكتوبر 2026</w:t>
+        <w:t>4. صور التنفيذ — 20 أكتوبر 2026</w:t>
       </w:r>
     </w:p>
     <w:p>
       <w:pPr>
         <w:bidi w:val="1"/>
-        <w:spacing w:after="120" w:before="0" w:line="276" w:lineRule="auto"/>
+        <w:spacing w:before="0" w:after="80" w:line="269" w:lineRule="auto"/>
         <w:jc w:val="right"/>
       </w:pPr>
       <w:r>
         <w:rPr>
           <w:rFonts w:ascii="Arial" w:hAnsi="Arial" w:cs="Arial" w:eastAsia="Arial"/>
           <w:b w:val="0"/>
-          <w:color w:val="1F2937"/>
-          <w:sz w:val="22"/>
+          <w:i w:val="0"/>
+          <w:color w:val="475569"/>
+          <w:sz w:val="20"/>
         </w:rPr>
-        <w:t>الصور للتدليل على نمط التنفيذ، لا للقياس. ولا تغني عن صورة محضر موقَّعة في الموقع، ولا يُؤخذ منها قطر بالمليمتر.</w:t>
+        <w:t>الصور للتدليل على نمط التنفيذ، لا للقياس. ولا تُغني عن محضر موقّع في الموقع، ولا يُؤخذ منها قطر بالمليمتر.</w:t>
       </w:r>
     </w:p>
     <w:tbl>
       <w:tblPr>
-        <w:tblW w:type="auto" w:w="0"/>
+        <w:tblW w:type="dxa" w:w="10319"/>
         <w:jc w:val="center"/>
+        <w:tblLayout w:type="fixed"/>
         <w:tblLook w:firstColumn="1" w:firstRow="1" w:lastColumn="0" w:lastRow="0" w:noHBand="0" w:noVBand="1" w:val="04A0"/>
+        <w:bidiVisual w:val="1"/>
         <w:tblBorders>
-          <w:top w:val="nil" w:sz="0" w:space="0" w:color="FFFFFF"/>
-          <w:left w:val="nil" w:sz="0" w:space="0" w:color="FFFFFF"/>
-          <w:bottom w:val="nil" w:sz="0" w:space="0" w:color="FFFFFF"/>
-          <w:right w:val="nil" w:sz="0" w:space="0" w:color="FFFFFF"/>
-          <w:insideH w:val="nil" w:sz="0" w:space="0" w:color="FFFFFF"/>
-          <w:insideV w:val="nil" w:sz="0" w:space="0" w:color="FFFFFF"/>
+          <w:top w:val="single" w:sz="4" w:space="0" w:color="D6D1C7"/>
+          <w:left w:val="single" w:sz="4" w:space="0" w:color="D6D1C7"/>
+          <w:bottom w:val="single" w:sz="4" w:space="0" w:color="D6D1C7"/>
+          <w:right w:val="single" w:sz="4" w:space="0" w:color="D6D1C7"/>
+          <w:insideH w:val="single" w:sz="4" w:space="0" w:color="D6D1C7"/>
+          <w:insideV w:val="single" w:sz="4" w:space="0" w:color="D6D1C7"/>
         </w:tblBorders>
       </w:tblPr>
       <w:tblGrid>
-        <w:gridCol w:w="10318"/>
+        <w:gridCol w:w="5159"/>
+        <w:gridCol w:w="5159"/>
       </w:tblGrid>
       <w:tr>
         <w:tc>
           <w:tcPr>
-            <w:tcW w:type="dxa" w:w="10318"/>
+            <w:tcW w:type="dxa" w:w="5159"/>
+            <w:shd w:val="clear" w:color="auto" w:fill="FFFFFF"/>
+            <w:tcMar>
+              <w:top w:w="50" w:type="dxa"/>
+              <w:left w:w="50" w:type="dxa"/>
+              <w:bottom w:w="50" w:type="dxa"/>
+              <w:right w:w="50" w:type="dxa"/>
+            </w:tcMar>
           </w:tcPr>
           <w:p>
             <w:pPr>
-              <w:spacing w:before="120"/>
+              <w:spacing w:after="40" w:before="40"/>
               <w:jc w:val="center"/>
             </w:pPr>
-            <w:r/>
             <w:r>
+              <w:rPr>
+                <w:rFonts w:ascii="Arial" w:hAnsi="Arial" w:cs="Arial" w:eastAsia="Arial"/>
+                <w:b w:val="0"/>
+                <w:i w:val="0"/>
+                <w:color w:val="1E293B"/>
+                <w:sz w:val="16"/>
+              </w:rPr>
               <w:drawing>
                 <wp:inline xmlns:a="http://schemas.openxmlformats.org/drawingml/2006/main" xmlns:pic="http://schemas.openxmlformats.org/drawingml/2006/picture">
-                  <wp:extent cx="5220000" cy="6010910"/>
+                  <wp:extent cx="2952000" cy="3399273"/>
                   <wp:docPr id="1" name="Picture 1"/>
                   <wp:cNvGraphicFramePr>
                     <a:graphicFrameLocks noChangeAspect="1"/>
@@ -1231,11 +1563,11 @@
                     <a:graphicData uri="http://schemas.openxmlformats.org/drawingml/2006/picture">
                       <pic:pic>
                         <pic:nvPicPr>
-                          <pic:cNvPr id="0" name="01_hazma.jpg"/>
+                          <pic:cNvPr id="0" name="image1.jpg"/>
                           <pic:cNvPicPr/>
                         </pic:nvPicPr>
                         <pic:blipFill>
-                          <a:blip r:embed="rId9"/>
+                          <a:blip r:embed="rId11"/>
                           <a:stretch>
                             <a:fillRect/>
                           </a:stretch>
@@ -1243,7 +1575,7 @@
                         <pic:spPr>
                           <a:xfrm>
                             <a:off x="0" y="0"/>
-                            <a:ext cx="5220000" cy="6010910"/>
+                            <a:ext cx="2952000" cy="3399273"/>
                           </a:xfrm>
                           <a:prstGeom prst="rect"/>
                         </pic:spPr>
@@ -1257,36 +1589,48 @@
           <w:p>
             <w:pPr>
               <w:bidi w:val="1"/>
-              <w:spacing w:after="160"/>
+              <w:spacing w:before="0" w:after="40" w:line="269" w:lineRule="auto"/>
               <w:jc w:val="right"/>
             </w:pPr>
             <w:r>
               <w:rPr>
                 <w:rFonts w:ascii="Arial" w:hAnsi="Arial" w:cs="Arial" w:eastAsia="Arial"/>
                 <w:b w:val="0"/>
-                <w:color w:val="334155"/>
-                <w:sz w:val="20"/>
+                <w:i w:val="0"/>
+                <w:color w:val="1E293B"/>
+                <w:sz w:val="16"/>
               </w:rPr>
-              <w:t>صورة 1 — حزمة مواسير فوق التسليح العلوي: ثني حاد يقارب الرجوع على نفسه، وأطراف مفتوحة، وتكديس بدلاً من حامل 1000 مم وسلم 200 مم (ELE-21).</w:t>
+              <w:t>1 — حزمة مواسير فوق التسليح العلوي، بثني حاد وأطراف مفتوحة، بدلاً من حامل 1000 mm وسلم 200 mm وفق ELE-21.</w:t>
             </w:r>
           </w:p>
         </w:tc>
-      </w:tr>
-      <w:tr>
         <w:tc>
           <w:tcPr>
-            <w:tcW w:type="dxa" w:w="10318"/>
+            <w:tcW w:type="dxa" w:w="5159"/>
+            <w:shd w:val="clear" w:color="auto" w:fill="FFFFFF"/>
+            <w:tcMar>
+              <w:top w:w="50" w:type="dxa"/>
+              <w:left w:w="50" w:type="dxa"/>
+              <w:bottom w:w="50" w:type="dxa"/>
+              <w:right w:w="50" w:type="dxa"/>
+            </w:tcMar>
           </w:tcPr>
           <w:p>
             <w:pPr>
-              <w:spacing w:before="120"/>
+              <w:spacing w:after="40" w:before="40"/>
               <w:jc w:val="center"/>
             </w:pPr>
-            <w:r/>
             <w:r>
+              <w:rPr>
+                <w:rFonts w:ascii="Arial" w:hAnsi="Arial" w:cs="Arial" w:eastAsia="Arial"/>
+                <w:b w:val="0"/>
+                <w:i w:val="0"/>
+                <w:color w:val="1E293B"/>
+                <w:sz w:val="16"/>
+              </w:rPr>
               <w:drawing>
                 <wp:inline xmlns:a="http://schemas.openxmlformats.org/drawingml/2006/main" xmlns:pic="http://schemas.openxmlformats.org/drawingml/2006/picture">
-                  <wp:extent cx="5220000" cy="5453731"/>
+                  <wp:extent cx="2952000" cy="3084179"/>
                   <wp:docPr id="2" name="Picture 2"/>
                   <wp:cNvGraphicFramePr>
                     <a:graphicFrameLocks noChangeAspect="1"/>
@@ -1295,11 +1639,11 @@
                     <a:graphicData uri="http://schemas.openxmlformats.org/drawingml/2006/picture">
                       <pic:pic>
                         <pic:nvPicPr>
-                          <pic:cNvPr id="0" name="02_shabaka.jpg"/>
+                          <pic:cNvPr id="0" name="image2.jpg"/>
                           <pic:cNvPicPr/>
                         </pic:nvPicPr>
                         <pic:blipFill>
-                          <a:blip r:embed="rId10"/>
+                          <a:blip r:embed="rId12"/>
                           <a:stretch>
                             <a:fillRect/>
                           </a:stretch>
@@ -1307,7 +1651,7 @@
                         <pic:spPr>
                           <a:xfrm>
                             <a:off x="0" y="0"/>
-                            <a:ext cx="5220000" cy="5453731"/>
+                            <a:ext cx="2952000" cy="3084179"/>
                           </a:xfrm>
                           <a:prstGeom prst="rect"/>
                         </pic:spPr>
@@ -1321,17 +1665,18 @@
           <w:p>
             <w:pPr>
               <w:bidi w:val="1"/>
-              <w:spacing w:after="160"/>
+              <w:spacing w:before="0" w:after="40" w:line="269" w:lineRule="auto"/>
               <w:jc w:val="right"/>
             </w:pPr>
             <w:r>
               <w:rPr>
                 <w:rFonts w:ascii="Arial" w:hAnsi="Arial" w:cs="Arial" w:eastAsia="Arial"/>
                 <w:b w:val="0"/>
-                <w:color w:val="334155"/>
-                <w:sz w:val="20"/>
+                <w:i w:val="0"/>
+                <w:color w:val="1E293B"/>
+                <w:sz w:val="16"/>
               </w:rPr>
-              <w:t>صورة 2 — باكية ملاصقة لمبنى قائم: الرقة العلوية مقفلة، والمواسير السوداء متخللة الشبكة بعد قفلها. وقد أقرّ الموقع أن المنسوب كان ردماً، وليس له تأسيس في المخطط.</w:t>
+              <w:t>2 — الرقة العلوية مقفلة، والمواسير متخللة الشبكة بعد قفلها. الموقع أقرّ أن المنسوب ردم وليس مبيناً في المخطط.</w:t>
             </w:r>
           </w:p>
         </w:tc>
@@ -1339,18 +1684,31 @@
       <w:tr>
         <w:tc>
           <w:tcPr>
-            <w:tcW w:type="dxa" w:w="10318"/>
+            <w:tcW w:type="dxa" w:w="5159"/>
+            <w:shd w:val="clear" w:color="auto" w:fill="FFFFFF"/>
+            <w:tcMar>
+              <w:top w:w="50" w:type="dxa"/>
+              <w:left w:w="50" w:type="dxa"/>
+              <w:bottom w:w="50" w:type="dxa"/>
+              <w:right w:w="50" w:type="dxa"/>
+            </w:tcMar>
           </w:tcPr>
           <w:p>
             <w:pPr>
-              <w:spacing w:before="120"/>
+              <w:spacing w:after="40" w:before="40"/>
               <w:jc w:val="center"/>
             </w:pPr>
-            <w:r/>
             <w:r>
+              <w:rPr>
+                <w:rFonts w:ascii="Arial" w:hAnsi="Arial" w:cs="Arial" w:eastAsia="Arial"/>
+                <w:b w:val="0"/>
+                <w:i w:val="0"/>
+                <w:color w:val="1E293B"/>
+                <w:sz w:val="16"/>
+              </w:rPr>
               <w:drawing>
                 <wp:inline xmlns:a="http://schemas.openxmlformats.org/drawingml/2006/main" xmlns:pic="http://schemas.openxmlformats.org/drawingml/2006/picture">
-                  <wp:extent cx="5220000" cy="5220000"/>
+                  <wp:extent cx="2952000" cy="2952000"/>
                   <wp:docPr id="3" name="Picture 3"/>
                   <wp:cNvGraphicFramePr>
                     <a:graphicFrameLocks noChangeAspect="1"/>
@@ -1359,11 +1717,11 @@
                     <a:graphicData uri="http://schemas.openxmlformats.org/drawingml/2006/picture">
                       <pic:pic>
                         <pic:nvPicPr>
-                          <pic:cNvPr id="0" name="03_farigh.jpg"/>
+                          <pic:cNvPr id="0" name="image3.jpg"/>
                           <pic:cNvPicPr/>
                         </pic:nvPicPr>
                         <pic:blipFill>
-                          <a:blip r:embed="rId11"/>
+                          <a:blip r:embed="rId13"/>
                           <a:stretch>
                             <a:fillRect/>
                           </a:stretch>
@@ -1371,7 +1729,7 @@
                         <pic:spPr>
                           <a:xfrm>
                             <a:off x="0" y="0"/>
-                            <a:ext cx="5220000" cy="5220000"/>
+                            <a:ext cx="2952000" cy="2952000"/>
                           </a:xfrm>
                           <a:prstGeom prst="rect"/>
                         </pic:spPr>
@@ -1385,36 +1743,48 @@
           <w:p>
             <w:pPr>
               <w:bidi w:val="1"/>
-              <w:spacing w:after="160"/>
+              <w:spacing w:before="0" w:after="40" w:line="269" w:lineRule="auto"/>
               <w:jc w:val="right"/>
             </w:pPr>
             <w:r>
               <w:rPr>
                 <w:rFonts w:ascii="Arial" w:hAnsi="Arial" w:cs="Arial" w:eastAsia="Arial"/>
                 <w:b w:val="0"/>
-                <w:color w:val="334155"/>
-                <w:sz w:val="20"/>
+                <w:i w:val="0"/>
+                <w:color w:val="1E293B"/>
+                <w:sz w:val="16"/>
               </w:rPr>
-              <w:t>صورة 3 — مسطح واسع لا يظهر فيه إلا مسار أو مساران. ولا شبكة نقاط إنارة (ELE-03)، ولا حامل كابلات، ولا سلم تيار خفيف.</w:t>
+              <w:t>3 — مسطح واسع لا يظهر فيه إلا مسار أو مساران، بلا شبكة إنارة ELE-03 وبلا حوامل. ويظهر السير فوق التمديد.</w:t>
             </w:r>
           </w:p>
         </w:tc>
-      </w:tr>
-      <w:tr>
         <w:tc>
           <w:tcPr>
-            <w:tcW w:type="dxa" w:w="10318"/>
+            <w:tcW w:type="dxa" w:w="5159"/>
+            <w:shd w:val="clear" w:color="auto" w:fill="FFFFFF"/>
+            <w:tcMar>
+              <w:top w:w="50" w:type="dxa"/>
+              <w:left w:w="50" w:type="dxa"/>
+              <w:bottom w:w="50" w:type="dxa"/>
+              <w:right w:w="50" w:type="dxa"/>
+            </w:tcMar>
           </w:tcPr>
           <w:p>
             <w:pPr>
-              <w:spacing w:before="120"/>
+              <w:spacing w:after="40" w:before="40"/>
               <w:jc w:val="center"/>
             </w:pPr>
-            <w:r/>
             <w:r>
+              <w:rPr>
+                <w:rFonts w:ascii="Arial" w:hAnsi="Arial" w:cs="Arial" w:eastAsia="Arial"/>
+                <w:b w:val="0"/>
+                <w:i w:val="0"/>
+                <w:color w:val="1E293B"/>
+                <w:sz w:val="16"/>
+              </w:rPr>
               <w:drawing>
                 <wp:inline xmlns:a="http://schemas.openxmlformats.org/drawingml/2006/main" xmlns:pic="http://schemas.openxmlformats.org/drawingml/2006/picture">
-                  <wp:extent cx="5220000" cy="5694546"/>
+                  <wp:extent cx="2952000" cy="3220364"/>
                   <wp:docPr id="4" name="Picture 4"/>
                   <wp:cNvGraphicFramePr>
                     <a:graphicFrameLocks noChangeAspect="1"/>
@@ -1423,11 +1793,11 @@
                     <a:graphicData uri="http://schemas.openxmlformats.org/drawingml/2006/picture">
                       <pic:pic>
                         <pic:nvPicPr>
-                          <pic:cNvPr id="0" name="04_sleeves.jpg"/>
+                          <pic:cNvPr id="0" name="image4.jpg"/>
                           <pic:cNvPicPr/>
                         </pic:nvPicPr>
                         <pic:blipFill>
-                          <a:blip r:embed="rId12"/>
+                          <a:blip r:embed="rId14"/>
                           <a:stretch>
                             <a:fillRect/>
                           </a:stretch>
@@ -1435,7 +1805,7 @@
                         <pic:spPr>
                           <a:xfrm>
                             <a:off x="0" y="0"/>
-                            <a:ext cx="5220000" cy="5694546"/>
+                            <a:ext cx="2952000" cy="3220364"/>
                           </a:xfrm>
                           <a:prstGeom prst="rect"/>
                         </pic:spPr>
@@ -1449,17 +1819,18 @@
           <w:p>
             <w:pPr>
               <w:bidi w:val="1"/>
-              <w:spacing w:after="160"/>
+              <w:spacing w:before="0" w:after="40" w:line="269" w:lineRule="auto"/>
               <w:jc w:val="right"/>
             </w:pPr>
             <w:r>
               <w:rPr>
                 <w:rFonts w:ascii="Arial" w:hAnsi="Arial" w:cs="Arial" w:eastAsia="Arial"/>
                 <w:b w:val="0"/>
-                <w:color w:val="334155"/>
-                <w:sz w:val="20"/>
+                <w:i w:val="0"/>
+                <w:color w:val="1E293B"/>
+                <w:sz w:val="16"/>
               </w:rPr>
-              <w:t>صورة 4 — بروزات بيضاء غير مرقمة، وعمال فوق البلاطة. وادّعاء «ست سليفات بقطر 4 إنش» غير مقيس من الصورة. والسير فوق التمديد قائم أثناء التصوير.</w:t>
+              <w:t>4 — بروزات بيضاء غير مرقمة داخل قفص كمرة. ادّعاء «ست سليفات قطر 4 in» غير مقيس من الصورة.</w:t>
             </w:r>
           </w:p>
         </w:tc>
@@ -1468,69 +1839,98 @@
     <w:p>
       <w:pPr>
         <w:bidi w:val="1"/>
-        <w:spacing w:before="240" w:after="120"/>
+        <w:spacing w:before="0" w:after="40" w:line="269" w:lineRule="auto"/>
         <w:jc w:val="right"/>
+      </w:pPr>
+    </w:p>
+    <w:p>
+      <w:pPr>
+        <w:bidi w:val="1"/>
+        <w:spacing w:before="240" w:after="80" w:line="269" w:lineRule="auto"/>
+        <w:jc w:val="right"/>
+        <w:pBdr>
+          <w:bottom w:val="single" w:sz="8" w:space="1" w:color="0B2545"/>
+        </w:pBdr>
       </w:pPr>
       <w:r>
         <w:rPr>
           <w:rFonts w:ascii="Arial" w:hAnsi="Arial" w:cs="Arial" w:eastAsia="Arial"/>
           <w:b/>
+          <w:i w:val="0"/>
           <w:color w:val="0B2545"/>
-          <w:sz w:val="28"/>
+          <w:sz w:val="26"/>
         </w:rPr>
-        <w:t>5. جدول المطابقة مع أنظمة دور التسوية الثاني</w:t>
+        <w:t>5. المطابقة مع أنظمة دور التسوية الثاني</w:t>
       </w:r>
     </w:p>
     <w:p>
       <w:pPr>
         <w:bidi w:val="1"/>
-        <w:spacing w:after="120" w:before="0" w:line="276" w:lineRule="auto"/>
+        <w:spacing w:before="0" w:after="80" w:line="269" w:lineRule="auto"/>
         <w:jc w:val="right"/>
       </w:pPr>
       <w:r>
         <w:rPr>
           <w:rFonts w:ascii="Arial" w:hAnsi="Arial" w:cs="Arial" w:eastAsia="Arial"/>
           <w:b w:val="0"/>
-          <w:color w:val="1F2937"/>
-          <w:sz w:val="24"/>
+          <w:i w:val="0"/>
+          <w:color w:val="1E293B"/>
+          <w:sz w:val="22"/>
         </w:rPr>
-        <w:t>والحكم مبني على الغياب المنتظم وعلى التعارض مع مبدأ اللوحة. ولا يُقلب إلى مطابقة بشرح شفهي.</w:t>
+        <w:t>الحكم مبني على الغياب المنتظم وعلى التعارض مع مبدأ اللوحة، ولا يُقلَب إلى مطابقة بشرح شفهي.</w:t>
       </w:r>
     </w:p>
     <w:tbl>
       <w:tblPr>
-        <w:tblStyle w:val="TableGrid"/>
-        <w:tblW w:type="auto" w:w="0"/>
+        <w:tblW w:type="dxa" w:w="10319"/>
         <w:jc w:val="center"/>
+        <w:tblLayout w:type="fixed"/>
         <w:tblLook w:firstColumn="1" w:firstRow="1" w:lastColumn="0" w:lastRow="0" w:noHBand="0" w:noVBand="1" w:val="04A0"/>
         <w:bidiVisual w:val="1"/>
+        <w:tblBorders>
+          <w:top w:val="single" w:sz="4" w:space="0" w:color="D6D1C7"/>
+          <w:left w:val="single" w:sz="4" w:space="0" w:color="D6D1C7"/>
+          <w:bottom w:val="single" w:sz="4" w:space="0" w:color="D6D1C7"/>
+          <w:right w:val="single" w:sz="4" w:space="0" w:color="D6D1C7"/>
+          <w:insideH w:val="single" w:sz="4" w:space="0" w:color="D6D1C7"/>
+          <w:insideV w:val="single" w:sz="4" w:space="0" w:color="D6D1C7"/>
+        </w:tblBorders>
       </w:tblPr>
       <w:tblGrid>
-        <w:gridCol w:w="2579"/>
-        <w:gridCol w:w="2579"/>
-        <w:gridCol w:w="2579"/>
-        <w:gridCol w:w="2579"/>
+        <w:gridCol w:w="1587"/>
+        <w:gridCol w:w="3288"/>
+        <w:gridCol w:w="3855"/>
+        <w:gridCol w:w="1587"/>
       </w:tblGrid>
       <w:tr>
+        <w:trPr>
+          <w:tblHeader/>
+        </w:trPr>
         <w:tc>
           <w:tcPr>
-            <w:tcW w:type="dxa" w:w="1814"/>
-            <w:shd w:fill="0B2545" w:val="clear"/>
+            <w:tcW w:type="dxa" w:w="1587"/>
+            <w:shd w:val="clear" w:color="auto" w:fill="0B2545"/>
+            <w:tcMar>
+              <w:top w:w="60" w:type="dxa"/>
+              <w:left w:w="60" w:type="dxa"/>
+              <w:bottom w:w="60" w:type="dxa"/>
+              <w:right w:w="60" w:type="dxa"/>
+            </w:tcMar>
             <w:vAlign w:val="center"/>
           </w:tcPr>
           <w:p>
             <w:pPr>
               <w:bidi w:val="1"/>
-              <w:spacing w:after="20" w:before="20"/>
+              <w:spacing w:before="0" w:after="0" w:line="269" w:lineRule="auto"/>
               <w:jc w:val="center"/>
             </w:pPr>
-            <w:r/>
             <w:r>
               <w:rPr>
                 <w:rFonts w:ascii="Arial" w:hAnsi="Arial" w:cs="Arial" w:eastAsia="Arial"/>
                 <w:b/>
+                <w:i w:val="0"/>
                 <w:color w:val="FFFFFF"/>
-                <w:sz w:val="18"/>
+                <w:sz w:val="19"/>
               </w:rPr>
               <w:t>النظام</w:t>
             </w:r>
@@ -1538,23 +1938,29 @@
         </w:tc>
         <w:tc>
           <w:tcPr>
-            <w:tcW w:type="dxa" w:w="3175"/>
-            <w:shd w:fill="0B2545" w:val="clear"/>
+            <w:tcW w:type="dxa" w:w="3288"/>
+            <w:shd w:val="clear" w:color="auto" w:fill="0B2545"/>
+            <w:tcMar>
+              <w:top w:w="60" w:type="dxa"/>
+              <w:left w:w="60" w:type="dxa"/>
+              <w:bottom w:w="60" w:type="dxa"/>
+              <w:right w:w="60" w:type="dxa"/>
+            </w:tcMar>
             <w:vAlign w:val="center"/>
           </w:tcPr>
           <w:p>
             <w:pPr>
               <w:bidi w:val="1"/>
-              <w:spacing w:after="20" w:before="20"/>
+              <w:spacing w:before="0" w:after="0" w:line="269" w:lineRule="auto"/>
               <w:jc w:val="center"/>
             </w:pPr>
-            <w:r/>
             <w:r>
               <w:rPr>
                 <w:rFonts w:ascii="Arial" w:hAnsi="Arial" w:cs="Arial" w:eastAsia="Arial"/>
                 <w:b/>
+                <w:i w:val="0"/>
                 <w:color w:val="FFFFFF"/>
-                <w:sz w:val="18"/>
+                <w:sz w:val="19"/>
               </w:rPr>
               <w:t>ما تلزمه اللوحة</w:t>
             </w:r>
@@ -1562,23 +1968,29 @@
         </w:tc>
         <w:tc>
           <w:tcPr>
-            <w:tcW w:type="dxa" w:w="3515"/>
-            <w:shd w:fill="0B2545" w:val="clear"/>
+            <w:tcW w:type="dxa" w:w="3855"/>
+            <w:shd w:val="clear" w:color="auto" w:fill="0B2545"/>
+            <w:tcMar>
+              <w:top w:w="60" w:type="dxa"/>
+              <w:left w:w="60" w:type="dxa"/>
+              <w:bottom w:w="60" w:type="dxa"/>
+              <w:right w:w="60" w:type="dxa"/>
+            </w:tcMar>
             <w:vAlign w:val="center"/>
           </w:tcPr>
           <w:p>
             <w:pPr>
               <w:bidi w:val="1"/>
-              <w:spacing w:after="20" w:before="20"/>
+              <w:spacing w:before="0" w:after="0" w:line="269" w:lineRule="auto"/>
               <w:jc w:val="center"/>
             </w:pPr>
-            <w:r/>
             <w:r>
               <w:rPr>
                 <w:rFonts w:ascii="Arial" w:hAnsi="Arial" w:cs="Arial" w:eastAsia="Arial"/>
                 <w:b/>
+                <w:i w:val="0"/>
                 <w:color w:val="FFFFFF"/>
-                <w:sz w:val="18"/>
+                <w:sz w:val="19"/>
               </w:rPr>
               <w:t>ما يظهر في الفيديو</w:t>
             </w:r>
@@ -1586,23 +1998,29 @@
         </w:tc>
         <w:tc>
           <w:tcPr>
-            <w:tcW w:type="dxa" w:w="1814"/>
-            <w:shd w:fill="0B2545" w:val="clear"/>
+            <w:tcW w:type="dxa" w:w="1587"/>
+            <w:shd w:val="clear" w:color="auto" w:fill="0B2545"/>
+            <w:tcMar>
+              <w:top w:w="60" w:type="dxa"/>
+              <w:left w:w="60" w:type="dxa"/>
+              <w:bottom w:w="60" w:type="dxa"/>
+              <w:right w:w="60" w:type="dxa"/>
+            </w:tcMar>
             <w:vAlign w:val="center"/>
           </w:tcPr>
           <w:p>
             <w:pPr>
               <w:bidi w:val="1"/>
-              <w:spacing w:after="20" w:before="20"/>
+              <w:spacing w:before="0" w:after="0" w:line="269" w:lineRule="auto"/>
               <w:jc w:val="center"/>
             </w:pPr>
-            <w:r/>
             <w:r>
               <w:rPr>
                 <w:rFonts w:ascii="Arial" w:hAnsi="Arial" w:cs="Arial" w:eastAsia="Arial"/>
                 <w:b/>
+                <w:i w:val="0"/>
                 <w:color w:val="FFFFFF"/>
-                <w:sz w:val="18"/>
+                <w:sz w:val="19"/>
               </w:rPr>
               <w:t>الحكم</w:t>
             </w:r>
@@ -1612,71 +2030,86 @@
       <w:tr>
         <w:tc>
           <w:tcPr>
-            <w:tcW w:type="dxa" w:w="1814"/>
-            <w:shd w:fill="F8FAFC" w:val="clear"/>
+            <w:tcW w:type="dxa" w:w="1587"/>
+            <w:tcMar>
+              <w:top w:w="60" w:type="dxa"/>
+              <w:left w:w="60" w:type="dxa"/>
+              <w:bottom w:w="60" w:type="dxa"/>
+              <w:right w:w="60" w:type="dxa"/>
+            </w:tcMar>
             <w:vAlign w:val="center"/>
           </w:tcPr>
           <w:p>
             <w:pPr>
               <w:bidi w:val="1"/>
-              <w:spacing w:after="20" w:before="20"/>
-              <w:jc w:val="right"/>
+              <w:spacing w:before="0" w:after="0" w:line="269" w:lineRule="auto"/>
+              <w:jc w:val="center"/>
             </w:pPr>
-            <w:r/>
             <w:r>
               <w:rPr>
                 <w:rFonts w:ascii="Arial" w:hAnsi="Arial" w:cs="Arial" w:eastAsia="Arial"/>
                 <w:b/>
-                <w:color w:val="1F2937"/>
-                <w:sz w:val="16"/>
+                <w:i w:val="0"/>
+                <w:color w:val="1E293B"/>
+                <w:sz w:val="18"/>
               </w:rPr>
-              <w:t>إنارة ELE-03</w:t>
+              <w:t>إنارة — ELE-03</w:t>
             </w:r>
           </w:p>
         </w:tc>
         <w:tc>
           <w:tcPr>
-            <w:tcW w:type="dxa" w:w="3175"/>
-            <w:shd w:fill="F8FAFC" w:val="clear"/>
+            <w:tcW w:type="dxa" w:w="3288"/>
+            <w:tcMar>
+              <w:top w:w="60" w:type="dxa"/>
+              <w:left w:w="60" w:type="dxa"/>
+              <w:bottom w:w="60" w:type="dxa"/>
+              <w:right w:w="60" w:type="dxa"/>
+            </w:tcMar>
             <w:vAlign w:val="center"/>
           </w:tcPr>
           <w:p>
             <w:pPr>
               <w:bidi w:val="1"/>
-              <w:spacing w:after="20" w:before="20"/>
+              <w:spacing w:before="0" w:after="0" w:line="269" w:lineRule="auto"/>
               <w:jc w:val="right"/>
             </w:pPr>
-            <w:r/>
             <w:r>
               <w:rPr>
                 <w:rFonts w:ascii="Arial" w:hAnsi="Arial" w:cs="Arial" w:eastAsia="Arial"/>
                 <w:b w:val="0"/>
-                <w:color w:val="1F2937"/>
-                <w:sz w:val="16"/>
+                <w:i w:val="0"/>
+                <w:color w:val="1E293B"/>
+                <w:sz w:val="18"/>
               </w:rPr>
-              <w:t>مواسير 3/4 إنش إلى نقاط LED والمفاتيح ودوائر عادية وطوارئ.</w:t>
+              <w:t>مواسير 3/4 in إلى نقاط LED والمفاتيح، بدوائر عادية وطوارئ.</w:t>
             </w:r>
           </w:p>
         </w:tc>
         <w:tc>
           <w:tcPr>
-            <w:tcW w:type="dxa" w:w="3515"/>
-            <w:shd w:fill="F8FAFC" w:val="clear"/>
+            <w:tcW w:type="dxa" w:w="3855"/>
+            <w:tcMar>
+              <w:top w:w="60" w:type="dxa"/>
+              <w:left w:w="60" w:type="dxa"/>
+              <w:bottom w:w="60" w:type="dxa"/>
+              <w:right w:w="60" w:type="dxa"/>
+            </w:tcMar>
             <w:vAlign w:val="center"/>
           </w:tcPr>
           <w:p>
             <w:pPr>
               <w:bidi w:val="1"/>
-              <w:spacing w:after="20" w:before="20"/>
+              <w:spacing w:before="0" w:after="0" w:line="269" w:lineRule="auto"/>
               <w:jc w:val="right"/>
             </w:pPr>
-            <w:r/>
             <w:r>
               <w:rPr>
                 <w:rFonts w:ascii="Arial" w:hAnsi="Arial" w:cs="Arial" w:eastAsia="Arial"/>
                 <w:b w:val="0"/>
-                <w:color w:val="1F2937"/>
-                <w:sz w:val="16"/>
+                <w:i w:val="0"/>
+                <w:color w:val="1E293B"/>
+                <w:sz w:val="18"/>
               </w:rPr>
               <w:t>لا شبكة نقاط. التسلسل مقلوب: الرقة العلوية قبل التمديد.</w:t>
             </w:r>
@@ -1684,23 +2117,29 @@
         </w:tc>
         <w:tc>
           <w:tcPr>
-            <w:tcW w:type="dxa" w:w="1814"/>
-            <w:shd w:fill="FEE2E2" w:val="clear"/>
+            <w:tcW w:type="dxa" w:w="1587"/>
+            <w:shd w:val="clear" w:color="auto" w:fill="FDECEC"/>
+            <w:tcMar>
+              <w:top w:w="60" w:type="dxa"/>
+              <w:left w:w="60" w:type="dxa"/>
+              <w:bottom w:w="60" w:type="dxa"/>
+              <w:right w:w="60" w:type="dxa"/>
+            </w:tcMar>
             <w:vAlign w:val="center"/>
           </w:tcPr>
           <w:p>
             <w:pPr>
               <w:bidi w:val="1"/>
-              <w:spacing w:after="20" w:before="20"/>
-              <w:jc w:val="right"/>
+              <w:spacing w:before="0" w:after="0" w:line="269" w:lineRule="auto"/>
+              <w:jc w:val="center"/>
             </w:pPr>
-            <w:r/>
             <w:r>
               <w:rPr>
                 <w:rFonts w:ascii="Arial" w:hAnsi="Arial" w:cs="Arial" w:eastAsia="Arial"/>
                 <w:b/>
+                <w:i w:val="0"/>
                 <w:color w:val="991B1B"/>
-                <w:sz w:val="16"/>
+                <w:sz w:val="18"/>
               </w:rPr>
               <w:t>غير مطابق</w:t>
             </w:r>
@@ -1710,95 +2149,119 @@
       <w:tr>
         <w:tc>
           <w:tcPr>
-            <w:tcW w:type="dxa" w:w="1814"/>
-            <w:shd w:fill="FFFFFF" w:val="clear"/>
+            <w:tcW w:type="dxa" w:w="1587"/>
+            <w:tcMar>
+              <w:top w:w="60" w:type="dxa"/>
+              <w:left w:w="60" w:type="dxa"/>
+              <w:bottom w:w="60" w:type="dxa"/>
+              <w:right w:w="60" w:type="dxa"/>
+            </w:tcMar>
+            <w:vAlign w:val="center"/>
+            <w:shd w:val="clear" w:color="auto" w:fill="F7F4EE"/>
+          </w:tcPr>
+          <w:p>
+            <w:pPr>
+              <w:bidi w:val="1"/>
+              <w:spacing w:before="0" w:after="0" w:line="269" w:lineRule="auto"/>
+              <w:jc w:val="center"/>
+            </w:pPr>
+            <w:r>
+              <w:rPr>
+                <w:rFonts w:ascii="Arial" w:hAnsi="Arial" w:cs="Arial" w:eastAsia="Arial"/>
+                <w:b/>
+                <w:i w:val="0"/>
+                <w:color w:val="1E293B"/>
+                <w:sz w:val="18"/>
+              </w:rPr>
+              <w:t>مآخذ — ELE-09</w:t>
+            </w:r>
+          </w:p>
+        </w:tc>
+        <w:tc>
+          <w:tcPr>
+            <w:tcW w:type="dxa" w:w="3288"/>
+            <w:tcMar>
+              <w:top w:w="60" w:type="dxa"/>
+              <w:left w:w="60" w:type="dxa"/>
+              <w:bottom w:w="60" w:type="dxa"/>
+              <w:right w:w="60" w:type="dxa"/>
+            </w:tcMar>
+            <w:vAlign w:val="center"/>
+            <w:shd w:val="clear" w:color="auto" w:fill="F7F4EE"/>
+          </w:tcPr>
+          <w:p>
+            <w:pPr>
+              <w:bidi w:val="1"/>
+              <w:spacing w:before="0" w:after="0" w:line="269" w:lineRule="auto"/>
+              <w:jc w:val="right"/>
+            </w:pPr>
+            <w:r>
+              <w:rPr>
+                <w:rFonts w:ascii="Arial" w:hAnsi="Arial" w:cs="Arial" w:eastAsia="Arial"/>
+                <w:b w:val="0"/>
+                <w:i w:val="0"/>
+                <w:color w:val="1E293B"/>
+                <w:sz w:val="18"/>
+              </w:rPr>
+              <w:t>الدوائر 3 إلى 6، ومآخذ الأجهزة، وربط SH1-DP وSH2-DP، ومخرج أرضي.</w:t>
+            </w:r>
+          </w:p>
+        </w:tc>
+        <w:tc>
+          <w:tcPr>
+            <w:tcW w:type="dxa" w:w="3855"/>
+            <w:tcMar>
+              <w:top w:w="60" w:type="dxa"/>
+              <w:left w:w="60" w:type="dxa"/>
+              <w:bottom w:w="60" w:type="dxa"/>
+              <w:right w:w="60" w:type="dxa"/>
+            </w:tcMar>
+            <w:vAlign w:val="center"/>
+            <w:shd w:val="clear" w:color="auto" w:fill="F7F4EE"/>
+          </w:tcPr>
+          <w:p>
+            <w:pPr>
+              <w:bidi w:val="1"/>
+              <w:spacing w:before="0" w:after="0" w:line="269" w:lineRule="auto"/>
+              <w:jc w:val="right"/>
+            </w:pPr>
+            <w:r>
+              <w:rPr>
+                <w:rFonts w:ascii="Arial" w:hAnsi="Arial" w:cs="Arial" w:eastAsia="Arial"/>
+                <w:b w:val="0"/>
+                <w:i w:val="0"/>
+                <w:color w:val="1E293B"/>
+                <w:sz w:val="18"/>
+              </w:rPr>
+              <w:t>لا مخارج مرقمة، ولا مخرج أرضية في موضعه.</w:t>
+            </w:r>
+          </w:p>
+        </w:tc>
+        <w:tc>
+          <w:tcPr>
+            <w:tcW w:type="dxa" w:w="1587"/>
+            <w:shd w:val="clear" w:color="auto" w:fill="FDECEC"/>
+            <w:tcMar>
+              <w:top w:w="60" w:type="dxa"/>
+              <w:left w:w="60" w:type="dxa"/>
+              <w:bottom w:w="60" w:type="dxa"/>
+              <w:right w:w="60" w:type="dxa"/>
+            </w:tcMar>
             <w:vAlign w:val="center"/>
           </w:tcPr>
           <w:p>
             <w:pPr>
               <w:bidi w:val="1"/>
-              <w:spacing w:after="20" w:before="20"/>
-              <w:jc w:val="right"/>
+              <w:spacing w:before="0" w:after="0" w:line="269" w:lineRule="auto"/>
+              <w:jc w:val="center"/>
             </w:pPr>
-            <w:r/>
             <w:r>
               <w:rPr>
                 <w:rFonts w:ascii="Arial" w:hAnsi="Arial" w:cs="Arial" w:eastAsia="Arial"/>
                 <w:b/>
-                <w:color w:val="1F2937"/>
-                <w:sz w:val="16"/>
-              </w:rPr>
-              <w:t>مآخذ ELE-09</w:t>
-            </w:r>
-          </w:p>
-        </w:tc>
-        <w:tc>
-          <w:tcPr>
-            <w:tcW w:type="dxa" w:w="3175"/>
-            <w:shd w:fill="FFFFFF" w:val="clear"/>
-            <w:vAlign w:val="center"/>
-          </w:tcPr>
-          <w:p>
-            <w:pPr>
-              <w:bidi w:val="1"/>
-              <w:spacing w:after="20" w:before="20"/>
-              <w:jc w:val="right"/>
-            </w:pPr>
-            <w:r/>
-            <w:r>
-              <w:rPr>
-                <w:rFonts w:ascii="Arial" w:hAnsi="Arial" w:cs="Arial" w:eastAsia="Arial"/>
-                <w:b w:val="0"/>
-                <w:color w:val="1F2937"/>
-                <w:sz w:val="16"/>
-              </w:rPr>
-              <w:t>دوائر 3 إلى 6 ومآخذ الأجهزة وربطات لوحات المحلات ومخرج أرضي.</w:t>
-            </w:r>
-          </w:p>
-        </w:tc>
-        <w:tc>
-          <w:tcPr>
-            <w:tcW w:type="dxa" w:w="3515"/>
-            <w:shd w:fill="FFFFFF" w:val="clear"/>
-            <w:vAlign w:val="center"/>
-          </w:tcPr>
-          <w:p>
-            <w:pPr>
-              <w:bidi w:val="1"/>
-              <w:spacing w:after="20" w:before="20"/>
-              <w:jc w:val="right"/>
-            </w:pPr>
-            <w:r/>
-            <w:r>
-              <w:rPr>
-                <w:rFonts w:ascii="Arial" w:hAnsi="Arial" w:cs="Arial" w:eastAsia="Arial"/>
-                <w:b w:val="0"/>
-                <w:color w:val="1F2937"/>
-                <w:sz w:val="16"/>
-              </w:rPr>
-              <w:t>لا مخارج مرقمة ولا مخرج أرضية في مكانه.</w:t>
-            </w:r>
-          </w:p>
-        </w:tc>
-        <w:tc>
-          <w:tcPr>
-            <w:tcW w:type="dxa" w:w="1814"/>
-            <w:shd w:fill="FEE2E2" w:val="clear"/>
-            <w:vAlign w:val="center"/>
-          </w:tcPr>
-          <w:p>
-            <w:pPr>
-              <w:bidi w:val="1"/>
-              <w:spacing w:after="20" w:before="20"/>
-              <w:jc w:val="right"/>
-            </w:pPr>
-            <w:r/>
-            <w:r>
-              <w:rPr>
-                <w:rFonts w:ascii="Arial" w:hAnsi="Arial" w:cs="Arial" w:eastAsia="Arial"/>
-                <w:b/>
+                <w:i w:val="0"/>
                 <w:color w:val="991B1B"/>
-                <w:sz w:val="16"/>
+                <w:sz w:val="18"/>
               </w:rPr>
               <w:t>غير مطابق</w:t>
             </w:r>
@@ -1808,47 +2271,57 @@
       <w:tr>
         <w:tc>
           <w:tcPr>
-            <w:tcW w:type="dxa" w:w="1814"/>
-            <w:shd w:fill="F8FAFC" w:val="clear"/>
+            <w:tcW w:type="dxa" w:w="1587"/>
+            <w:tcMar>
+              <w:top w:w="60" w:type="dxa"/>
+              <w:left w:w="60" w:type="dxa"/>
+              <w:bottom w:w="60" w:type="dxa"/>
+              <w:right w:w="60" w:type="dxa"/>
+            </w:tcMar>
             <w:vAlign w:val="center"/>
           </w:tcPr>
           <w:p>
             <w:pPr>
               <w:bidi w:val="1"/>
-              <w:spacing w:after="20" w:before="20"/>
-              <w:jc w:val="right"/>
+              <w:spacing w:before="0" w:after="0" w:line="269" w:lineRule="auto"/>
+              <w:jc w:val="center"/>
             </w:pPr>
-            <w:r/>
             <w:r>
               <w:rPr>
                 <w:rFonts w:ascii="Arial" w:hAnsi="Arial" w:cs="Arial" w:eastAsia="Arial"/>
                 <w:b/>
-                <w:color w:val="1F2937"/>
-                <w:sz w:val="16"/>
+                <w:i w:val="0"/>
+                <w:color w:val="1E293B"/>
+                <w:sz w:val="18"/>
               </w:rPr>
-              <w:t>ميكانيكا ELE-15</w:t>
+              <w:t>ميكانيكا — ELE-15</w:t>
             </w:r>
           </w:p>
         </w:tc>
         <w:tc>
           <w:tcPr>
-            <w:tcW w:type="dxa" w:w="3175"/>
-            <w:shd w:fill="F8FAFC" w:val="clear"/>
+            <w:tcW w:type="dxa" w:w="3288"/>
+            <w:tcMar>
+              <w:top w:w="60" w:type="dxa"/>
+              <w:left w:w="60" w:type="dxa"/>
+              <w:bottom w:w="60" w:type="dxa"/>
+              <w:right w:w="60" w:type="dxa"/>
+            </w:tcMar>
             <w:vAlign w:val="center"/>
           </w:tcPr>
           <w:p>
             <w:pPr>
               <w:bidi w:val="1"/>
-              <w:spacing w:after="20" w:before="20"/>
+              <w:spacing w:before="0" w:after="0" w:line="269" w:lineRule="auto"/>
               <w:jc w:val="right"/>
             </w:pPr>
-            <w:r/>
             <w:r>
               <w:rPr>
                 <w:rFonts w:ascii="Arial" w:hAnsi="Arial" w:cs="Arial" w:eastAsia="Arial"/>
                 <w:b w:val="0"/>
-                <w:color w:val="1F2937"/>
-                <w:sz w:val="16"/>
+                <w:i w:val="0"/>
+                <w:color w:val="1E293B"/>
+                <w:sz w:val="18"/>
               </w:rPr>
               <w:t>تغذية كهربائية لكل FCU مع مفتاح فصل IP65. ليست مواسير فريون.</w:t>
             </w:r>
@@ -1856,47 +2329,58 @@
         </w:tc>
         <w:tc>
           <w:tcPr>
-            <w:tcW w:type="dxa" w:w="3515"/>
-            <w:shd w:fill="F8FAFC" w:val="clear"/>
+            <w:tcW w:type="dxa" w:w="3855"/>
+            <w:tcMar>
+              <w:top w:w="60" w:type="dxa"/>
+              <w:left w:w="60" w:type="dxa"/>
+              <w:bottom w:w="60" w:type="dxa"/>
+              <w:right w:w="60" w:type="dxa"/>
+            </w:tcMar>
             <w:vAlign w:val="center"/>
           </w:tcPr>
           <w:p>
             <w:pPr>
               <w:bidi w:val="1"/>
-              <w:spacing w:after="20" w:before="20"/>
+              <w:spacing w:before="0" w:after="0" w:line="269" w:lineRule="auto"/>
               <w:jc w:val="right"/>
             </w:pPr>
-            <w:r/>
             <w:r>
               <w:rPr>
                 <w:rFonts w:ascii="Arial" w:hAnsi="Arial" w:cs="Arial" w:eastAsia="Arial"/>
                 <w:b w:val="0"/>
-                <w:color w:val="1F2937"/>
-                <w:sz w:val="16"/>
+                <w:i w:val="0"/>
+                <w:color w:val="1E293B"/>
+                <w:sz w:val="18"/>
               </w:rPr>
-              <w:t>ادعاء مواسير تكييف كاملة بلا نقاط ولا مفاتيح فصل.</w:t>
+              <w:t>ادّعاء اكتمال مواسير التكييف، بلا نقاط ولا مفاتيح فصل.</w:t>
             </w:r>
           </w:p>
         </w:tc>
         <w:tc>
           <w:tcPr>
-            <w:tcW w:type="dxa" w:w="1814"/>
-            <w:shd w:fill="FEE2E2" w:val="clear"/>
+            <w:tcW w:type="dxa" w:w="1587"/>
+            <w:shd w:val="clear" w:color="auto" w:fill="FDECEC"/>
+            <w:tcMar>
+              <w:top w:w="60" w:type="dxa"/>
+              <w:left w:w="60" w:type="dxa"/>
+              <w:bottom w:w="60" w:type="dxa"/>
+              <w:right w:w="60" w:type="dxa"/>
+            </w:tcMar>
             <w:vAlign w:val="center"/>
           </w:tcPr>
           <w:p>
             <w:pPr>
               <w:bidi w:val="1"/>
-              <w:spacing w:after="20" w:before="20"/>
-              <w:jc w:val="right"/>
+              <w:spacing w:before="0" w:after="0" w:line="269" w:lineRule="auto"/>
+              <w:jc w:val="center"/>
             </w:pPr>
-            <w:r/>
             <w:r>
               <w:rPr>
                 <w:rFonts w:ascii="Arial" w:hAnsi="Arial" w:cs="Arial" w:eastAsia="Arial"/>
                 <w:b/>
+                <w:i w:val="0"/>
                 <w:color w:val="991B1B"/>
-                <w:sz w:val="16"/>
+                <w:sz w:val="18"/>
               </w:rPr>
               <w:t>غير مطابق</w:t>
             </w:r>
@@ -1906,71 +2390,89 @@
       <w:tr>
         <w:tc>
           <w:tcPr>
-            <w:tcW w:type="dxa" w:w="1814"/>
-            <w:shd w:fill="FFFFFF" w:val="clear"/>
+            <w:tcW w:type="dxa" w:w="1587"/>
+            <w:tcMar>
+              <w:top w:w="60" w:type="dxa"/>
+              <w:left w:w="60" w:type="dxa"/>
+              <w:bottom w:w="60" w:type="dxa"/>
+              <w:right w:w="60" w:type="dxa"/>
+            </w:tcMar>
             <w:vAlign w:val="center"/>
+            <w:shd w:val="clear" w:color="auto" w:fill="F7F4EE"/>
           </w:tcPr>
           <w:p>
             <w:pPr>
               <w:bidi w:val="1"/>
-              <w:spacing w:after="20" w:before="20"/>
-              <w:jc w:val="right"/>
+              <w:spacing w:before="0" w:after="0" w:line="269" w:lineRule="auto"/>
+              <w:jc w:val="center"/>
             </w:pPr>
-            <w:r/>
             <w:r>
               <w:rPr>
                 <w:rFonts w:ascii="Arial" w:hAnsi="Arial" w:cs="Arial" w:eastAsia="Arial"/>
                 <w:b/>
-                <w:color w:val="1F2937"/>
-                <w:sz w:val="16"/>
+                <w:i w:val="0"/>
+                <w:color w:val="1E293B"/>
+                <w:sz w:val="18"/>
               </w:rPr>
-              <w:t>مسار ELE-21</w:t>
+              <w:t>مسار — ELE-21</w:t>
             </w:r>
           </w:p>
         </w:tc>
         <w:tc>
           <w:tcPr>
-            <w:tcW w:type="dxa" w:w="3175"/>
-            <w:shd w:fill="FFFFFF" w:val="clear"/>
+            <w:tcW w:type="dxa" w:w="3288"/>
+            <w:tcMar>
+              <w:top w:w="60" w:type="dxa"/>
+              <w:left w:w="60" w:type="dxa"/>
+              <w:bottom w:w="60" w:type="dxa"/>
+              <w:right w:w="60" w:type="dxa"/>
+            </w:tcMar>
             <w:vAlign w:val="center"/>
+            <w:shd w:val="clear" w:color="auto" w:fill="F7F4EE"/>
           </w:tcPr>
           <w:p>
             <w:pPr>
               <w:bidi w:val="1"/>
-              <w:spacing w:after="20" w:before="20"/>
+              <w:spacing w:before="0" w:after="0" w:line="269" w:lineRule="auto"/>
               <w:jc w:val="right"/>
             </w:pPr>
-            <w:r/>
             <w:r>
               <w:rPr>
                 <w:rFonts w:ascii="Arial" w:hAnsi="Arial" w:cs="Arial" w:eastAsia="Arial"/>
                 <w:b w:val="0"/>
-                <w:color w:val="1F2937"/>
-                <w:sz w:val="16"/>
+                <w:i w:val="0"/>
+                <w:color w:val="1E293B"/>
+                <w:sz w:val="18"/>
               </w:rPr>
-              <w:t>حامل 1000 مم وسلم 200 مم مكشوفان ومنفصلان.</w:t>
+              <w:t>حامل 1000 mm وسلم 200 mm، مكشوفان ومنفصلان.</w:t>
             </w:r>
           </w:p>
         </w:tc>
         <w:tc>
           <w:tcPr>
-            <w:tcW w:type="dxa" w:w="3515"/>
-            <w:shd w:fill="FFFFFF" w:val="clear"/>
+            <w:tcW w:type="dxa" w:w="3855"/>
+            <w:tcMar>
+              <w:top w:w="60" w:type="dxa"/>
+              <w:left w:w="60" w:type="dxa"/>
+              <w:bottom w:w="60" w:type="dxa"/>
+              <w:right w:w="60" w:type="dxa"/>
+            </w:tcMar>
             <w:vAlign w:val="center"/>
+            <w:shd w:val="clear" w:color="auto" w:fill="F7F4EE"/>
           </w:tcPr>
           <w:p>
             <w:pPr>
               <w:bidi w:val="1"/>
-              <w:spacing w:after="20" w:before="20"/>
+              <w:spacing w:before="0" w:after="0" w:line="269" w:lineRule="auto"/>
               <w:jc w:val="right"/>
             </w:pPr>
-            <w:r/>
             <w:r>
               <w:rPr>
                 <w:rFonts w:ascii="Arial" w:hAnsi="Arial" w:cs="Arial" w:eastAsia="Arial"/>
                 <w:b w:val="0"/>
-                <w:color w:val="1F2937"/>
-                <w:sz w:val="16"/>
+                <w:i w:val="0"/>
+                <w:color w:val="1E293B"/>
+                <w:sz w:val="18"/>
               </w:rPr>
               <w:t>حزمة مدفونة فوق الحديد وداخل قفص الكمرة.</w:t>
             </w:r>
@@ -1978,23 +2480,29 @@
         </w:tc>
         <w:tc>
           <w:tcPr>
-            <w:tcW w:type="dxa" w:w="1814"/>
-            <w:shd w:fill="FEE2E2" w:val="clear"/>
+            <w:tcW w:type="dxa" w:w="1587"/>
+            <w:shd w:val="clear" w:color="auto" w:fill="FDECEC"/>
+            <w:tcMar>
+              <w:top w:w="60" w:type="dxa"/>
+              <w:left w:w="60" w:type="dxa"/>
+              <w:bottom w:w="60" w:type="dxa"/>
+              <w:right w:w="60" w:type="dxa"/>
+            </w:tcMar>
             <w:vAlign w:val="center"/>
           </w:tcPr>
           <w:p>
             <w:pPr>
               <w:bidi w:val="1"/>
-              <w:spacing w:after="20" w:before="20"/>
-              <w:jc w:val="right"/>
+              <w:spacing w:before="0" w:after="0" w:line="269" w:lineRule="auto"/>
+              <w:jc w:val="center"/>
             </w:pPr>
-            <w:r/>
             <w:r>
               <w:rPr>
                 <w:rFonts w:ascii="Arial" w:hAnsi="Arial" w:cs="Arial" w:eastAsia="Arial"/>
                 <w:b/>
+                <w:i w:val="0"/>
                 <w:color w:val="991B1B"/>
-                <w:sz w:val="16"/>
+                <w:sz w:val="18"/>
               </w:rPr>
               <w:t>غير مطابق</w:t>
             </w:r>
@@ -2004,47 +2512,57 @@
       <w:tr>
         <w:tc>
           <w:tcPr>
-            <w:tcW w:type="dxa" w:w="1814"/>
-            <w:shd w:fill="F8FAFC" w:val="clear"/>
+            <w:tcW w:type="dxa" w:w="1587"/>
+            <w:tcMar>
+              <w:top w:w="60" w:type="dxa"/>
+              <w:left w:w="60" w:type="dxa"/>
+              <w:bottom w:w="60" w:type="dxa"/>
+              <w:right w:w="60" w:type="dxa"/>
+            </w:tcMar>
             <w:vAlign w:val="center"/>
           </w:tcPr>
           <w:p>
             <w:pPr>
               <w:bidi w:val="1"/>
-              <w:spacing w:after="20" w:before="20"/>
-              <w:jc w:val="right"/>
+              <w:spacing w:before="0" w:after="0" w:line="269" w:lineRule="auto"/>
+              <w:jc w:val="center"/>
             </w:pPr>
-            <w:r/>
             <w:r>
               <w:rPr>
                 <w:rFonts w:ascii="Arial" w:hAnsi="Arial" w:cs="Arial" w:eastAsia="Arial"/>
                 <w:b/>
-                <w:color w:val="1F2937"/>
-                <w:sz w:val="16"/>
+                <w:i w:val="0"/>
+                <w:color w:val="1E293B"/>
+                <w:sz w:val="18"/>
               </w:rPr>
-              <w:t>خفيف ELE-27</w:t>
+              <w:t>تيار خفيف — ELE-27</w:t>
             </w:r>
           </w:p>
         </w:tc>
         <w:tc>
           <w:tcPr>
-            <w:tcW w:type="dxa" w:w="3175"/>
-            <w:shd w:fill="F8FAFC" w:val="clear"/>
+            <w:tcW w:type="dxa" w:w="3288"/>
+            <w:tcMar>
+              <w:top w:w="60" w:type="dxa"/>
+              <w:left w:w="60" w:type="dxa"/>
+              <w:bottom w:w="60" w:type="dxa"/>
+              <w:right w:w="60" w:type="dxa"/>
+            </w:tcMar>
             <w:vAlign w:val="center"/>
           </w:tcPr>
           <w:p>
             <w:pPr>
               <w:bidi w:val="1"/>
-              <w:spacing w:after="20" w:before="20"/>
+              <w:spacing w:before="0" w:after="0" w:line="269" w:lineRule="auto"/>
               <w:jc w:val="right"/>
             </w:pPr>
-            <w:r/>
             <w:r>
               <w:rPr>
                 <w:rFonts w:ascii="Arial" w:hAnsi="Arial" w:cs="Arial" w:eastAsia="Arial"/>
                 <w:b w:val="0"/>
-                <w:color w:val="1F2937"/>
-                <w:sz w:val="16"/>
+                <w:i w:val="0"/>
+                <w:color w:val="1E293B"/>
+                <w:sz w:val="18"/>
               </w:rPr>
               <w:t>مسار مستقل إلى CCTV-B2 وWIFI-B2 وTTC-B2.</w:t>
             </w:r>
@@ -2052,23 +2570,28 @@
         </w:tc>
         <w:tc>
           <w:tcPr>
-            <w:tcW w:type="dxa" w:w="3515"/>
-            <w:shd w:fill="F8FAFC" w:val="clear"/>
+            <w:tcW w:type="dxa" w:w="3855"/>
+            <w:tcMar>
+              <w:top w:w="60" w:type="dxa"/>
+              <w:left w:w="60" w:type="dxa"/>
+              <w:bottom w:w="60" w:type="dxa"/>
+              <w:right w:w="60" w:type="dxa"/>
+            </w:tcMar>
             <w:vAlign w:val="center"/>
           </w:tcPr>
           <w:p>
             <w:pPr>
               <w:bidi w:val="1"/>
-              <w:spacing w:after="20" w:before="20"/>
+              <w:spacing w:before="0" w:after="0" w:line="269" w:lineRule="auto"/>
               <w:jc w:val="right"/>
             </w:pPr>
-            <w:r/>
             <w:r>
               <w:rPr>
                 <w:rFonts w:ascii="Arial" w:hAnsi="Arial" w:cs="Arial" w:eastAsia="Arial"/>
                 <w:b w:val="0"/>
-                <w:color w:val="1F2937"/>
-                <w:sz w:val="16"/>
+                <w:i w:val="0"/>
+                <w:color w:val="1E293B"/>
+                <w:sz w:val="18"/>
               </w:rPr>
               <w:t>لا مسار مستقل. الأحمر مختلط مع القوى.</w:t>
             </w:r>
@@ -2076,23 +2599,29 @@
         </w:tc>
         <w:tc>
           <w:tcPr>
-            <w:tcW w:type="dxa" w:w="1814"/>
-            <w:shd w:fill="FEE2E2" w:val="clear"/>
+            <w:tcW w:type="dxa" w:w="1587"/>
+            <w:shd w:val="clear" w:color="auto" w:fill="FDECEC"/>
+            <w:tcMar>
+              <w:top w:w="60" w:type="dxa"/>
+              <w:left w:w="60" w:type="dxa"/>
+              <w:bottom w:w="60" w:type="dxa"/>
+              <w:right w:w="60" w:type="dxa"/>
+            </w:tcMar>
             <w:vAlign w:val="center"/>
           </w:tcPr>
           <w:p>
             <w:pPr>
               <w:bidi w:val="1"/>
-              <w:spacing w:after="20" w:before="20"/>
-              <w:jc w:val="right"/>
+              <w:spacing w:before="0" w:after="0" w:line="269" w:lineRule="auto"/>
+              <w:jc w:val="center"/>
             </w:pPr>
-            <w:r/>
             <w:r>
               <w:rPr>
                 <w:rFonts w:ascii="Arial" w:hAnsi="Arial" w:cs="Arial" w:eastAsia="Arial"/>
                 <w:b/>
+                <w:i w:val="0"/>
                 <w:color w:val="991B1B"/>
-                <w:sz w:val="16"/>
+                <w:sz w:val="18"/>
               </w:rPr>
               <w:t>غير مطابق</w:t>
             </w:r>
@@ -2103,54 +2632,99 @@
     <w:p>
       <w:pPr>
         <w:bidi w:val="1"/>
-        <w:spacing w:before="240" w:after="120"/>
+        <w:spacing w:before="0" w:after="40" w:line="269" w:lineRule="auto"/>
+        <w:jc w:val="right"/>
+      </w:pPr>
+    </w:p>
+    <w:p>
+      <w:pPr>
+        <w:bidi w:val="1"/>
+        <w:spacing w:before="240" w:after="80" w:line="269" w:lineRule="auto"/>
+        <w:jc w:val="right"/>
+        <w:pBdr>
+          <w:bottom w:val="single" w:sz="8" w:space="1" w:color="0B2545"/>
+        </w:pBdr>
+      </w:pPr>
+      <w:r>
+        <w:rPr>
+          <w:rFonts w:ascii="Arial" w:hAnsi="Arial" w:cs="Arial" w:eastAsia="Arial"/>
+          <w:b/>
+          <w:i w:val="0"/>
+          <w:color w:val="0B2545"/>
+          <w:sz w:val="26"/>
+        </w:rPr>
+        <w:t>6. الملاحظات والإجراء قبل أي صب</w:t>
+      </w:r>
+    </w:p>
+    <w:p>
+      <w:pPr>
+        <w:bidi w:val="1"/>
+        <w:spacing w:before="0" w:after="80" w:line="269" w:lineRule="auto"/>
         <w:jc w:val="right"/>
       </w:pPr>
       <w:r>
         <w:rPr>
           <w:rFonts w:ascii="Arial" w:hAnsi="Arial" w:cs="Arial" w:eastAsia="Arial"/>
-          <w:b/>
-          <w:color w:val="0B2545"/>
-          <w:sz w:val="28"/>
+          <w:b w:val="0"/>
+          <w:i w:val="0"/>
+          <w:color w:val="1E293B"/>
+          <w:sz w:val="20"/>
         </w:rPr>
-        <w:t>6. جدول الملاحظات المخالفة</w:t>
+        <w:t>مرجع القيد الإنشائي: الكود السعودي SBC 304 وفق ACI 318-19 البند 26.8.2. قطر الماسورة لا يتجاوز ثلث سمك البلاطة، والتباعد لا يقل عن ثلاثة أضعاف القطر.</w:t>
       </w:r>
     </w:p>
     <w:tbl>
       <w:tblPr>
-        <w:tblStyle w:val="TableGrid"/>
-        <w:tblW w:type="auto" w:w="0"/>
+        <w:tblW w:type="dxa" w:w="10319"/>
         <w:jc w:val="center"/>
+        <w:tblLayout w:type="fixed"/>
         <w:tblLook w:firstColumn="1" w:firstRow="1" w:lastColumn="0" w:lastRow="0" w:noHBand="0" w:noVBand="1" w:val="04A0"/>
         <w:bidiVisual w:val="1"/>
+        <w:tblBorders>
+          <w:top w:val="single" w:sz="4" w:space="0" w:color="D6D1C7"/>
+          <w:left w:val="single" w:sz="4" w:space="0" w:color="D6D1C7"/>
+          <w:bottom w:val="single" w:sz="4" w:space="0" w:color="D6D1C7"/>
+          <w:right w:val="single" w:sz="4" w:space="0" w:color="D6D1C7"/>
+          <w:insideH w:val="single" w:sz="4" w:space="0" w:color="D6D1C7"/>
+          <w:insideV w:val="single" w:sz="4" w:space="0" w:color="D6D1C7"/>
+        </w:tblBorders>
       </w:tblPr>
       <w:tblGrid>
-        <w:gridCol w:w="2064"/>
-        <w:gridCol w:w="2064"/>
-        <w:gridCol w:w="2064"/>
-        <w:gridCol w:w="2064"/>
-        <w:gridCol w:w="2064"/>
+        <w:gridCol w:w="567"/>
+        <w:gridCol w:w="3288"/>
+        <w:gridCol w:w="907"/>
+        <w:gridCol w:w="1814"/>
+        <w:gridCol w:w="3742"/>
       </w:tblGrid>
       <w:tr>
+        <w:trPr>
+          <w:tblHeader/>
+        </w:trPr>
         <w:tc>
           <w:tcPr>
-            <w:tcW w:type="dxa" w:w="680"/>
-            <w:shd w:fill="0B2545" w:val="clear"/>
+            <w:tcW w:type="dxa" w:w="567"/>
+            <w:shd w:val="clear" w:color="auto" w:fill="0B2545"/>
+            <w:tcMar>
+              <w:top w:w="60" w:type="dxa"/>
+              <w:left w:w="60" w:type="dxa"/>
+              <w:bottom w:w="60" w:type="dxa"/>
+              <w:right w:w="60" w:type="dxa"/>
+            </w:tcMar>
             <w:vAlign w:val="center"/>
           </w:tcPr>
           <w:p>
             <w:pPr>
               <w:bidi w:val="1"/>
-              <w:spacing w:after="20" w:before="20"/>
+              <w:spacing w:before="0" w:after="0" w:line="269" w:lineRule="auto"/>
               <w:jc w:val="center"/>
             </w:pPr>
-            <w:r/>
             <w:r>
               <w:rPr>
                 <w:rFonts w:ascii="Arial" w:hAnsi="Arial" w:cs="Arial" w:eastAsia="Arial"/>
                 <w:b/>
+                <w:i w:val="0"/>
                 <w:color w:val="FFFFFF"/>
-                <w:sz w:val="18"/>
+                <w:sz w:val="19"/>
               </w:rPr>
               <w:t>م</w:t>
             </w:r>
@@ -2158,23 +2732,29 @@
         </w:tc>
         <w:tc>
           <w:tcPr>
-            <w:tcW w:type="dxa" w:w="3515"/>
-            <w:shd w:fill="0B2545" w:val="clear"/>
+            <w:tcW w:type="dxa" w:w="3288"/>
+            <w:shd w:val="clear" w:color="auto" w:fill="0B2545"/>
+            <w:tcMar>
+              <w:top w:w="60" w:type="dxa"/>
+              <w:left w:w="60" w:type="dxa"/>
+              <w:bottom w:w="60" w:type="dxa"/>
+              <w:right w:w="60" w:type="dxa"/>
+            </w:tcMar>
             <w:vAlign w:val="center"/>
           </w:tcPr>
           <w:p>
             <w:pPr>
               <w:bidi w:val="1"/>
-              <w:spacing w:after="20" w:before="20"/>
+              <w:spacing w:before="0" w:after="0" w:line="269" w:lineRule="auto"/>
               <w:jc w:val="center"/>
             </w:pPr>
-            <w:r/>
             <w:r>
               <w:rPr>
                 <w:rFonts w:ascii="Arial" w:hAnsi="Arial" w:cs="Arial" w:eastAsia="Arial"/>
                 <w:b/>
+                <w:i w:val="0"/>
                 <w:color w:val="FFFFFF"/>
-                <w:sz w:val="18"/>
+                <w:sz w:val="19"/>
               </w:rPr>
               <w:t>الملاحظة</w:t>
             </w:r>
@@ -2182,23 +2762,29 @@
         </w:tc>
         <w:tc>
           <w:tcPr>
-            <w:tcW w:type="dxa" w:w="1020"/>
-            <w:shd w:fill="0B2545" w:val="clear"/>
+            <w:tcW w:type="dxa" w:w="907"/>
+            <w:shd w:val="clear" w:color="auto" w:fill="0B2545"/>
+            <w:tcMar>
+              <w:top w:w="60" w:type="dxa"/>
+              <w:left w:w="60" w:type="dxa"/>
+              <w:bottom w:w="60" w:type="dxa"/>
+              <w:right w:w="60" w:type="dxa"/>
+            </w:tcMar>
             <w:vAlign w:val="center"/>
           </w:tcPr>
           <w:p>
             <w:pPr>
               <w:bidi w:val="1"/>
-              <w:spacing w:after="20" w:before="20"/>
+              <w:spacing w:before="0" w:after="0" w:line="269" w:lineRule="auto"/>
               <w:jc w:val="center"/>
             </w:pPr>
-            <w:r/>
             <w:r>
               <w:rPr>
                 <w:rFonts w:ascii="Arial" w:hAnsi="Arial" w:cs="Arial" w:eastAsia="Arial"/>
                 <w:b/>
+                <w:i w:val="0"/>
                 <w:color w:val="FFFFFF"/>
-                <w:sz w:val="18"/>
+                <w:sz w:val="19"/>
               </w:rPr>
               <w:t>الدرجة</w:t>
             </w:r>
@@ -2207,22 +2793,28 @@
         <w:tc>
           <w:tcPr>
             <w:tcW w:type="dxa" w:w="1814"/>
-            <w:shd w:fill="0B2545" w:val="clear"/>
+            <w:shd w:val="clear" w:color="auto" w:fill="0B2545"/>
+            <w:tcMar>
+              <w:top w:w="60" w:type="dxa"/>
+              <w:left w:w="60" w:type="dxa"/>
+              <w:bottom w:w="60" w:type="dxa"/>
+              <w:right w:w="60" w:type="dxa"/>
+            </w:tcMar>
             <w:vAlign w:val="center"/>
           </w:tcPr>
           <w:p>
             <w:pPr>
               <w:bidi w:val="1"/>
-              <w:spacing w:after="20" w:before="20"/>
+              <w:spacing w:before="0" w:after="0" w:line="269" w:lineRule="auto"/>
               <w:jc w:val="center"/>
             </w:pPr>
-            <w:r/>
             <w:r>
               <w:rPr>
                 <w:rFonts w:ascii="Arial" w:hAnsi="Arial" w:cs="Arial" w:eastAsia="Arial"/>
                 <w:b/>
+                <w:i w:val="0"/>
                 <w:color w:val="FFFFFF"/>
-                <w:sz w:val="18"/>
+                <w:sz w:val="19"/>
               </w:rPr>
               <w:t>المرجع</w:t>
             </w:r>
@@ -2230,25 +2822,31 @@
         </w:tc>
         <w:tc>
           <w:tcPr>
-            <w:tcW w:type="dxa" w:w="3288"/>
-            <w:shd w:fill="0B2545" w:val="clear"/>
+            <w:tcW w:type="dxa" w:w="3742"/>
+            <w:shd w:val="clear" w:color="auto" w:fill="0B2545"/>
+            <w:tcMar>
+              <w:top w:w="60" w:type="dxa"/>
+              <w:left w:w="60" w:type="dxa"/>
+              <w:bottom w:w="60" w:type="dxa"/>
+              <w:right w:w="60" w:type="dxa"/>
+            </w:tcMar>
             <w:vAlign w:val="center"/>
           </w:tcPr>
           <w:p>
             <w:pPr>
               <w:bidi w:val="1"/>
-              <w:spacing w:after="20" w:before="20"/>
+              <w:spacing w:before="0" w:after="0" w:line="269" w:lineRule="auto"/>
               <w:jc w:val="center"/>
             </w:pPr>
-            <w:r/>
             <w:r>
               <w:rPr>
                 <w:rFonts w:ascii="Arial" w:hAnsi="Arial" w:cs="Arial" w:eastAsia="Arial"/>
                 <w:b/>
+                <w:i w:val="0"/>
                 <w:color w:val="FFFFFF"/>
-                <w:sz w:val="18"/>
+                <w:sz w:val="19"/>
               </w:rPr>
-              <w:t>الإجراء قبل أي صب</w:t>
+              <w:t>الإجراء قبل الصب</w:t>
             </w:r>
           </w:p>
         </w:tc>
@@ -2256,23 +2854,28 @@
       <w:tr>
         <w:tc>
           <w:tcPr>
-            <w:tcW w:type="dxa" w:w="680"/>
-            <w:shd w:fill="F8FAFC" w:val="clear"/>
+            <w:tcW w:type="dxa" w:w="567"/>
+            <w:tcMar>
+              <w:top w:w="60" w:type="dxa"/>
+              <w:left w:w="60" w:type="dxa"/>
+              <w:bottom w:w="60" w:type="dxa"/>
+              <w:right w:w="60" w:type="dxa"/>
+            </w:tcMar>
             <w:vAlign w:val="center"/>
           </w:tcPr>
           <w:p>
             <w:pPr>
               <w:bidi w:val="1"/>
-              <w:spacing w:after="20" w:before="20"/>
-              <w:jc w:val="right"/>
+              <w:spacing w:before="0" w:after="0" w:line="269" w:lineRule="auto"/>
+              <w:jc w:val="center"/>
             </w:pPr>
-            <w:r/>
             <w:r>
               <w:rPr>
                 <w:rFonts w:ascii="Arial" w:hAnsi="Arial" w:cs="Arial" w:eastAsia="Arial"/>
                 <w:b/>
-                <w:color w:val="1F2937"/>
-                <w:sz w:val="16"/>
+                <w:i w:val="0"/>
+                <w:color w:val="1E293B"/>
+                <w:sz w:val="18"/>
               </w:rPr>
               <w:t>1</w:t>
             </w:r>
@@ -2280,23 +2883,28 @@
         </w:tc>
         <w:tc>
           <w:tcPr>
-            <w:tcW w:type="dxa" w:w="3515"/>
-            <w:shd w:fill="F8FAFC" w:val="clear"/>
+            <w:tcW w:type="dxa" w:w="3288"/>
+            <w:tcMar>
+              <w:top w:w="60" w:type="dxa"/>
+              <w:left w:w="60" w:type="dxa"/>
+              <w:bottom w:w="60" w:type="dxa"/>
+              <w:right w:w="60" w:type="dxa"/>
+            </w:tcMar>
             <w:vAlign w:val="center"/>
           </w:tcPr>
           <w:p>
             <w:pPr>
               <w:bidi w:val="1"/>
-              <w:spacing w:after="20" w:before="20"/>
+              <w:spacing w:before="0" w:after="0" w:line="269" w:lineRule="auto"/>
               <w:jc w:val="right"/>
             </w:pPr>
-            <w:r/>
             <w:r>
               <w:rPr>
                 <w:rFonts w:ascii="Arial" w:hAnsi="Arial" w:cs="Arial" w:eastAsia="Arial"/>
                 <w:b w:val="0"/>
-                <w:color w:val="1F2937"/>
-                <w:sz w:val="16"/>
+                <w:i w:val="0"/>
+                <w:color w:val="1E293B"/>
+                <w:sz w:val="18"/>
               </w:rPr>
               <w:t>أُقفلت الرقة العلوية قبل التمديد.</w:t>
             </w:r>
@@ -2304,23 +2912,29 @@
         </w:tc>
         <w:tc>
           <w:tcPr>
-            <w:tcW w:type="dxa" w:w="1020"/>
-            <w:shd w:fill="FEE2E2" w:val="clear"/>
+            <w:tcW w:type="dxa" w:w="907"/>
+            <w:shd w:val="clear" w:color="auto" w:fill="991B1B"/>
+            <w:tcMar>
+              <w:top w:w="60" w:type="dxa"/>
+              <w:left w:w="60" w:type="dxa"/>
+              <w:bottom w:w="60" w:type="dxa"/>
+              <w:right w:w="60" w:type="dxa"/>
+            </w:tcMar>
             <w:vAlign w:val="center"/>
           </w:tcPr>
           <w:p>
             <w:pPr>
               <w:bidi w:val="1"/>
-              <w:spacing w:after="20" w:before="20"/>
-              <w:jc w:val="right"/>
+              <w:spacing w:before="0" w:after="0" w:line="269" w:lineRule="auto"/>
+              <w:jc w:val="center"/>
             </w:pPr>
-            <w:r/>
             <w:r>
               <w:rPr>
                 <w:rFonts w:ascii="Arial" w:hAnsi="Arial" w:cs="Arial" w:eastAsia="Arial"/>
                 <w:b/>
-                <w:color w:val="991B1B"/>
-                <w:sz w:val="16"/>
+                <w:i w:val="0"/>
+                <w:color w:val="FFFFFF"/>
+                <w:sz w:val="18"/>
               </w:rPr>
               <w:t>حرجة</w:t>
             </w:r>
@@ -2329,22 +2943,27 @@
         <w:tc>
           <w:tcPr>
             <w:tcW w:type="dxa" w:w="1814"/>
-            <w:shd w:fill="F8FAFC" w:val="clear"/>
+            <w:tcMar>
+              <w:top w:w="60" w:type="dxa"/>
+              <w:left w:w="60" w:type="dxa"/>
+              <w:bottom w:w="60" w:type="dxa"/>
+              <w:right w:w="60" w:type="dxa"/>
+            </w:tcMar>
             <w:vAlign w:val="center"/>
           </w:tcPr>
           <w:p>
             <w:pPr>
               <w:bidi w:val="1"/>
-              <w:spacing w:after="20" w:before="20"/>
+              <w:spacing w:before="0" w:after="0" w:line="269" w:lineRule="auto"/>
               <w:jc w:val="right"/>
             </w:pPr>
-            <w:r/>
             <w:r>
               <w:rPr>
                 <w:rFonts w:ascii="Arial" w:hAnsi="Arial" w:cs="Arial" w:eastAsia="Arial"/>
                 <w:b w:val="0"/>
-                <w:color w:val="1F2937"/>
-                <w:sz w:val="16"/>
+                <w:i w:val="0"/>
+                <w:color w:val="1E293B"/>
+                <w:sz w:val="18"/>
               </w:rPr>
               <w:t>إقرار الموقع</w:t>
             </w:r>
@@ -2352,23 +2971,28 @@
         </w:tc>
         <w:tc>
           <w:tcPr>
-            <w:tcW w:type="dxa" w:w="3288"/>
-            <w:shd w:fill="F8FAFC" w:val="clear"/>
+            <w:tcW w:type="dxa" w:w="3742"/>
+            <w:tcMar>
+              <w:top w:w="60" w:type="dxa"/>
+              <w:left w:w="60" w:type="dxa"/>
+              <w:bottom w:w="60" w:type="dxa"/>
+              <w:right w:w="60" w:type="dxa"/>
+            </w:tcMar>
             <w:vAlign w:val="center"/>
           </w:tcPr>
           <w:p>
             <w:pPr>
               <w:bidi w:val="1"/>
-              <w:spacing w:after="20" w:before="20"/>
+              <w:spacing w:before="0" w:after="0" w:line="269" w:lineRule="auto"/>
               <w:jc w:val="right"/>
             </w:pPr>
-            <w:r/>
             <w:r>
               <w:rPr>
                 <w:rFonts w:ascii="Arial" w:hAnsi="Arial" w:cs="Arial" w:eastAsia="Arial"/>
                 <w:b w:val="0"/>
-                <w:color w:val="1F2937"/>
-                <w:sz w:val="16"/>
+                <w:i w:val="0"/>
+                <w:color w:val="1E293B"/>
+                <w:sz w:val="18"/>
               </w:rPr>
               <w:t>رفع الرقة وإعادة التمديد، أو رفض المسطح.</w:t>
             </w:r>
@@ -2378,23 +3002,29 @@
       <w:tr>
         <w:tc>
           <w:tcPr>
-            <w:tcW w:type="dxa" w:w="680"/>
-            <w:shd w:fill="FFFFFF" w:val="clear"/>
+            <w:tcW w:type="dxa" w:w="567"/>
+            <w:tcMar>
+              <w:top w:w="60" w:type="dxa"/>
+              <w:left w:w="60" w:type="dxa"/>
+              <w:bottom w:w="60" w:type="dxa"/>
+              <w:right w:w="60" w:type="dxa"/>
+            </w:tcMar>
             <w:vAlign w:val="center"/>
+            <w:shd w:val="clear" w:color="auto" w:fill="F7F4EE"/>
           </w:tcPr>
           <w:p>
             <w:pPr>
               <w:bidi w:val="1"/>
-              <w:spacing w:after="20" w:before="20"/>
-              <w:jc w:val="right"/>
+              <w:spacing w:before="0" w:after="0" w:line="269" w:lineRule="auto"/>
+              <w:jc w:val="center"/>
             </w:pPr>
-            <w:r/>
             <w:r>
               <w:rPr>
                 <w:rFonts w:ascii="Arial" w:hAnsi="Arial" w:cs="Arial" w:eastAsia="Arial"/>
                 <w:b/>
-                <w:color w:val="1F2937"/>
-                <w:sz w:val="16"/>
+                <w:i w:val="0"/>
+                <w:color w:val="1E293B"/>
+                <w:sz w:val="18"/>
               </w:rPr>
               <w:t>2</w:t>
             </w:r>
@@ -2402,23 +3032,29 @@
         </w:tc>
         <w:tc>
           <w:tcPr>
-            <w:tcW w:type="dxa" w:w="3515"/>
-            <w:shd w:fill="FFFFFF" w:val="clear"/>
+            <w:tcW w:type="dxa" w:w="3288"/>
+            <w:tcMar>
+              <w:top w:w="60" w:type="dxa"/>
+              <w:left w:w="60" w:type="dxa"/>
+              <w:bottom w:w="60" w:type="dxa"/>
+              <w:right w:w="60" w:type="dxa"/>
+            </w:tcMar>
             <w:vAlign w:val="center"/>
+            <w:shd w:val="clear" w:color="auto" w:fill="F7F4EE"/>
           </w:tcPr>
           <w:p>
             <w:pPr>
               <w:bidi w:val="1"/>
-              <w:spacing w:after="20" w:before="20"/>
+              <w:spacing w:before="0" w:after="0" w:line="269" w:lineRule="auto"/>
               <w:jc w:val="right"/>
             </w:pPr>
-            <w:r/>
             <w:r>
               <w:rPr>
                 <w:rFonts w:ascii="Arial" w:hAnsi="Arial" w:cs="Arial" w:eastAsia="Arial"/>
                 <w:b w:val="0"/>
-                <w:color w:val="1F2937"/>
-                <w:sz w:val="16"/>
+                <w:i w:val="0"/>
+                <w:color w:val="1E293B"/>
+                <w:sz w:val="18"/>
               </w:rPr>
               <w:t>حزمة مواسير داخل قفص الكمرة تُخلّ بالغطاء والكانات وبحد القطر والتباعد.</w:t>
             </w:r>
@@ -2426,23 +3062,29 @@
         </w:tc>
         <w:tc>
           <w:tcPr>
-            <w:tcW w:type="dxa" w:w="1020"/>
-            <w:shd w:fill="FEE2E2" w:val="clear"/>
+            <w:tcW w:type="dxa" w:w="907"/>
+            <w:shd w:val="clear" w:color="auto" w:fill="991B1B"/>
+            <w:tcMar>
+              <w:top w:w="60" w:type="dxa"/>
+              <w:left w:w="60" w:type="dxa"/>
+              <w:bottom w:w="60" w:type="dxa"/>
+              <w:right w:w="60" w:type="dxa"/>
+            </w:tcMar>
             <w:vAlign w:val="center"/>
           </w:tcPr>
           <w:p>
             <w:pPr>
               <w:bidi w:val="1"/>
-              <w:spacing w:after="20" w:before="20"/>
-              <w:jc w:val="right"/>
+              <w:spacing w:before="0" w:after="0" w:line="269" w:lineRule="auto"/>
+              <w:jc w:val="center"/>
             </w:pPr>
-            <w:r/>
             <w:r>
               <w:rPr>
                 <w:rFonts w:ascii="Arial" w:hAnsi="Arial" w:cs="Arial" w:eastAsia="Arial"/>
                 <w:b/>
-                <w:color w:val="991B1B"/>
-                <w:sz w:val="16"/>
+                <w:i w:val="0"/>
+                <w:color w:val="FFFFFF"/>
+                <w:sz w:val="18"/>
               </w:rPr>
               <w:t>حرجة</w:t>
             </w:r>
@@ -2451,46 +3093,58 @@
         <w:tc>
           <w:tcPr>
             <w:tcW w:type="dxa" w:w="1814"/>
-            <w:shd w:fill="FFFFFF" w:val="clear"/>
+            <w:tcMar>
+              <w:top w:w="60" w:type="dxa"/>
+              <w:left w:w="60" w:type="dxa"/>
+              <w:bottom w:w="60" w:type="dxa"/>
+              <w:right w:w="60" w:type="dxa"/>
+            </w:tcMar>
             <w:vAlign w:val="center"/>
+            <w:shd w:val="clear" w:color="auto" w:fill="F7F4EE"/>
           </w:tcPr>
           <w:p>
             <w:pPr>
               <w:bidi w:val="1"/>
-              <w:spacing w:after="20" w:before="20"/>
+              <w:spacing w:before="0" w:after="0" w:line="269" w:lineRule="auto"/>
               <w:jc w:val="right"/>
             </w:pPr>
-            <w:r/>
             <w:r>
               <w:rPr>
                 <w:rFonts w:ascii="Arial" w:hAnsi="Arial" w:cs="Arial" w:eastAsia="Arial"/>
                 <w:b w:val="0"/>
-                <w:color w:val="1F2937"/>
-                <w:sz w:val="16"/>
+                <w:i w:val="0"/>
+                <w:color w:val="1E293B"/>
+                <w:sz w:val="18"/>
               </w:rPr>
-              <w:t>ACI 318-19 / 26.8.2</w:t>
+              <w:t>ACI 318-19 §26.8.2</w:t>
             </w:r>
           </w:p>
         </w:tc>
         <w:tc>
           <w:tcPr>
-            <w:tcW w:type="dxa" w:w="3288"/>
-            <w:shd w:fill="FFFFFF" w:val="clear"/>
+            <w:tcW w:type="dxa" w:w="3742"/>
+            <w:tcMar>
+              <w:top w:w="60" w:type="dxa"/>
+              <w:left w:w="60" w:type="dxa"/>
+              <w:bottom w:w="60" w:type="dxa"/>
+              <w:right w:w="60" w:type="dxa"/>
+            </w:tcMar>
             <w:vAlign w:val="center"/>
+            <w:shd w:val="clear" w:color="auto" w:fill="F7F4EE"/>
           </w:tcPr>
           <w:p>
             <w:pPr>
               <w:bidi w:val="1"/>
-              <w:spacing w:after="20" w:before="20"/>
+              <w:spacing w:before="0" w:after="0" w:line="269" w:lineRule="auto"/>
               <w:jc w:val="right"/>
             </w:pPr>
-            <w:r/>
             <w:r>
               <w:rPr>
                 <w:rFonts w:ascii="Arial" w:hAnsi="Arial" w:cs="Arial" w:eastAsia="Arial"/>
                 <w:b w:val="0"/>
-                <w:color w:val="1F2937"/>
-                <w:sz w:val="16"/>
+                <w:i w:val="0"/>
+                <w:color w:val="1E293B"/>
+                <w:sz w:val="18"/>
               </w:rPr>
               <w:t>تُفك الحزمة بموافقة إنشائية خطية، وإلا يُزال الاختراق.</w:t>
             </w:r>
@@ -2500,23 +3154,28 @@
       <w:tr>
         <w:tc>
           <w:tcPr>
-            <w:tcW w:type="dxa" w:w="680"/>
-            <w:shd w:fill="F8FAFC" w:val="clear"/>
+            <w:tcW w:type="dxa" w:w="567"/>
+            <w:tcMar>
+              <w:top w:w="60" w:type="dxa"/>
+              <w:left w:w="60" w:type="dxa"/>
+              <w:bottom w:w="60" w:type="dxa"/>
+              <w:right w:w="60" w:type="dxa"/>
+            </w:tcMar>
             <w:vAlign w:val="center"/>
           </w:tcPr>
           <w:p>
             <w:pPr>
               <w:bidi w:val="1"/>
-              <w:spacing w:after="20" w:before="20"/>
-              <w:jc w:val="right"/>
+              <w:spacing w:before="0" w:after="0" w:line="269" w:lineRule="auto"/>
+              <w:jc w:val="center"/>
             </w:pPr>
-            <w:r/>
             <w:r>
               <w:rPr>
                 <w:rFonts w:ascii="Arial" w:hAnsi="Arial" w:cs="Arial" w:eastAsia="Arial"/>
                 <w:b/>
-                <w:color w:val="1F2937"/>
-                <w:sz w:val="16"/>
+                <w:i w:val="0"/>
+                <w:color w:val="1E293B"/>
+                <w:sz w:val="18"/>
               </w:rPr>
               <w:t>3</w:t>
             </w:r>
@@ -2524,47 +3183,58 @@
         </w:tc>
         <w:tc>
           <w:tcPr>
-            <w:tcW w:type="dxa" w:w="3515"/>
-            <w:shd w:fill="F8FAFC" w:val="clear"/>
+            <w:tcW w:type="dxa" w:w="3288"/>
+            <w:tcMar>
+              <w:top w:w="60" w:type="dxa"/>
+              <w:left w:w="60" w:type="dxa"/>
+              <w:bottom w:w="60" w:type="dxa"/>
+              <w:right w:w="60" w:type="dxa"/>
+            </w:tcMar>
             <w:vAlign w:val="center"/>
           </w:tcPr>
           <w:p>
             <w:pPr>
               <w:bidi w:val="1"/>
-              <w:spacing w:after="20" w:before="20"/>
+              <w:spacing w:before="0" w:after="0" w:line="269" w:lineRule="auto"/>
               <w:jc w:val="right"/>
             </w:pPr>
-            <w:r/>
             <w:r>
               <w:rPr>
                 <w:rFonts w:ascii="Arial" w:hAnsi="Arial" w:cs="Arial" w:eastAsia="Arial"/>
                 <w:b w:val="0"/>
-                <w:color w:val="1F2937"/>
-                <w:sz w:val="16"/>
+                <w:i w:val="0"/>
+                <w:color w:val="1E293B"/>
+                <w:sz w:val="18"/>
               </w:rPr>
-              <w:t>مواسير ملاصقة لخشب الشدة وغطاؤها السفلي معدوم.</w:t>
+              <w:t>مواسير ملاصقة لخشب الشدة، وغطاؤها السفلي معدوم.</w:t>
             </w:r>
           </w:p>
         </w:tc>
         <w:tc>
           <w:tcPr>
-            <w:tcW w:type="dxa" w:w="1020"/>
-            <w:shd w:fill="FEE2E2" w:val="clear"/>
+            <w:tcW w:type="dxa" w:w="907"/>
+            <w:shd w:val="clear" w:color="auto" w:fill="991B1B"/>
+            <w:tcMar>
+              <w:top w:w="60" w:type="dxa"/>
+              <w:left w:w="60" w:type="dxa"/>
+              <w:bottom w:w="60" w:type="dxa"/>
+              <w:right w:w="60" w:type="dxa"/>
+            </w:tcMar>
             <w:vAlign w:val="center"/>
           </w:tcPr>
           <w:p>
             <w:pPr>
               <w:bidi w:val="1"/>
-              <w:spacing w:after="20" w:before="20"/>
-              <w:jc w:val="right"/>
+              <w:spacing w:before="0" w:after="0" w:line="269" w:lineRule="auto"/>
+              <w:jc w:val="center"/>
             </w:pPr>
-            <w:r/>
             <w:r>
               <w:rPr>
                 <w:rFonts w:ascii="Arial" w:hAnsi="Arial" w:cs="Arial" w:eastAsia="Arial"/>
                 <w:b/>
-                <w:color w:val="991B1B"/>
-                <w:sz w:val="16"/>
+                <w:i w:val="0"/>
+                <w:color w:val="FFFFFF"/>
+                <w:sz w:val="18"/>
               </w:rPr>
               <w:t>حرجة</w:t>
             </w:r>
@@ -2573,22 +3243,27 @@
         <w:tc>
           <w:tcPr>
             <w:tcW w:type="dxa" w:w="1814"/>
-            <w:shd w:fill="F8FAFC" w:val="clear"/>
+            <w:tcMar>
+              <w:top w:w="60" w:type="dxa"/>
+              <w:left w:w="60" w:type="dxa"/>
+              <w:bottom w:w="60" w:type="dxa"/>
+              <w:right w:w="60" w:type="dxa"/>
+            </w:tcMar>
             <w:vAlign w:val="center"/>
           </w:tcPr>
           <w:p>
             <w:pPr>
               <w:bidi w:val="1"/>
-              <w:spacing w:after="20" w:before="20"/>
+              <w:spacing w:before="0" w:after="0" w:line="269" w:lineRule="auto"/>
               <w:jc w:val="right"/>
             </w:pPr>
-            <w:r/>
             <w:r>
               <w:rPr>
                 <w:rFonts w:ascii="Arial" w:hAnsi="Arial" w:cs="Arial" w:eastAsia="Arial"/>
                 <w:b w:val="0"/>
-                <w:color w:val="1F2937"/>
-                <w:sz w:val="16"/>
+                <w:i w:val="0"/>
+                <w:color w:val="1E293B"/>
+                <w:sz w:val="18"/>
               </w:rPr>
               <w:t>تفصيلة البلاطة</w:t>
             </w:r>
@@ -2596,23 +3271,28 @@
         </w:tc>
         <w:tc>
           <w:tcPr>
-            <w:tcW w:type="dxa" w:w="3288"/>
-            <w:shd w:fill="F8FAFC" w:val="clear"/>
+            <w:tcW w:type="dxa" w:w="3742"/>
+            <w:tcMar>
+              <w:top w:w="60" w:type="dxa"/>
+              <w:left w:w="60" w:type="dxa"/>
+              <w:bottom w:w="60" w:type="dxa"/>
+              <w:right w:w="60" w:type="dxa"/>
+            </w:tcMar>
             <w:vAlign w:val="center"/>
           </w:tcPr>
           <w:p>
             <w:pPr>
               <w:bidi w:val="1"/>
-              <w:spacing w:after="20" w:before="20"/>
+              <w:spacing w:before="0" w:after="0" w:line="269" w:lineRule="auto"/>
               <w:jc w:val="right"/>
             </w:pPr>
-            <w:r/>
             <w:r>
               <w:rPr>
                 <w:rFonts w:ascii="Arial" w:hAnsi="Arial" w:cs="Arial" w:eastAsia="Arial"/>
                 <w:b w:val="0"/>
-                <w:color w:val="1F2937"/>
-                <w:sz w:val="16"/>
+                <w:i w:val="0"/>
+                <w:color w:val="1E293B"/>
+                <w:sz w:val="18"/>
               </w:rPr>
               <w:t>رفع المواسير حتى يتحقق الغطاء المعتمد.</w:t>
             </w:r>
@@ -2622,23 +3302,29 @@
       <w:tr>
         <w:tc>
           <w:tcPr>
-            <w:tcW w:type="dxa" w:w="680"/>
-            <w:shd w:fill="FFFFFF" w:val="clear"/>
+            <w:tcW w:type="dxa" w:w="567"/>
+            <w:tcMar>
+              <w:top w:w="60" w:type="dxa"/>
+              <w:left w:w="60" w:type="dxa"/>
+              <w:bottom w:w="60" w:type="dxa"/>
+              <w:right w:w="60" w:type="dxa"/>
+            </w:tcMar>
             <w:vAlign w:val="center"/>
+            <w:shd w:val="clear" w:color="auto" w:fill="F7F4EE"/>
           </w:tcPr>
           <w:p>
             <w:pPr>
               <w:bidi w:val="1"/>
-              <w:spacing w:after="20" w:before="20"/>
-              <w:jc w:val="right"/>
+              <w:spacing w:before="0" w:after="0" w:line="269" w:lineRule="auto"/>
+              <w:jc w:val="center"/>
             </w:pPr>
-            <w:r/>
             <w:r>
               <w:rPr>
                 <w:rFonts w:ascii="Arial" w:hAnsi="Arial" w:cs="Arial" w:eastAsia="Arial"/>
                 <w:b/>
-                <w:color w:val="1F2937"/>
-                <w:sz w:val="16"/>
+                <w:i w:val="0"/>
+                <w:color w:val="1E293B"/>
+                <w:sz w:val="18"/>
               </w:rPr>
               <w:t>4</w:t>
             </w:r>
@@ -2646,23 +3332,29 @@
         </w:tc>
         <w:tc>
           <w:tcPr>
-            <w:tcW w:type="dxa" w:w="3515"/>
-            <w:shd w:fill="FFFFFF" w:val="clear"/>
+            <w:tcW w:type="dxa" w:w="3288"/>
+            <w:tcMar>
+              <w:top w:w="60" w:type="dxa"/>
+              <w:left w:w="60" w:type="dxa"/>
+              <w:bottom w:w="60" w:type="dxa"/>
+              <w:right w:w="60" w:type="dxa"/>
+            </w:tcMar>
             <w:vAlign w:val="center"/>
+            <w:shd w:val="clear" w:color="auto" w:fill="F7F4EE"/>
           </w:tcPr>
           <w:p>
             <w:pPr>
               <w:bidi w:val="1"/>
-              <w:spacing w:after="20" w:before="20"/>
+              <w:spacing w:before="0" w:after="0" w:line="269" w:lineRule="auto"/>
               <w:jc w:val="right"/>
             </w:pPr>
-            <w:r/>
             <w:r>
               <w:rPr>
                 <w:rFonts w:ascii="Arial" w:hAnsi="Arial" w:cs="Arial" w:eastAsia="Arial"/>
                 <w:b w:val="0"/>
-                <w:color w:val="1F2937"/>
-                <w:sz w:val="16"/>
+                <w:i w:val="0"/>
+                <w:color w:val="1E293B"/>
+                <w:sz w:val="18"/>
               </w:rPr>
               <w:t>ثنيات حادة. سحب الكابل بعد الصب غير مضمون.</w:t>
             </w:r>
@@ -2670,23 +3362,29 @@
         </w:tc>
         <w:tc>
           <w:tcPr>
-            <w:tcW w:type="dxa" w:w="1020"/>
-            <w:shd w:fill="FFEDD5" w:val="clear"/>
+            <w:tcW w:type="dxa" w:w="907"/>
+            <w:shd w:val="clear" w:color="auto" w:fill="FFEDD5"/>
+            <w:tcMar>
+              <w:top w:w="60" w:type="dxa"/>
+              <w:left w:w="60" w:type="dxa"/>
+              <w:bottom w:w="60" w:type="dxa"/>
+              <w:right w:w="60" w:type="dxa"/>
+            </w:tcMar>
             <w:vAlign w:val="center"/>
           </w:tcPr>
           <w:p>
             <w:pPr>
               <w:bidi w:val="1"/>
-              <w:spacing w:after="20" w:before="20"/>
-              <w:jc w:val="right"/>
+              <w:spacing w:before="0" w:after="0" w:line="269" w:lineRule="auto"/>
+              <w:jc w:val="center"/>
             </w:pPr>
-            <w:r/>
             <w:r>
               <w:rPr>
                 <w:rFonts w:ascii="Arial" w:hAnsi="Arial" w:cs="Arial" w:eastAsia="Arial"/>
                 <w:b/>
-                <w:color w:val="92540C"/>
-                <w:sz w:val="16"/>
+                <w:i w:val="0"/>
+                <w:color w:val="9A3412"/>
+                <w:sz w:val="18"/>
               </w:rPr>
               <w:t>عالية</w:t>
             </w:r>
@@ -2695,22 +3393,28 @@
         <w:tc>
           <w:tcPr>
             <w:tcW w:type="dxa" w:w="1814"/>
-            <w:shd w:fill="FFFFFF" w:val="clear"/>
+            <w:tcMar>
+              <w:top w:w="60" w:type="dxa"/>
+              <w:left w:w="60" w:type="dxa"/>
+              <w:bottom w:w="60" w:type="dxa"/>
+              <w:right w:w="60" w:type="dxa"/>
+            </w:tcMar>
             <w:vAlign w:val="center"/>
+            <w:shd w:val="clear" w:color="auto" w:fill="F7F4EE"/>
           </w:tcPr>
           <w:p>
             <w:pPr>
               <w:bidi w:val="1"/>
-              <w:spacing w:after="20" w:before="20"/>
+              <w:spacing w:before="0" w:after="0" w:line="269" w:lineRule="auto"/>
               <w:jc w:val="right"/>
             </w:pPr>
-            <w:r/>
             <w:r>
               <w:rPr>
                 <w:rFonts w:ascii="Arial" w:hAnsi="Arial" w:cs="Arial" w:eastAsia="Arial"/>
                 <w:b w:val="0"/>
-                <w:color w:val="1F2937"/>
-                <w:sz w:val="16"/>
+                <w:i w:val="0"/>
+                <w:color w:val="1E293B"/>
+                <w:sz w:val="18"/>
               </w:rPr>
               <w:t>قابلية السحب</w:t>
             </w:r>
@@ -2718,25 +3422,31 @@
         </w:tc>
         <w:tc>
           <w:tcPr>
-            <w:tcW w:type="dxa" w:w="3288"/>
-            <w:shd w:fill="FFFFFF" w:val="clear"/>
+            <w:tcW w:type="dxa" w:w="3742"/>
+            <w:tcMar>
+              <w:top w:w="60" w:type="dxa"/>
+              <w:left w:w="60" w:type="dxa"/>
+              <w:bottom w:w="60" w:type="dxa"/>
+              <w:right w:w="60" w:type="dxa"/>
+            </w:tcMar>
             <w:vAlign w:val="center"/>
+            <w:shd w:val="clear" w:color="auto" w:fill="F7F4EE"/>
           </w:tcPr>
           <w:p>
             <w:pPr>
               <w:bidi w:val="1"/>
-              <w:spacing w:after="20" w:before="20"/>
+              <w:spacing w:before="0" w:after="0" w:line="269" w:lineRule="auto"/>
               <w:jc w:val="right"/>
             </w:pPr>
-            <w:r/>
             <w:r>
               <w:rPr>
                 <w:rFonts w:ascii="Arial" w:hAnsi="Arial" w:cs="Arial" w:eastAsia="Arial"/>
                 <w:b w:val="0"/>
-                <w:color w:val="1F2937"/>
-                <w:sz w:val="16"/>
+                <w:i w:val="0"/>
+                <w:color w:val="1E293B"/>
+                <w:sz w:val="18"/>
               </w:rPr>
-              <w:t>استبدال المكسور وتجربة سلك سحب قبل الصب.</w:t>
+              <w:t>استبدال المكسور، وتجربة سلك سحب قبل الصب.</w:t>
             </w:r>
           </w:p>
         </w:tc>
@@ -2744,23 +3454,28 @@
       <w:tr>
         <w:tc>
           <w:tcPr>
-            <w:tcW w:type="dxa" w:w="680"/>
-            <w:shd w:fill="F8FAFC" w:val="clear"/>
+            <w:tcW w:type="dxa" w:w="567"/>
+            <w:tcMar>
+              <w:top w:w="60" w:type="dxa"/>
+              <w:left w:w="60" w:type="dxa"/>
+              <w:bottom w:w="60" w:type="dxa"/>
+              <w:right w:w="60" w:type="dxa"/>
+            </w:tcMar>
             <w:vAlign w:val="center"/>
           </w:tcPr>
           <w:p>
             <w:pPr>
               <w:bidi w:val="1"/>
-              <w:spacing w:after="20" w:before="20"/>
-              <w:jc w:val="right"/>
+              <w:spacing w:before="0" w:after="0" w:line="269" w:lineRule="auto"/>
+              <w:jc w:val="center"/>
             </w:pPr>
-            <w:r/>
             <w:r>
               <w:rPr>
                 <w:rFonts w:ascii="Arial" w:hAnsi="Arial" w:cs="Arial" w:eastAsia="Arial"/>
                 <w:b/>
-                <w:color w:val="1F2937"/>
-                <w:sz w:val="16"/>
+                <w:i w:val="0"/>
+                <w:color w:val="1E293B"/>
+                <w:sz w:val="18"/>
               </w:rPr>
               <w:t>5</w:t>
             </w:r>
@@ -2768,23 +3483,28 @@
         </w:tc>
         <w:tc>
           <w:tcPr>
-            <w:tcW w:type="dxa" w:w="3515"/>
-            <w:shd w:fill="F8FAFC" w:val="clear"/>
+            <w:tcW w:type="dxa" w:w="3288"/>
+            <w:tcMar>
+              <w:top w:w="60" w:type="dxa"/>
+              <w:left w:w="60" w:type="dxa"/>
+              <w:bottom w:w="60" w:type="dxa"/>
+              <w:right w:w="60" w:type="dxa"/>
+            </w:tcMar>
             <w:vAlign w:val="center"/>
           </w:tcPr>
           <w:p>
             <w:pPr>
               <w:bidi w:val="1"/>
-              <w:spacing w:after="20" w:before="20"/>
+              <w:spacing w:before="0" w:after="0" w:line="269" w:lineRule="auto"/>
               <w:jc w:val="right"/>
             </w:pPr>
-            <w:r/>
             <w:r>
               <w:rPr>
                 <w:rFonts w:ascii="Arial" w:hAnsi="Arial" w:cs="Arial" w:eastAsia="Arial"/>
                 <w:b w:val="0"/>
-                <w:color w:val="1F2937"/>
-                <w:sz w:val="16"/>
+                <w:i w:val="0"/>
+                <w:color w:val="1E293B"/>
+                <w:sz w:val="18"/>
               </w:rPr>
               <w:t>المسار المعتمد حامل وسلم، والتنفيذ حزمة مدفونة.</w:t>
             </w:r>
@@ -2792,23 +3512,29 @@
         </w:tc>
         <w:tc>
           <w:tcPr>
-            <w:tcW w:type="dxa" w:w="1020"/>
-            <w:shd w:fill="FEE2E2" w:val="clear"/>
+            <w:tcW w:type="dxa" w:w="907"/>
+            <w:shd w:val="clear" w:color="auto" w:fill="991B1B"/>
+            <w:tcMar>
+              <w:top w:w="60" w:type="dxa"/>
+              <w:left w:w="60" w:type="dxa"/>
+              <w:bottom w:w="60" w:type="dxa"/>
+              <w:right w:w="60" w:type="dxa"/>
+            </w:tcMar>
             <w:vAlign w:val="center"/>
           </w:tcPr>
           <w:p>
             <w:pPr>
               <w:bidi w:val="1"/>
-              <w:spacing w:after="20" w:before="20"/>
-              <w:jc w:val="right"/>
+              <w:spacing w:before="0" w:after="0" w:line="269" w:lineRule="auto"/>
+              <w:jc w:val="center"/>
             </w:pPr>
-            <w:r/>
             <w:r>
               <w:rPr>
                 <w:rFonts w:ascii="Arial" w:hAnsi="Arial" w:cs="Arial" w:eastAsia="Arial"/>
                 <w:b/>
-                <w:color w:val="991B1B"/>
-                <w:sz w:val="16"/>
+                <w:i w:val="0"/>
+                <w:color w:val="FFFFFF"/>
+                <w:sz w:val="18"/>
               </w:rPr>
               <w:t>حرجة</w:t>
             </w:r>
@@ -2817,22 +3543,27 @@
         <w:tc>
           <w:tcPr>
             <w:tcW w:type="dxa" w:w="1814"/>
-            <w:shd w:fill="F8FAFC" w:val="clear"/>
+            <w:tcMar>
+              <w:top w:w="60" w:type="dxa"/>
+              <w:left w:w="60" w:type="dxa"/>
+              <w:bottom w:w="60" w:type="dxa"/>
+              <w:right w:w="60" w:type="dxa"/>
+            </w:tcMar>
             <w:vAlign w:val="center"/>
           </w:tcPr>
           <w:p>
             <w:pPr>
               <w:bidi w:val="1"/>
-              <w:spacing w:after="20" w:before="20"/>
+              <w:spacing w:before="0" w:after="0" w:line="269" w:lineRule="auto"/>
               <w:jc w:val="right"/>
             </w:pPr>
-            <w:r/>
             <w:r>
               <w:rPr>
                 <w:rFonts w:ascii="Arial" w:hAnsi="Arial" w:cs="Arial" w:eastAsia="Arial"/>
                 <w:b w:val="0"/>
-                <w:color w:val="1F2937"/>
-                <w:sz w:val="16"/>
+                <w:i w:val="0"/>
+                <w:color w:val="1E293B"/>
+                <w:sz w:val="18"/>
               </w:rPr>
               <w:t>ELE-21</w:t>
             </w:r>
@@ -2840,25 +3571,30 @@
         </w:tc>
         <w:tc>
           <w:tcPr>
-            <w:tcW w:type="dxa" w:w="3288"/>
-            <w:shd w:fill="F8FAFC" w:val="clear"/>
+            <w:tcW w:type="dxa" w:w="3742"/>
+            <w:tcMar>
+              <w:top w:w="60" w:type="dxa"/>
+              <w:left w:w="60" w:type="dxa"/>
+              <w:bottom w:w="60" w:type="dxa"/>
+              <w:right w:w="60" w:type="dxa"/>
+            </w:tcMar>
             <w:vAlign w:val="center"/>
           </w:tcPr>
           <w:p>
             <w:pPr>
               <w:bidi w:val="1"/>
-              <w:spacing w:after="20" w:before="20"/>
+              <w:spacing w:before="0" w:after="0" w:line="269" w:lineRule="auto"/>
               <w:jc w:val="right"/>
             </w:pPr>
-            <w:r/>
             <w:r>
               <w:rPr>
                 <w:rFonts w:ascii="Arial" w:hAnsi="Arial" w:cs="Arial" w:eastAsia="Arial"/>
                 <w:b w:val="0"/>
-                <w:color w:val="1F2937"/>
-                <w:sz w:val="16"/>
+                <w:i w:val="0"/>
+                <w:color w:val="1E293B"/>
+                <w:sz w:val="18"/>
               </w:rPr>
-              <w:t>ويُركَّب الحامل مكشوفاً بعد فك الشدة.</w:t>
+              <w:t>يُركَّب الحامل مكشوفاً بعد فك الشدة، ولا يُدفن.</w:t>
             </w:r>
           </w:p>
         </w:tc>
@@ -2866,23 +3602,29 @@
       <w:tr>
         <w:tc>
           <w:tcPr>
-            <w:tcW w:type="dxa" w:w="680"/>
-            <w:shd w:fill="FFFFFF" w:val="clear"/>
+            <w:tcW w:type="dxa" w:w="567"/>
+            <w:tcMar>
+              <w:top w:w="60" w:type="dxa"/>
+              <w:left w:w="60" w:type="dxa"/>
+              <w:bottom w:w="60" w:type="dxa"/>
+              <w:right w:w="60" w:type="dxa"/>
+            </w:tcMar>
             <w:vAlign w:val="center"/>
+            <w:shd w:val="clear" w:color="auto" w:fill="F7F4EE"/>
           </w:tcPr>
           <w:p>
             <w:pPr>
               <w:bidi w:val="1"/>
-              <w:spacing w:after="20" w:before="20"/>
-              <w:jc w:val="right"/>
+              <w:spacing w:before="0" w:after="0" w:line="269" w:lineRule="auto"/>
+              <w:jc w:val="center"/>
             </w:pPr>
-            <w:r/>
             <w:r>
               <w:rPr>
                 <w:rFonts w:ascii="Arial" w:hAnsi="Arial" w:cs="Arial" w:eastAsia="Arial"/>
                 <w:b/>
-                <w:color w:val="1F2937"/>
-                <w:sz w:val="16"/>
+                <w:i w:val="0"/>
+                <w:color w:val="1E293B"/>
+                <w:sz w:val="18"/>
               </w:rPr>
               <w:t>6</w:t>
             </w:r>
@@ -2890,47 +3632,59 @@
         </w:tc>
         <w:tc>
           <w:tcPr>
-            <w:tcW w:type="dxa" w:w="3515"/>
-            <w:shd w:fill="FFEDD5" w:val="clear"/>
+            <w:tcW w:type="dxa" w:w="3288"/>
+            <w:tcMar>
+              <w:top w:w="60" w:type="dxa"/>
+              <w:left w:w="60" w:type="dxa"/>
+              <w:bottom w:w="60" w:type="dxa"/>
+              <w:right w:w="60" w:type="dxa"/>
+            </w:tcMar>
+            <w:vAlign w:val="center"/>
+            <w:shd w:val="clear" w:color="auto" w:fill="F7F4EE"/>
+          </w:tcPr>
+          <w:p>
+            <w:pPr>
+              <w:bidi w:val="1"/>
+              <w:spacing w:before="0" w:after="0" w:line="269" w:lineRule="auto"/>
+              <w:jc w:val="right"/>
+            </w:pPr>
+            <w:r>
+              <w:rPr>
+                <w:rFonts w:ascii="Arial" w:hAnsi="Arial" w:cs="Arial" w:eastAsia="Arial"/>
+                <w:b w:val="0"/>
+                <w:i w:val="0"/>
+                <w:color w:val="1E293B"/>
+                <w:sz w:val="18"/>
+              </w:rPr>
+              <w:t>ست سليفات قطر 4 in، غير مثبتة قياساً ولا ترقيماً.</w:t>
+            </w:r>
+          </w:p>
+        </w:tc>
+        <w:tc>
+          <w:tcPr>
+            <w:tcW w:type="dxa" w:w="907"/>
+            <w:shd w:val="clear" w:color="auto" w:fill="FFEDD5"/>
+            <w:tcMar>
+              <w:top w:w="60" w:type="dxa"/>
+              <w:left w:w="60" w:type="dxa"/>
+              <w:bottom w:w="60" w:type="dxa"/>
+              <w:right w:w="60" w:type="dxa"/>
+            </w:tcMar>
             <w:vAlign w:val="center"/>
           </w:tcPr>
           <w:p>
             <w:pPr>
               <w:bidi w:val="1"/>
-              <w:spacing w:after="20" w:before="20"/>
-              <w:jc w:val="right"/>
+              <w:spacing w:before="0" w:after="0" w:line="269" w:lineRule="auto"/>
+              <w:jc w:val="center"/>
             </w:pPr>
-            <w:r/>
             <w:r>
               <w:rPr>
                 <w:rFonts w:ascii="Arial" w:hAnsi="Arial" w:cs="Arial" w:eastAsia="Arial"/>
                 <w:b/>
-                <w:color w:val="92540C"/>
-                <w:sz w:val="16"/>
-              </w:rPr>
-              <w:t>ست سليفات بقطر 4 إنش، غير مثبتة قياساً ولا ترقيماً.</w:t>
-            </w:r>
-          </w:p>
-        </w:tc>
-        <w:tc>
-          <w:tcPr>
-            <w:tcW w:type="dxa" w:w="1020"/>
-            <w:shd w:fill="FFEDD5" w:val="clear"/>
-            <w:vAlign w:val="center"/>
-          </w:tcPr>
-          <w:p>
-            <w:pPr>
-              <w:bidi w:val="1"/>
-              <w:spacing w:after="20" w:before="20"/>
-              <w:jc w:val="right"/>
-            </w:pPr>
-            <w:r/>
-            <w:r>
-              <w:rPr>
-                <w:rFonts w:ascii="Arial" w:hAnsi="Arial" w:cs="Arial" w:eastAsia="Arial"/>
-                <w:b/>
-                <w:color w:val="92540C"/>
-                <w:sz w:val="16"/>
+                <w:i w:val="0"/>
+                <w:color w:val="9A3412"/>
+                <w:sz w:val="18"/>
               </w:rPr>
               <w:t>عالية</w:t>
             </w:r>
@@ -2939,48 +3693,60 @@
         <w:tc>
           <w:tcPr>
             <w:tcW w:type="dxa" w:w="1814"/>
-            <w:shd w:fill="FFFFFF" w:val="clear"/>
+            <w:tcMar>
+              <w:top w:w="60" w:type="dxa"/>
+              <w:left w:w="60" w:type="dxa"/>
+              <w:bottom w:w="60" w:type="dxa"/>
+              <w:right w:w="60" w:type="dxa"/>
+            </w:tcMar>
             <w:vAlign w:val="center"/>
+            <w:shd w:val="clear" w:color="auto" w:fill="F7F4EE"/>
           </w:tcPr>
           <w:p>
             <w:pPr>
               <w:bidi w:val="1"/>
-              <w:spacing w:after="20" w:before="20"/>
+              <w:spacing w:before="0" w:after="0" w:line="269" w:lineRule="auto"/>
               <w:jc w:val="right"/>
             </w:pPr>
-            <w:r/>
             <w:r>
               <w:rPr>
                 <w:rFonts w:ascii="Arial" w:hAnsi="Arial" w:cs="Arial" w:eastAsia="Arial"/>
                 <w:b w:val="0"/>
-                <w:color w:val="1F2937"/>
-                <w:sz w:val="16"/>
+                <w:i w:val="0"/>
+                <w:color w:val="1E293B"/>
+                <w:sz w:val="18"/>
               </w:rPr>
-              <w:t>ادعاء الموقع</w:t>
+              <w:t>ادّعاء الموقع</w:t>
             </w:r>
           </w:p>
         </w:tc>
         <w:tc>
           <w:tcPr>
-            <w:tcW w:type="dxa" w:w="3288"/>
-            <w:shd w:fill="FFFFFF" w:val="clear"/>
+            <w:tcW w:type="dxa" w:w="3742"/>
+            <w:tcMar>
+              <w:top w:w="60" w:type="dxa"/>
+              <w:left w:w="60" w:type="dxa"/>
+              <w:bottom w:w="60" w:type="dxa"/>
+              <w:right w:w="60" w:type="dxa"/>
+            </w:tcMar>
             <w:vAlign w:val="center"/>
+            <w:shd w:val="clear" w:color="auto" w:fill="F7F4EE"/>
           </w:tcPr>
           <w:p>
             <w:pPr>
               <w:bidi w:val="1"/>
-              <w:spacing w:after="20" w:before="20"/>
+              <w:spacing w:before="0" w:after="0" w:line="269" w:lineRule="auto"/>
               <w:jc w:val="right"/>
             </w:pPr>
-            <w:r/>
             <w:r>
               <w:rPr>
                 <w:rFonts w:ascii="Arial" w:hAnsi="Arial" w:cs="Arial" w:eastAsia="Arial"/>
                 <w:b w:val="0"/>
-                <w:color w:val="1F2937"/>
-                <w:sz w:val="16"/>
+                <w:i w:val="0"/>
+                <w:color w:val="1E293B"/>
+                <w:sz w:val="18"/>
               </w:rPr>
-              <w:t>قياس وعدد ووسم قبل الصب.</w:t>
+              <w:t>قياس العدد والقطر، ثم الوسم، قبل الصب.</w:t>
             </w:r>
           </w:p>
         </w:tc>
@@ -2988,23 +3754,28 @@
       <w:tr>
         <w:tc>
           <w:tcPr>
-            <w:tcW w:type="dxa" w:w="680"/>
-            <w:shd w:fill="F8FAFC" w:val="clear"/>
+            <w:tcW w:type="dxa" w:w="567"/>
+            <w:tcMar>
+              <w:top w:w="60" w:type="dxa"/>
+              <w:left w:w="60" w:type="dxa"/>
+              <w:bottom w:w="60" w:type="dxa"/>
+              <w:right w:w="60" w:type="dxa"/>
+            </w:tcMar>
             <w:vAlign w:val="center"/>
           </w:tcPr>
           <w:p>
             <w:pPr>
               <w:bidi w:val="1"/>
-              <w:spacing w:after="20" w:before="20"/>
-              <w:jc w:val="right"/>
+              <w:spacing w:before="0" w:after="0" w:line="269" w:lineRule="auto"/>
+              <w:jc w:val="center"/>
             </w:pPr>
-            <w:r/>
             <w:r>
               <w:rPr>
                 <w:rFonts w:ascii="Arial" w:hAnsi="Arial" w:cs="Arial" w:eastAsia="Arial"/>
                 <w:b/>
-                <w:color w:val="1F2937"/>
-                <w:sz w:val="16"/>
+                <w:i w:val="0"/>
+                <w:color w:val="1E293B"/>
+                <w:sz w:val="18"/>
               </w:rPr>
               <w:t>7</w:t>
             </w:r>
@@ -3012,23 +3783,28 @@
         </w:tc>
         <w:tc>
           <w:tcPr>
-            <w:tcW w:type="dxa" w:w="3515"/>
-            <w:shd w:fill="F8FAFC" w:val="clear"/>
+            <w:tcW w:type="dxa" w:w="3288"/>
+            <w:tcMar>
+              <w:top w:w="60" w:type="dxa"/>
+              <w:left w:w="60" w:type="dxa"/>
+              <w:bottom w:w="60" w:type="dxa"/>
+              <w:right w:w="60" w:type="dxa"/>
+            </w:tcMar>
             <w:vAlign w:val="center"/>
           </w:tcPr>
           <w:p>
             <w:pPr>
               <w:bidi w:val="1"/>
-              <w:spacing w:after="20" w:before="20"/>
+              <w:spacing w:before="0" w:after="0" w:line="269" w:lineRule="auto"/>
               <w:jc w:val="right"/>
             </w:pPr>
-            <w:r/>
             <w:r>
               <w:rPr>
                 <w:rFonts w:ascii="Arial" w:hAnsi="Arial" w:cs="Arial" w:eastAsia="Arial"/>
                 <w:b w:val="0"/>
-                <w:color w:val="1F2937"/>
-                <w:sz w:val="16"/>
+                <w:i w:val="0"/>
+                <w:color w:val="1E293B"/>
+                <w:sz w:val="18"/>
               </w:rPr>
               <w:t>مخطط الإنارة غير ممثل على المسطح.</w:t>
             </w:r>
@@ -3036,23 +3812,29 @@
         </w:tc>
         <w:tc>
           <w:tcPr>
-            <w:tcW w:type="dxa" w:w="1020"/>
-            <w:shd w:fill="FEE2E2" w:val="clear"/>
+            <w:tcW w:type="dxa" w:w="907"/>
+            <w:shd w:val="clear" w:color="auto" w:fill="991B1B"/>
+            <w:tcMar>
+              <w:top w:w="60" w:type="dxa"/>
+              <w:left w:w="60" w:type="dxa"/>
+              <w:bottom w:w="60" w:type="dxa"/>
+              <w:right w:w="60" w:type="dxa"/>
+            </w:tcMar>
             <w:vAlign w:val="center"/>
           </w:tcPr>
           <w:p>
             <w:pPr>
               <w:bidi w:val="1"/>
-              <w:spacing w:after="20" w:before="20"/>
-              <w:jc w:val="right"/>
+              <w:spacing w:before="0" w:after="0" w:line="269" w:lineRule="auto"/>
+              <w:jc w:val="center"/>
             </w:pPr>
-            <w:r/>
             <w:r>
               <w:rPr>
                 <w:rFonts w:ascii="Arial" w:hAnsi="Arial" w:cs="Arial" w:eastAsia="Arial"/>
                 <w:b/>
-                <w:color w:val="991B1B"/>
-                <w:sz w:val="16"/>
+                <w:i w:val="0"/>
+                <w:color w:val="FFFFFF"/>
+                <w:sz w:val="18"/>
               </w:rPr>
               <w:t>حرجة</w:t>
             </w:r>
@@ -3061,22 +3843,27 @@
         <w:tc>
           <w:tcPr>
             <w:tcW w:type="dxa" w:w="1814"/>
-            <w:shd w:fill="F8FAFC" w:val="clear"/>
+            <w:tcMar>
+              <w:top w:w="60" w:type="dxa"/>
+              <w:left w:w="60" w:type="dxa"/>
+              <w:bottom w:w="60" w:type="dxa"/>
+              <w:right w:w="60" w:type="dxa"/>
+            </w:tcMar>
             <w:vAlign w:val="center"/>
           </w:tcPr>
           <w:p>
             <w:pPr>
               <w:bidi w:val="1"/>
-              <w:spacing w:after="20" w:before="20"/>
+              <w:spacing w:before="0" w:after="0" w:line="269" w:lineRule="auto"/>
               <w:jc w:val="right"/>
             </w:pPr>
-            <w:r/>
             <w:r>
               <w:rPr>
                 <w:rFonts w:ascii="Arial" w:hAnsi="Arial" w:cs="Arial" w:eastAsia="Arial"/>
                 <w:b w:val="0"/>
-                <w:color w:val="1F2937"/>
-                <w:sz w:val="16"/>
+                <w:i w:val="0"/>
+                <w:color w:val="1E293B"/>
+                <w:sz w:val="18"/>
               </w:rPr>
               <w:t>ELE-03</w:t>
             </w:r>
@@ -3084,25 +3871,30 @@
         </w:tc>
         <w:tc>
           <w:tcPr>
-            <w:tcW w:type="dxa" w:w="3288"/>
-            <w:shd w:fill="F8FAFC" w:val="clear"/>
+            <w:tcW w:type="dxa" w:w="3742"/>
+            <w:tcMar>
+              <w:top w:w="60" w:type="dxa"/>
+              <w:left w:w="60" w:type="dxa"/>
+              <w:bottom w:w="60" w:type="dxa"/>
+              <w:right w:w="60" w:type="dxa"/>
+            </w:tcMar>
             <w:vAlign w:val="center"/>
           </w:tcPr>
           <w:p>
             <w:pPr>
               <w:bidi w:val="1"/>
-              <w:spacing w:after="20" w:before="20"/>
+              <w:spacing w:before="0" w:after="0" w:line="269" w:lineRule="auto"/>
               <w:jc w:val="right"/>
             </w:pPr>
-            <w:r/>
             <w:r>
               <w:rPr>
                 <w:rFonts w:ascii="Arial" w:hAnsi="Arial" w:cs="Arial" w:eastAsia="Arial"/>
                 <w:b w:val="0"/>
-                <w:color w:val="1F2937"/>
-                <w:sz w:val="16"/>
+                <w:i w:val="0"/>
+                <w:color w:val="1E293B"/>
+                <w:sz w:val="18"/>
               </w:rPr>
-              <w:t>مخطط تنفيذي ملوَّن. وما لم يُمدَّد لا يُصب فوقه.</w:t>
+              <w:t>مخطط تنفيذي ملوّن. ما لم يُمدَّد لا يُصب فوقه.</w:t>
             </w:r>
           </w:p>
         </w:tc>
@@ -3110,23 +3902,29 @@
       <w:tr>
         <w:tc>
           <w:tcPr>
-            <w:tcW w:type="dxa" w:w="680"/>
-            <w:shd w:fill="FFFFFF" w:val="clear"/>
+            <w:tcW w:type="dxa" w:w="567"/>
+            <w:tcMar>
+              <w:top w:w="60" w:type="dxa"/>
+              <w:left w:w="60" w:type="dxa"/>
+              <w:bottom w:w="60" w:type="dxa"/>
+              <w:right w:w="60" w:type="dxa"/>
+            </w:tcMar>
             <w:vAlign w:val="center"/>
+            <w:shd w:val="clear" w:color="auto" w:fill="F7F4EE"/>
           </w:tcPr>
           <w:p>
             <w:pPr>
               <w:bidi w:val="1"/>
-              <w:spacing w:after="20" w:before="20"/>
-              <w:jc w:val="right"/>
+              <w:spacing w:before="0" w:after="0" w:line="269" w:lineRule="auto"/>
+              <w:jc w:val="center"/>
             </w:pPr>
-            <w:r/>
             <w:r>
               <w:rPr>
                 <w:rFonts w:ascii="Arial" w:hAnsi="Arial" w:cs="Arial" w:eastAsia="Arial"/>
                 <w:b/>
-                <w:color w:val="1F2937"/>
-                <w:sz w:val="16"/>
+                <w:i w:val="0"/>
+                <w:color w:val="1E293B"/>
+                <w:sz w:val="18"/>
               </w:rPr>
               <w:t>8</w:t>
             </w:r>
@@ -3134,47 +3932,59 @@
         </w:tc>
         <w:tc>
           <w:tcPr>
-            <w:tcW w:type="dxa" w:w="3515"/>
-            <w:shd w:fill="FFFFFF" w:val="clear"/>
+            <w:tcW w:type="dxa" w:w="3288"/>
+            <w:tcMar>
+              <w:top w:w="60" w:type="dxa"/>
+              <w:left w:w="60" w:type="dxa"/>
+              <w:bottom w:w="60" w:type="dxa"/>
+              <w:right w:w="60" w:type="dxa"/>
+            </w:tcMar>
+            <w:vAlign w:val="center"/>
+            <w:shd w:val="clear" w:color="auto" w:fill="F7F4EE"/>
+          </w:tcPr>
+          <w:p>
+            <w:pPr>
+              <w:bidi w:val="1"/>
+              <w:spacing w:before="0" w:after="0" w:line="269" w:lineRule="auto"/>
+              <w:jc w:val="right"/>
+            </w:pPr>
+            <w:r>
+              <w:rPr>
+                <w:rFonts w:ascii="Arial" w:hAnsi="Arial" w:cs="Arial" w:eastAsia="Arial"/>
+                <w:b w:val="0"/>
+                <w:i w:val="0"/>
+                <w:color w:val="1E293B"/>
+                <w:sz w:val="18"/>
+              </w:rPr>
+              <w:t>ادّعاء اكتمال التكييف لا يطابق لوحة التغذية.</w:t>
+            </w:r>
+          </w:p>
+        </w:tc>
+        <w:tc>
+          <w:tcPr>
+            <w:tcW w:type="dxa" w:w="907"/>
+            <w:shd w:val="clear" w:color="auto" w:fill="991B1B"/>
+            <w:tcMar>
+              <w:top w:w="60" w:type="dxa"/>
+              <w:left w:w="60" w:type="dxa"/>
+              <w:bottom w:w="60" w:type="dxa"/>
+              <w:right w:w="60" w:type="dxa"/>
+            </w:tcMar>
             <w:vAlign w:val="center"/>
           </w:tcPr>
           <w:p>
             <w:pPr>
               <w:bidi w:val="1"/>
-              <w:spacing w:after="20" w:before="20"/>
-              <w:jc w:val="right"/>
+              <w:spacing w:before="0" w:after="0" w:line="269" w:lineRule="auto"/>
+              <w:jc w:val="center"/>
             </w:pPr>
-            <w:r/>
-            <w:r>
-              <w:rPr>
-                <w:rFonts w:ascii="Arial" w:hAnsi="Arial" w:cs="Arial" w:eastAsia="Arial"/>
-                <w:b w:val="0"/>
-                <w:color w:val="1F2937"/>
-                <w:sz w:val="16"/>
-              </w:rPr>
-              <w:t>ادعاء اكتمال التكييف لا يطابق لوحة التغذية.</w:t>
-            </w:r>
-          </w:p>
-        </w:tc>
-        <w:tc>
-          <w:tcPr>
-            <w:tcW w:type="dxa" w:w="1020"/>
-            <w:shd w:fill="FEE2E2" w:val="clear"/>
-            <w:vAlign w:val="center"/>
-          </w:tcPr>
-          <w:p>
-            <w:pPr>
-              <w:bidi w:val="1"/>
-              <w:spacing w:after="20" w:before="20"/>
-              <w:jc w:val="right"/>
-            </w:pPr>
-            <w:r/>
             <w:r>
               <w:rPr>
                 <w:rFonts w:ascii="Arial" w:hAnsi="Arial" w:cs="Arial" w:eastAsia="Arial"/>
                 <w:b/>
-                <w:color w:val="991B1B"/>
-                <w:sz w:val="16"/>
+                <w:i w:val="0"/>
+                <w:color w:val="FFFFFF"/>
+                <w:sz w:val="18"/>
               </w:rPr>
               <w:t>حرجة</w:t>
             </w:r>
@@ -3183,22 +3993,28 @@
         <w:tc>
           <w:tcPr>
             <w:tcW w:type="dxa" w:w="1814"/>
-            <w:shd w:fill="FFFFFF" w:val="clear"/>
+            <w:tcMar>
+              <w:top w:w="60" w:type="dxa"/>
+              <w:left w:w="60" w:type="dxa"/>
+              <w:bottom w:w="60" w:type="dxa"/>
+              <w:right w:w="60" w:type="dxa"/>
+            </w:tcMar>
             <w:vAlign w:val="center"/>
+            <w:shd w:val="clear" w:color="auto" w:fill="F7F4EE"/>
           </w:tcPr>
           <w:p>
             <w:pPr>
               <w:bidi w:val="1"/>
-              <w:spacing w:after="20" w:before="20"/>
+              <w:spacing w:before="0" w:after="0" w:line="269" w:lineRule="auto"/>
               <w:jc w:val="right"/>
             </w:pPr>
-            <w:r/>
             <w:r>
               <w:rPr>
                 <w:rFonts w:ascii="Arial" w:hAnsi="Arial" w:cs="Arial" w:eastAsia="Arial"/>
                 <w:b w:val="0"/>
-                <w:color w:val="1F2937"/>
-                <w:sz w:val="16"/>
+                <w:i w:val="0"/>
+                <w:color w:val="1E293B"/>
+                <w:sz w:val="18"/>
               </w:rPr>
               <w:t>ELE-15</w:t>
             </w:r>
@@ -3206,25 +4022,31 @@
         </w:tc>
         <w:tc>
           <w:tcPr>
-            <w:tcW w:type="dxa" w:w="3288"/>
-            <w:shd w:fill="FFFFFF" w:val="clear"/>
+            <w:tcW w:type="dxa" w:w="3742"/>
+            <w:tcMar>
+              <w:top w:w="60" w:type="dxa"/>
+              <w:left w:w="60" w:type="dxa"/>
+              <w:bottom w:w="60" w:type="dxa"/>
+              <w:right w:w="60" w:type="dxa"/>
+            </w:tcMar>
             <w:vAlign w:val="center"/>
+            <w:shd w:val="clear" w:color="auto" w:fill="F7F4EE"/>
           </w:tcPr>
           <w:p>
             <w:pPr>
               <w:bidi w:val="1"/>
-              <w:spacing w:after="20" w:before="20"/>
+              <w:spacing w:before="0" w:after="0" w:line="269" w:lineRule="auto"/>
               <w:jc w:val="right"/>
             </w:pPr>
-            <w:r/>
             <w:r>
               <w:rPr>
                 <w:rFonts w:ascii="Arial" w:hAnsi="Arial" w:cs="Arial" w:eastAsia="Arial"/>
                 <w:b w:val="0"/>
-                <w:color w:val="1F2937"/>
-                <w:sz w:val="16"/>
+                <w:i w:val="0"/>
+                <w:color w:val="1E293B"/>
+                <w:sz w:val="18"/>
               </w:rPr>
-              <w:t>يُخرج الفريون والصرف من القطاع إن وُجدا.</w:t>
+              <w:t>تُخرج مواسير الفريون والصرف من القطاع إن وُجدت.</w:t>
             </w:r>
           </w:p>
         </w:tc>
@@ -3232,23 +4054,28 @@
       <w:tr>
         <w:tc>
           <w:tcPr>
-            <w:tcW w:type="dxa" w:w="680"/>
-            <w:shd w:fill="F8FAFC" w:val="clear"/>
+            <w:tcW w:type="dxa" w:w="567"/>
+            <w:tcMar>
+              <w:top w:w="60" w:type="dxa"/>
+              <w:left w:w="60" w:type="dxa"/>
+              <w:bottom w:w="60" w:type="dxa"/>
+              <w:right w:w="60" w:type="dxa"/>
+            </w:tcMar>
             <w:vAlign w:val="center"/>
           </w:tcPr>
           <w:p>
             <w:pPr>
               <w:bidi w:val="1"/>
-              <w:spacing w:after="20" w:before="20"/>
-              <w:jc w:val="right"/>
+              <w:spacing w:before="0" w:after="0" w:line="269" w:lineRule="auto"/>
+              <w:jc w:val="center"/>
             </w:pPr>
-            <w:r/>
             <w:r>
               <w:rPr>
                 <w:rFonts w:ascii="Arial" w:hAnsi="Arial" w:cs="Arial" w:eastAsia="Arial"/>
                 <w:b/>
-                <w:color w:val="1F2937"/>
-                <w:sz w:val="16"/>
+                <w:i w:val="0"/>
+                <w:color w:val="1E293B"/>
+                <w:sz w:val="18"/>
               </w:rPr>
               <w:t>9</w:t>
             </w:r>
@@ -3256,23 +4083,28 @@
         </w:tc>
         <w:tc>
           <w:tcPr>
-            <w:tcW w:type="dxa" w:w="3515"/>
-            <w:shd w:fill="F8FAFC" w:val="clear"/>
+            <w:tcW w:type="dxa" w:w="3288"/>
+            <w:tcMar>
+              <w:top w:w="60" w:type="dxa"/>
+              <w:left w:w="60" w:type="dxa"/>
+              <w:bottom w:w="60" w:type="dxa"/>
+              <w:right w:w="60" w:type="dxa"/>
+            </w:tcMar>
             <w:vAlign w:val="center"/>
           </w:tcPr>
           <w:p>
             <w:pPr>
               <w:bidi w:val="1"/>
-              <w:spacing w:after="20" w:before="20"/>
+              <w:spacing w:before="0" w:after="0" w:line="269" w:lineRule="auto"/>
               <w:jc w:val="right"/>
             </w:pPr>
-            <w:r/>
             <w:r>
               <w:rPr>
                 <w:rFonts w:ascii="Arial" w:hAnsi="Arial" w:cs="Arial" w:eastAsia="Arial"/>
                 <w:b w:val="0"/>
-                <w:color w:val="1F2937"/>
-                <w:sz w:val="16"/>
+                <w:i w:val="0"/>
+                <w:color w:val="1E293B"/>
+                <w:sz w:val="18"/>
               </w:rPr>
               <w:t>التيار الخفيف مختلط مع القوى.</w:t>
             </w:r>
@@ -3280,23 +4112,29 @@
         </w:tc>
         <w:tc>
           <w:tcPr>
-            <w:tcW w:type="dxa" w:w="1020"/>
-            <w:shd w:fill="FEE2E2" w:val="clear"/>
+            <w:tcW w:type="dxa" w:w="907"/>
+            <w:shd w:val="clear" w:color="auto" w:fill="991B1B"/>
+            <w:tcMar>
+              <w:top w:w="60" w:type="dxa"/>
+              <w:left w:w="60" w:type="dxa"/>
+              <w:bottom w:w="60" w:type="dxa"/>
+              <w:right w:w="60" w:type="dxa"/>
+            </w:tcMar>
             <w:vAlign w:val="center"/>
           </w:tcPr>
           <w:p>
             <w:pPr>
               <w:bidi w:val="1"/>
-              <w:spacing w:after="20" w:before="20"/>
-              <w:jc w:val="right"/>
+              <w:spacing w:before="0" w:after="0" w:line="269" w:lineRule="auto"/>
+              <w:jc w:val="center"/>
             </w:pPr>
-            <w:r/>
             <w:r>
               <w:rPr>
                 <w:rFonts w:ascii="Arial" w:hAnsi="Arial" w:cs="Arial" w:eastAsia="Arial"/>
                 <w:b/>
-                <w:color w:val="991B1B"/>
-                <w:sz w:val="16"/>
+                <w:i w:val="0"/>
+                <w:color w:val="FFFFFF"/>
+                <w:sz w:val="18"/>
               </w:rPr>
               <w:t>حرجة</w:t>
             </w:r>
@@ -3305,22 +4143,27 @@
         <w:tc>
           <w:tcPr>
             <w:tcW w:type="dxa" w:w="1814"/>
-            <w:shd w:fill="F8FAFC" w:val="clear"/>
+            <w:tcMar>
+              <w:top w:w="60" w:type="dxa"/>
+              <w:left w:w="60" w:type="dxa"/>
+              <w:bottom w:w="60" w:type="dxa"/>
+              <w:right w:w="60" w:type="dxa"/>
+            </w:tcMar>
             <w:vAlign w:val="center"/>
           </w:tcPr>
           <w:p>
             <w:pPr>
               <w:bidi w:val="1"/>
-              <w:spacing w:after="20" w:before="20"/>
+              <w:spacing w:before="0" w:after="0" w:line="269" w:lineRule="auto"/>
               <w:jc w:val="right"/>
             </w:pPr>
-            <w:r/>
             <w:r>
               <w:rPr>
                 <w:rFonts w:ascii="Arial" w:hAnsi="Arial" w:cs="Arial" w:eastAsia="Arial"/>
                 <w:b w:val="0"/>
-                <w:color w:val="1F2937"/>
-                <w:sz w:val="16"/>
+                <w:i w:val="0"/>
+                <w:color w:val="1E293B"/>
+                <w:sz w:val="18"/>
               </w:rPr>
               <w:t>ELE-27</w:t>
             </w:r>
@@ -3328,23 +4171,28 @@
         </w:tc>
         <w:tc>
           <w:tcPr>
-            <w:tcW w:type="dxa" w:w="3288"/>
-            <w:shd w:fill="F8FAFC" w:val="clear"/>
+            <w:tcW w:type="dxa" w:w="3742"/>
+            <w:tcMar>
+              <w:top w:w="60" w:type="dxa"/>
+              <w:left w:w="60" w:type="dxa"/>
+              <w:bottom w:w="60" w:type="dxa"/>
+              <w:right w:w="60" w:type="dxa"/>
+            </w:tcMar>
             <w:vAlign w:val="center"/>
           </w:tcPr>
           <w:p>
             <w:pPr>
               <w:bidi w:val="1"/>
-              <w:spacing w:after="20" w:before="20"/>
+              <w:spacing w:before="0" w:after="0" w:line="269" w:lineRule="auto"/>
               <w:jc w:val="right"/>
             </w:pPr>
-            <w:r/>
             <w:r>
               <w:rPr>
                 <w:rFonts w:ascii="Arial" w:hAnsi="Arial" w:cs="Arial" w:eastAsia="Arial"/>
                 <w:b w:val="0"/>
-                <w:color w:val="1F2937"/>
-                <w:sz w:val="16"/>
+                <w:i w:val="0"/>
+                <w:color w:val="1E293B"/>
+                <w:sz w:val="18"/>
               </w:rPr>
               <w:t>مسار مستقل إلى الخزائن الثلاث.</w:t>
             </w:r>
@@ -3354,23 +4202,29 @@
       <w:tr>
         <w:tc>
           <w:tcPr>
-            <w:tcW w:type="dxa" w:w="680"/>
-            <w:shd w:fill="FFFFFF" w:val="clear"/>
+            <w:tcW w:type="dxa" w:w="567"/>
+            <w:tcMar>
+              <w:top w:w="60" w:type="dxa"/>
+              <w:left w:w="60" w:type="dxa"/>
+              <w:bottom w:w="60" w:type="dxa"/>
+              <w:right w:w="60" w:type="dxa"/>
+            </w:tcMar>
             <w:vAlign w:val="center"/>
+            <w:shd w:val="clear" w:color="auto" w:fill="F7F4EE"/>
           </w:tcPr>
           <w:p>
             <w:pPr>
               <w:bidi w:val="1"/>
-              <w:spacing w:after="20" w:before="20"/>
-              <w:jc w:val="right"/>
+              <w:spacing w:before="0" w:after="0" w:line="269" w:lineRule="auto"/>
+              <w:jc w:val="center"/>
             </w:pPr>
-            <w:r/>
             <w:r>
               <w:rPr>
                 <w:rFonts w:ascii="Arial" w:hAnsi="Arial" w:cs="Arial" w:eastAsia="Arial"/>
                 <w:b/>
-                <w:color w:val="1F2937"/>
-                <w:sz w:val="16"/>
+                <w:i w:val="0"/>
+                <w:color w:val="1E293B"/>
+                <w:sz w:val="18"/>
               </w:rPr>
               <w:t>10</w:t>
             </w:r>
@@ -3378,47 +4232,59 @@
         </w:tc>
         <w:tc>
           <w:tcPr>
-            <w:tcW w:type="dxa" w:w="3515"/>
-            <w:shd w:fill="FFFFFF" w:val="clear"/>
+            <w:tcW w:type="dxa" w:w="3288"/>
+            <w:tcMar>
+              <w:top w:w="60" w:type="dxa"/>
+              <w:left w:w="60" w:type="dxa"/>
+              <w:bottom w:w="60" w:type="dxa"/>
+              <w:right w:w="60" w:type="dxa"/>
+            </w:tcMar>
+            <w:vAlign w:val="center"/>
+            <w:shd w:val="clear" w:color="auto" w:fill="F7F4EE"/>
+          </w:tcPr>
+          <w:p>
+            <w:pPr>
+              <w:bidi w:val="1"/>
+              <w:spacing w:before="0" w:after="0" w:line="269" w:lineRule="auto"/>
+              <w:jc w:val="right"/>
+            </w:pPr>
+            <w:r>
+              <w:rPr>
+                <w:rFonts w:ascii="Arial" w:hAnsi="Arial" w:cs="Arial" w:eastAsia="Arial"/>
+                <w:b w:val="0"/>
+                <w:i w:val="0"/>
+                <w:color w:val="1E293B"/>
+                <w:sz w:val="18"/>
+              </w:rPr>
+              <w:t>تمديد في منسوب ردم يُقِرّ الموقع أنه غير مبيّن.</w:t>
+            </w:r>
+          </w:p>
+        </w:tc>
+        <w:tc>
+          <w:tcPr>
+            <w:tcW w:type="dxa" w:w="907"/>
+            <w:shd w:val="clear" w:color="auto" w:fill="991B1B"/>
+            <w:tcMar>
+              <w:top w:w="60" w:type="dxa"/>
+              <w:left w:w="60" w:type="dxa"/>
+              <w:bottom w:w="60" w:type="dxa"/>
+              <w:right w:w="60" w:type="dxa"/>
+            </w:tcMar>
             <w:vAlign w:val="center"/>
           </w:tcPr>
           <w:p>
             <w:pPr>
               <w:bidi w:val="1"/>
-              <w:spacing w:after="20" w:before="20"/>
-              <w:jc w:val="right"/>
+              <w:spacing w:before="0" w:after="0" w:line="269" w:lineRule="auto"/>
+              <w:jc w:val="center"/>
             </w:pPr>
-            <w:r/>
-            <w:r>
-              <w:rPr>
-                <w:rFonts w:ascii="Arial" w:hAnsi="Arial" w:cs="Arial" w:eastAsia="Arial"/>
-                <w:b w:val="0"/>
-                <w:color w:val="1F2937"/>
-                <w:sz w:val="16"/>
-              </w:rPr>
-              <w:t>تمديد في منسوب ردم يقر الموقع أنه غير مبين.</w:t>
-            </w:r>
-          </w:p>
-        </w:tc>
-        <w:tc>
-          <w:tcPr>
-            <w:tcW w:type="dxa" w:w="1020"/>
-            <w:shd w:fill="FEE2E2" w:val="clear"/>
-            <w:vAlign w:val="center"/>
-          </w:tcPr>
-          <w:p>
-            <w:pPr>
-              <w:bidi w:val="1"/>
-              <w:spacing w:after="20" w:before="20"/>
-              <w:jc w:val="right"/>
-            </w:pPr>
-            <w:r/>
             <w:r>
               <w:rPr>
                 <w:rFonts w:ascii="Arial" w:hAnsi="Arial" w:cs="Arial" w:eastAsia="Arial"/>
                 <w:b/>
-                <w:color w:val="991B1B"/>
-                <w:sz w:val="16"/>
+                <w:i w:val="0"/>
+                <w:color w:val="FFFFFF"/>
+                <w:sz w:val="18"/>
               </w:rPr>
               <w:t>حرجة</w:t>
             </w:r>
@@ -3427,22 +4293,28 @@
         <w:tc>
           <w:tcPr>
             <w:tcW w:type="dxa" w:w="1814"/>
-            <w:shd w:fill="FFFFFF" w:val="clear"/>
+            <w:tcMar>
+              <w:top w:w="60" w:type="dxa"/>
+              <w:left w:w="60" w:type="dxa"/>
+              <w:bottom w:w="60" w:type="dxa"/>
+              <w:right w:w="60" w:type="dxa"/>
+            </w:tcMar>
             <w:vAlign w:val="center"/>
+            <w:shd w:val="clear" w:color="auto" w:fill="F7F4EE"/>
           </w:tcPr>
           <w:p>
             <w:pPr>
               <w:bidi w:val="1"/>
-              <w:spacing w:after="20" w:before="20"/>
+              <w:spacing w:before="0" w:after="0" w:line="269" w:lineRule="auto"/>
               <w:jc w:val="right"/>
             </w:pPr>
-            <w:r/>
             <w:r>
               <w:rPr>
                 <w:rFonts w:ascii="Arial" w:hAnsi="Arial" w:cs="Arial" w:eastAsia="Arial"/>
                 <w:b w:val="0"/>
-                <w:color w:val="1F2937"/>
-                <w:sz w:val="16"/>
+                <w:i w:val="0"/>
+                <w:color w:val="1E293B"/>
+                <w:sz w:val="18"/>
               </w:rPr>
               <w:t>إقرار الموقع</w:t>
             </w:r>
@@ -3450,25 +4322,31 @@
         </w:tc>
         <w:tc>
           <w:tcPr>
-            <w:tcW w:type="dxa" w:w="3288"/>
-            <w:shd w:fill="FFFFFF" w:val="clear"/>
+            <w:tcW w:type="dxa" w:w="3742"/>
+            <w:tcMar>
+              <w:top w:w="60" w:type="dxa"/>
+              <w:left w:w="60" w:type="dxa"/>
+              <w:bottom w:w="60" w:type="dxa"/>
+              <w:right w:w="60" w:type="dxa"/>
+            </w:tcMar>
             <w:vAlign w:val="center"/>
+            <w:shd w:val="clear" w:color="auto" w:fill="F7F4EE"/>
           </w:tcPr>
           <w:p>
             <w:pPr>
               <w:bidi w:val="1"/>
-              <w:spacing w:after="20" w:before="20"/>
+              <w:spacing w:before="0" w:after="0" w:line="269" w:lineRule="auto"/>
               <w:jc w:val="right"/>
             </w:pPr>
-            <w:r/>
             <w:r>
               <w:rPr>
                 <w:rFonts w:ascii="Arial" w:hAnsi="Arial" w:cs="Arial" w:eastAsia="Arial"/>
                 <w:b w:val="0"/>
-                <w:color w:val="1F2937"/>
-                <w:sz w:val="16"/>
+                <w:i w:val="0"/>
+                <w:color w:val="1E293B"/>
+                <w:sz w:val="18"/>
               </w:rPr>
-              <w:t>إزالة التمديد، أو لوحة معدَّلة وطلب تغيير مُوقّع قبل الصب.</w:t>
+              <w:t>إزالة التمديد، أو لوحة معدّلة مع طلب تغيير موقّع قبل الصب.</w:t>
             </w:r>
           </w:p>
         </w:tc>
@@ -3476,23 +4354,28 @@
       <w:tr>
         <w:tc>
           <w:tcPr>
-            <w:tcW w:type="dxa" w:w="680"/>
-            <w:shd w:fill="F8FAFC" w:val="clear"/>
+            <w:tcW w:type="dxa" w:w="567"/>
+            <w:tcMar>
+              <w:top w:w="60" w:type="dxa"/>
+              <w:left w:w="60" w:type="dxa"/>
+              <w:bottom w:w="60" w:type="dxa"/>
+              <w:right w:w="60" w:type="dxa"/>
+            </w:tcMar>
             <w:vAlign w:val="center"/>
           </w:tcPr>
           <w:p>
             <w:pPr>
               <w:bidi w:val="1"/>
-              <w:spacing w:after="20" w:before="20"/>
-              <w:jc w:val="right"/>
+              <w:spacing w:before="0" w:after="0" w:line="269" w:lineRule="auto"/>
+              <w:jc w:val="center"/>
             </w:pPr>
-            <w:r/>
             <w:r>
               <w:rPr>
                 <w:rFonts w:ascii="Arial" w:hAnsi="Arial" w:cs="Arial" w:eastAsia="Arial"/>
                 <w:b/>
-                <w:color w:val="1F2937"/>
-                <w:sz w:val="16"/>
+                <w:i w:val="0"/>
+                <w:color w:val="1E293B"/>
+                <w:sz w:val="18"/>
               </w:rPr>
               <w:t>11</w:t>
             </w:r>
@@ -3500,47 +4383,58 @@
         </w:tc>
         <w:tc>
           <w:tcPr>
-            <w:tcW w:type="dxa" w:w="3515"/>
-            <w:shd w:fill="F8FAFC" w:val="clear"/>
+            <w:tcW w:type="dxa" w:w="3288"/>
+            <w:tcMar>
+              <w:top w:w="60" w:type="dxa"/>
+              <w:left w:w="60" w:type="dxa"/>
+              <w:bottom w:w="60" w:type="dxa"/>
+              <w:right w:w="60" w:type="dxa"/>
+            </w:tcMar>
             <w:vAlign w:val="center"/>
           </w:tcPr>
           <w:p>
             <w:pPr>
               <w:bidi w:val="1"/>
-              <w:spacing w:after="20" w:before="20"/>
+              <w:spacing w:before="0" w:after="0" w:line="269" w:lineRule="auto"/>
               <w:jc w:val="right"/>
             </w:pPr>
-            <w:r/>
             <w:r>
               <w:rPr>
                 <w:rFonts w:ascii="Arial" w:hAnsi="Arial" w:cs="Arial" w:eastAsia="Arial"/>
                 <w:b w:val="0"/>
-                <w:color w:val="1F2937"/>
-                <w:sz w:val="16"/>
+                <w:i w:val="0"/>
+                <w:color w:val="1E293B"/>
+                <w:sz w:val="18"/>
               </w:rPr>
-              <w:t>ارتفاع 1.80 م غير مقيس.</w:t>
+              <w:t>ارتفاع 1.80 m غير مقيس.</w:t>
             </w:r>
           </w:p>
         </w:tc>
         <w:tc>
           <w:tcPr>
-            <w:tcW w:type="dxa" w:w="1020"/>
-            <w:shd w:fill="FEF9C3" w:val="clear"/>
+            <w:tcW w:type="dxa" w:w="907"/>
+            <w:shd w:val="clear" w:color="auto" w:fill="E2E8F0"/>
+            <w:tcMar>
+              <w:top w:w="60" w:type="dxa"/>
+              <w:left w:w="60" w:type="dxa"/>
+              <w:bottom w:w="60" w:type="dxa"/>
+              <w:right w:w="60" w:type="dxa"/>
+            </w:tcMar>
             <w:vAlign w:val="center"/>
           </w:tcPr>
           <w:p>
             <w:pPr>
               <w:bidi w:val="1"/>
-              <w:spacing w:after="20" w:before="20"/>
-              <w:jc w:val="right"/>
+              <w:spacing w:before="0" w:after="0" w:line="269" w:lineRule="auto"/>
+              <w:jc w:val="center"/>
             </w:pPr>
-            <w:r/>
             <w:r>
               <w:rPr>
                 <w:rFonts w:ascii="Arial" w:hAnsi="Arial" w:cs="Arial" w:eastAsia="Arial"/>
                 <w:b/>
-                <w:color w:val="713F12"/>
-                <w:sz w:val="16"/>
+                <w:i w:val="0"/>
+                <w:color w:val="0B2545"/>
+                <w:sz w:val="18"/>
               </w:rPr>
               <w:t>متوسطة</w:t>
             </w:r>
@@ -3549,48 +4443,58 @@
         <w:tc>
           <w:tcPr>
             <w:tcW w:type="dxa" w:w="1814"/>
-            <w:shd w:fill="F8FAFC" w:val="clear"/>
+            <w:tcMar>
+              <w:top w:w="60" w:type="dxa"/>
+              <w:left w:w="60" w:type="dxa"/>
+              <w:bottom w:w="60" w:type="dxa"/>
+              <w:right w:w="60" w:type="dxa"/>
+            </w:tcMar>
             <w:vAlign w:val="center"/>
           </w:tcPr>
           <w:p>
             <w:pPr>
               <w:bidi w:val="1"/>
-              <w:spacing w:after="20" w:before="20"/>
+              <w:spacing w:before="0" w:after="0" w:line="269" w:lineRule="auto"/>
               <w:jc w:val="right"/>
             </w:pPr>
-            <w:r/>
             <w:r>
               <w:rPr>
                 <w:rFonts w:ascii="Arial" w:hAnsi="Arial" w:cs="Arial" w:eastAsia="Arial"/>
                 <w:b w:val="0"/>
-                <w:color w:val="1F2937"/>
-                <w:sz w:val="16"/>
+                <w:i w:val="0"/>
+                <w:color w:val="1E293B"/>
+                <w:sz w:val="18"/>
               </w:rPr>
-              <w:t>ادعاء شفهي</w:t>
+              <w:t>ادّعاء شفهي</w:t>
             </w:r>
           </w:p>
         </w:tc>
         <w:tc>
           <w:tcPr>
-            <w:tcW w:type="dxa" w:w="3288"/>
-            <w:shd w:fill="F8FAFC" w:val="clear"/>
+            <w:tcW w:type="dxa" w:w="3742"/>
+            <w:tcMar>
+              <w:top w:w="60" w:type="dxa"/>
+              <w:left w:w="60" w:type="dxa"/>
+              <w:bottom w:w="60" w:type="dxa"/>
+              <w:right w:w="60" w:type="dxa"/>
+            </w:tcMar>
             <w:vAlign w:val="center"/>
           </w:tcPr>
           <w:p>
             <w:pPr>
               <w:bidi w:val="1"/>
-              <w:spacing w:after="20" w:before="20"/>
+              <w:spacing w:before="0" w:after="0" w:line="269" w:lineRule="auto"/>
               <w:jc w:val="right"/>
             </w:pPr>
-            <w:r/>
             <w:r>
               <w:rPr>
                 <w:rFonts w:ascii="Arial" w:hAnsi="Arial" w:cs="Arial" w:eastAsia="Arial"/>
                 <w:b w:val="0"/>
-                <w:color w:val="1F2937"/>
-                <w:sz w:val="16"/>
+                <w:i w:val="0"/>
+                <w:color w:val="1E293B"/>
+                <w:sz w:val="18"/>
               </w:rPr>
-              <w:t>قياس وربطه بالمعماري.</w:t>
+              <w:t>قياس الارتفاع وربطه بالمخطط المعماري.</w:t>
             </w:r>
           </w:p>
         </w:tc>
@@ -3598,23 +4502,29 @@
       <w:tr>
         <w:tc>
           <w:tcPr>
-            <w:tcW w:type="dxa" w:w="680"/>
-            <w:shd w:fill="FFFFFF" w:val="clear"/>
+            <w:tcW w:type="dxa" w:w="567"/>
+            <w:tcMar>
+              <w:top w:w="60" w:type="dxa"/>
+              <w:left w:w="60" w:type="dxa"/>
+              <w:bottom w:w="60" w:type="dxa"/>
+              <w:right w:w="60" w:type="dxa"/>
+            </w:tcMar>
             <w:vAlign w:val="center"/>
+            <w:shd w:val="clear" w:color="auto" w:fill="F7F4EE"/>
           </w:tcPr>
           <w:p>
             <w:pPr>
               <w:bidi w:val="1"/>
-              <w:spacing w:after="20" w:before="20"/>
-              <w:jc w:val="right"/>
+              <w:spacing w:before="0" w:after="0" w:line="269" w:lineRule="auto"/>
+              <w:jc w:val="center"/>
             </w:pPr>
-            <w:r/>
             <w:r>
               <w:rPr>
                 <w:rFonts w:ascii="Arial" w:hAnsi="Arial" w:cs="Arial" w:eastAsia="Arial"/>
                 <w:b/>
-                <w:color w:val="1F2937"/>
-                <w:sz w:val="16"/>
+                <w:i w:val="0"/>
+                <w:color w:val="1E293B"/>
+                <w:sz w:val="18"/>
               </w:rPr>
               <w:t>12</w:t>
             </w:r>
@@ -3622,47 +4532,59 @@
         </w:tc>
         <w:tc>
           <w:tcPr>
-            <w:tcW w:type="dxa" w:w="3515"/>
-            <w:shd w:fill="FFFFFF" w:val="clear"/>
+            <w:tcW w:type="dxa" w:w="3288"/>
+            <w:tcMar>
+              <w:top w:w="60" w:type="dxa"/>
+              <w:left w:w="60" w:type="dxa"/>
+              <w:bottom w:w="60" w:type="dxa"/>
+              <w:right w:w="60" w:type="dxa"/>
+            </w:tcMar>
+            <w:vAlign w:val="center"/>
+            <w:shd w:val="clear" w:color="auto" w:fill="F7F4EE"/>
+          </w:tcPr>
+          <w:p>
+            <w:pPr>
+              <w:bidi w:val="1"/>
+              <w:spacing w:before="0" w:after="0" w:line="269" w:lineRule="auto"/>
+              <w:jc w:val="right"/>
+            </w:pPr>
+            <w:r>
+              <w:rPr>
+                <w:rFonts w:ascii="Arial" w:hAnsi="Arial" w:cs="Arial" w:eastAsia="Arial"/>
+                <w:b w:val="0"/>
+                <w:i w:val="0"/>
+                <w:color w:val="1E293B"/>
+                <w:sz w:val="18"/>
+              </w:rPr>
+              <w:t>أطراف مفتوحة، وسير فوق المواسير.</w:t>
+            </w:r>
+          </w:p>
+        </w:tc>
+        <w:tc>
+          <w:tcPr>
+            <w:tcW w:type="dxa" w:w="907"/>
+            <w:shd w:val="clear" w:color="auto" w:fill="FFEDD5"/>
+            <w:tcMar>
+              <w:top w:w="60" w:type="dxa"/>
+              <w:left w:w="60" w:type="dxa"/>
+              <w:bottom w:w="60" w:type="dxa"/>
+              <w:right w:w="60" w:type="dxa"/>
+            </w:tcMar>
             <w:vAlign w:val="center"/>
           </w:tcPr>
           <w:p>
             <w:pPr>
               <w:bidi w:val="1"/>
-              <w:spacing w:after="20" w:before="20"/>
-              <w:jc w:val="right"/>
+              <w:spacing w:before="0" w:after="0" w:line="269" w:lineRule="auto"/>
+              <w:jc w:val="center"/>
             </w:pPr>
-            <w:r/>
-            <w:r>
-              <w:rPr>
-                <w:rFonts w:ascii="Arial" w:hAnsi="Arial" w:cs="Arial" w:eastAsia="Arial"/>
-                <w:b w:val="0"/>
-                <w:color w:val="1F2937"/>
-                <w:sz w:val="16"/>
-              </w:rPr>
-              <w:t>أطراف مفتوحة وسير فوق المواسير.</w:t>
-            </w:r>
-          </w:p>
-        </w:tc>
-        <w:tc>
-          <w:tcPr>
-            <w:tcW w:type="dxa" w:w="1020"/>
-            <w:shd w:fill="FFEDD5" w:val="clear"/>
-            <w:vAlign w:val="center"/>
-          </w:tcPr>
-          <w:p>
-            <w:pPr>
-              <w:bidi w:val="1"/>
-              <w:spacing w:after="20" w:before="20"/>
-              <w:jc w:val="right"/>
-            </w:pPr>
-            <w:r/>
             <w:r>
               <w:rPr>
                 <w:rFonts w:ascii="Arial" w:hAnsi="Arial" w:cs="Arial" w:eastAsia="Arial"/>
                 <w:b/>
-                <w:color w:val="92540C"/>
-                <w:sz w:val="16"/>
+                <w:i w:val="0"/>
+                <w:color w:val="9A3412"/>
+                <w:sz w:val="18"/>
               </w:rPr>
               <w:t>عالية</w:t>
             </w:r>
@@ -3671,48 +4593,60 @@
         <w:tc>
           <w:tcPr>
             <w:tcW w:type="dxa" w:w="1814"/>
-            <w:shd w:fill="FFFFFF" w:val="clear"/>
+            <w:tcMar>
+              <w:top w:w="60" w:type="dxa"/>
+              <w:left w:w="60" w:type="dxa"/>
+              <w:bottom w:w="60" w:type="dxa"/>
+              <w:right w:w="60" w:type="dxa"/>
+            </w:tcMar>
             <w:vAlign w:val="center"/>
+            <w:shd w:val="clear" w:color="auto" w:fill="F7F4EE"/>
           </w:tcPr>
           <w:p>
             <w:pPr>
               <w:bidi w:val="1"/>
-              <w:spacing w:after="20" w:before="20"/>
+              <w:spacing w:before="0" w:after="0" w:line="269" w:lineRule="auto"/>
               <w:jc w:val="right"/>
             </w:pPr>
-            <w:r/>
             <w:r>
               <w:rPr>
                 <w:rFonts w:ascii="Arial" w:hAnsi="Arial" w:cs="Arial" w:eastAsia="Arial"/>
                 <w:b w:val="0"/>
-                <w:color w:val="1F2937"/>
-                <w:sz w:val="16"/>
+                <w:i w:val="0"/>
+                <w:color w:val="1E293B"/>
+                <w:sz w:val="18"/>
               </w:rPr>
-              <w:t>حماية</w:t>
+              <w:t>حماية التمديد</w:t>
             </w:r>
           </w:p>
         </w:tc>
         <w:tc>
           <w:tcPr>
-            <w:tcW w:type="dxa" w:w="3288"/>
-            <w:shd w:fill="FFFFFF" w:val="clear"/>
+            <w:tcW w:type="dxa" w:w="3742"/>
+            <w:tcMar>
+              <w:top w:w="60" w:type="dxa"/>
+              <w:left w:w="60" w:type="dxa"/>
+              <w:bottom w:w="60" w:type="dxa"/>
+              <w:right w:w="60" w:type="dxa"/>
+            </w:tcMar>
             <w:vAlign w:val="center"/>
+            <w:shd w:val="clear" w:color="auto" w:fill="F7F4EE"/>
           </w:tcPr>
           <w:p>
             <w:pPr>
               <w:bidi w:val="1"/>
-              <w:spacing w:after="20" w:before="20"/>
+              <w:spacing w:before="0" w:after="0" w:line="269" w:lineRule="auto"/>
               <w:jc w:val="right"/>
             </w:pPr>
-            <w:r/>
             <w:r>
               <w:rPr>
                 <w:rFonts w:ascii="Arial" w:hAnsi="Arial" w:cs="Arial" w:eastAsia="Arial"/>
                 <w:b w:val="0"/>
-                <w:color w:val="1F2937"/>
-                <w:sz w:val="16"/>
+                <w:i w:val="0"/>
+                <w:color w:val="1E293B"/>
+                <w:sz w:val="18"/>
               </w:rPr>
-              <w:t>طبات ومنع المرور حتى الصب.</w:t>
+              <w:t>تركيب طبات، ومنع المرور حتى الصب.</w:t>
             </w:r>
           </w:p>
         </w:tc>
@@ -3720,23 +4654,28 @@
       <w:tr>
         <w:tc>
           <w:tcPr>
-            <w:tcW w:type="dxa" w:w="680"/>
-            <w:shd w:fill="F8FAFC" w:val="clear"/>
+            <w:tcW w:type="dxa" w:w="567"/>
+            <w:tcMar>
+              <w:top w:w="60" w:type="dxa"/>
+              <w:left w:w="60" w:type="dxa"/>
+              <w:bottom w:w="60" w:type="dxa"/>
+              <w:right w:w="60" w:type="dxa"/>
+            </w:tcMar>
             <w:vAlign w:val="center"/>
           </w:tcPr>
           <w:p>
             <w:pPr>
               <w:bidi w:val="1"/>
-              <w:spacing w:after="20" w:before="20"/>
-              <w:jc w:val="right"/>
+              <w:spacing w:before="0" w:after="0" w:line="269" w:lineRule="auto"/>
+              <w:jc w:val="center"/>
             </w:pPr>
-            <w:r/>
             <w:r>
               <w:rPr>
                 <w:rFonts w:ascii="Arial" w:hAnsi="Arial" w:cs="Arial" w:eastAsia="Arial"/>
                 <w:b/>
-                <w:color w:val="1F2937"/>
-                <w:sz w:val="16"/>
+                <w:i w:val="0"/>
+                <w:color w:val="1E293B"/>
+                <w:sz w:val="18"/>
               </w:rPr>
               <w:t>13</w:t>
             </w:r>
@@ -3744,23 +4683,28 @@
         </w:tc>
         <w:tc>
           <w:tcPr>
-            <w:tcW w:type="dxa" w:w="3515"/>
-            <w:shd w:fill="F8FAFC" w:val="clear"/>
+            <w:tcW w:type="dxa" w:w="3288"/>
+            <w:tcMar>
+              <w:top w:w="60" w:type="dxa"/>
+              <w:left w:w="60" w:type="dxa"/>
+              <w:bottom w:w="60" w:type="dxa"/>
+              <w:right w:w="60" w:type="dxa"/>
+            </w:tcMar>
             <w:vAlign w:val="center"/>
           </w:tcPr>
           <w:p>
             <w:pPr>
               <w:bidi w:val="1"/>
-              <w:spacing w:after="20" w:before="20"/>
+              <w:spacing w:before="0" w:after="0" w:line="269" w:lineRule="auto"/>
               <w:jc w:val="right"/>
             </w:pPr>
-            <w:r/>
             <w:r>
               <w:rPr>
                 <w:rFonts w:ascii="Arial" w:hAnsi="Arial" w:cs="Arial" w:eastAsia="Arial"/>
                 <w:b w:val="0"/>
-                <w:color w:val="1F2937"/>
-                <w:sz w:val="16"/>
+                <w:i w:val="0"/>
+                <w:color w:val="1E293B"/>
+                <w:sz w:val="18"/>
               </w:rPr>
               <w:t>التأريض غير ظاهر، ولا يُخلط مع بلاطة معلقة.</w:t>
             </w:r>
@@ -3768,23 +4712,29 @@
         </w:tc>
         <w:tc>
           <w:tcPr>
-            <w:tcW w:type="dxa" w:w="1020"/>
-            <w:shd w:fill="FFEDD5" w:val="clear"/>
+            <w:tcW w:type="dxa" w:w="907"/>
+            <w:shd w:val="clear" w:color="auto" w:fill="FFEDD5"/>
+            <w:tcMar>
+              <w:top w:w="60" w:type="dxa"/>
+              <w:left w:w="60" w:type="dxa"/>
+              <w:bottom w:w="60" w:type="dxa"/>
+              <w:right w:w="60" w:type="dxa"/>
+            </w:tcMar>
             <w:vAlign w:val="center"/>
           </w:tcPr>
           <w:p>
             <w:pPr>
               <w:bidi w:val="1"/>
-              <w:spacing w:after="20" w:before="20"/>
-              <w:jc w:val="right"/>
+              <w:spacing w:before="0" w:after="0" w:line="269" w:lineRule="auto"/>
+              <w:jc w:val="center"/>
             </w:pPr>
-            <w:r/>
             <w:r>
               <w:rPr>
                 <w:rFonts w:ascii="Arial" w:hAnsi="Arial" w:cs="Arial" w:eastAsia="Arial"/>
                 <w:b/>
-                <w:color w:val="92540C"/>
-                <w:sz w:val="16"/>
+                <w:i w:val="0"/>
+                <w:color w:val="9A3412"/>
+                <w:sz w:val="18"/>
               </w:rPr>
               <w:t>عالية</w:t>
             </w:r>
@@ -3793,22 +4743,27 @@
         <w:tc>
           <w:tcPr>
             <w:tcW w:type="dxa" w:w="1814"/>
-            <w:shd w:fill="F8FAFC" w:val="clear"/>
+            <w:tcMar>
+              <w:top w:w="60" w:type="dxa"/>
+              <w:left w:w="60" w:type="dxa"/>
+              <w:bottom w:w="60" w:type="dxa"/>
+              <w:right w:w="60" w:type="dxa"/>
+            </w:tcMar>
             <w:vAlign w:val="center"/>
           </w:tcPr>
           <w:p>
             <w:pPr>
               <w:bidi w:val="1"/>
-              <w:spacing w:after="20" w:before="20"/>
+              <w:spacing w:before="0" w:after="0" w:line="269" w:lineRule="auto"/>
               <w:jc w:val="right"/>
             </w:pPr>
-            <w:r/>
             <w:r>
               <w:rPr>
                 <w:rFonts w:ascii="Arial" w:hAnsi="Arial" w:cs="Arial" w:eastAsia="Arial"/>
                 <w:b w:val="0"/>
-                <w:color w:val="1F2937"/>
-                <w:sz w:val="16"/>
+                <w:i w:val="0"/>
+                <w:color w:val="1E293B"/>
+                <w:sz w:val="18"/>
               </w:rPr>
               <w:t>E-00 / E-01</w:t>
             </w:r>
@@ -3816,25 +4771,30 @@
         </w:tc>
         <w:tc>
           <w:tcPr>
-            <w:tcW w:type="dxa" w:w="3288"/>
-            <w:shd w:fill="F8FAFC" w:val="clear"/>
+            <w:tcW w:type="dxa" w:w="3742"/>
+            <w:tcMar>
+              <w:top w:w="60" w:type="dxa"/>
+              <w:left w:w="60" w:type="dxa"/>
+              <w:bottom w:w="60" w:type="dxa"/>
+              <w:right w:w="60" w:type="dxa"/>
+            </w:tcMar>
             <w:vAlign w:val="center"/>
           </w:tcPr>
           <w:p>
             <w:pPr>
               <w:bidi w:val="1"/>
-              <w:spacing w:after="20" w:before="20"/>
+              <w:spacing w:before="0" w:after="0" w:line="269" w:lineRule="auto"/>
               <w:jc w:val="right"/>
             </w:pPr>
-            <w:r/>
             <w:r>
               <w:rPr>
                 <w:rFonts w:ascii="Arial" w:hAnsi="Arial" w:cs="Arial" w:eastAsia="Arial"/>
                 <w:b w:val="0"/>
-                <w:color w:val="1F2937"/>
-                <w:sz w:val="16"/>
+                <w:i w:val="0"/>
+                <w:color w:val="1E293B"/>
+                <w:sz w:val="18"/>
               </w:rPr>
-              <w:t>يُستكمل في عنصر اللبشة: 5 أوم و1 أوم.</w:t>
+              <w:t>يُستكمل في عنصر اللبشة: 5 Ω و1 Ω.</w:t>
             </w:r>
           </w:p>
         </w:tc>
@@ -3843,68 +4803,97 @@
     <w:p>
       <w:pPr>
         <w:bidi w:val="1"/>
-        <w:spacing w:before="240" w:after="120"/>
+        <w:spacing w:before="0" w:after="40" w:line="269" w:lineRule="auto"/>
         <w:jc w:val="right"/>
+      </w:pPr>
+    </w:p>
+    <w:p>
+      <w:pPr>
+        <w:bidi w:val="1"/>
+        <w:spacing w:before="240" w:after="80" w:line="269" w:lineRule="auto"/>
+        <w:jc w:val="right"/>
+        <w:pBdr>
+          <w:bottom w:val="single" w:sz="8" w:space="1" w:color="0B2545"/>
+        </w:pBdr>
       </w:pPr>
       <w:r>
         <w:rPr>
           <w:rFonts w:ascii="Arial" w:hAnsi="Arial" w:cs="Arial" w:eastAsia="Arial"/>
           <w:b/>
+          <w:i w:val="0"/>
           <w:color w:val="0B2545"/>
-          <w:sz w:val="28"/>
+          <w:sz w:val="26"/>
         </w:rPr>
-        <w:t>7. جدول الفحص الفني والمهني قبل الصب</w:t>
+        <w:t>7. قائمة الفحص قبل الصب</w:t>
       </w:r>
     </w:p>
     <w:p>
       <w:pPr>
         <w:bidi w:val="1"/>
-        <w:spacing w:after="120" w:before="0" w:line="276" w:lineRule="auto"/>
+        <w:spacing w:before="0" w:after="80" w:line="269" w:lineRule="auto"/>
         <w:jc w:val="right"/>
       </w:pPr>
       <w:r>
         <w:rPr>
           <w:rFonts w:ascii="Arial" w:hAnsi="Arial" w:cs="Arial" w:eastAsia="Arial"/>
           <w:b w:val="0"/>
-          <w:color w:val="1F2937"/>
-          <w:sz w:val="24"/>
+          <w:i w:val="0"/>
+          <w:color w:val="1E293B"/>
+          <w:sz w:val="20"/>
         </w:rPr>
-        <w:t>خانة الحكم هي وضع اليوم من الفيديو. ولا تُوقَّع خانة «مطابق» إلا بعد إعادة المعاينة والقياس.</w:t>
+        <w:t>خانة الحكم هي وضع اليوم من الفيديو. ولا تُوقَّع خانة «مطابق» إلا بعد إعادة المعاينة والقياس.</w:t>
       </w:r>
     </w:p>
     <w:tbl>
       <w:tblPr>
-        <w:tblStyle w:val="TableGrid"/>
-        <w:tblW w:type="auto" w:w="0"/>
+        <w:tblW w:type="dxa" w:w="10319"/>
         <w:jc w:val="center"/>
+        <w:tblLayout w:type="fixed"/>
         <w:tblLook w:firstColumn="1" w:firstRow="1" w:lastColumn="0" w:lastRow="0" w:noHBand="0" w:noVBand="1" w:val="04A0"/>
         <w:bidiVisual w:val="1"/>
+        <w:tblBorders>
+          <w:top w:val="single" w:sz="4" w:space="0" w:color="D6D1C7"/>
+          <w:left w:val="single" w:sz="4" w:space="0" w:color="D6D1C7"/>
+          <w:bottom w:val="single" w:sz="4" w:space="0" w:color="D6D1C7"/>
+          <w:right w:val="single" w:sz="4" w:space="0" w:color="D6D1C7"/>
+          <w:insideH w:val="single" w:sz="4" w:space="0" w:color="D6D1C7"/>
+          <w:insideV w:val="single" w:sz="4" w:space="0" w:color="D6D1C7"/>
+        </w:tblBorders>
       </w:tblPr>
       <w:tblGrid>
-        <w:gridCol w:w="3439"/>
-        <w:gridCol w:w="3439"/>
-        <w:gridCol w:w="3439"/>
+        <w:gridCol w:w="2041"/>
+        <w:gridCol w:w="6237"/>
+        <w:gridCol w:w="2041"/>
       </w:tblGrid>
       <w:tr>
+        <w:trPr>
+          <w:tblHeader/>
+        </w:trPr>
         <w:tc>
           <w:tcPr>
-            <w:tcW w:type="dxa" w:w="1928"/>
-            <w:shd w:fill="0B2545" w:val="clear"/>
+            <w:tcW w:type="dxa" w:w="2041"/>
+            <w:shd w:val="clear" w:color="auto" w:fill="0B2545"/>
+            <w:tcMar>
+              <w:top w:w="60" w:type="dxa"/>
+              <w:left w:w="60" w:type="dxa"/>
+              <w:bottom w:w="60" w:type="dxa"/>
+              <w:right w:w="60" w:type="dxa"/>
+            </w:tcMar>
             <w:vAlign w:val="center"/>
           </w:tcPr>
           <w:p>
             <w:pPr>
               <w:bidi w:val="1"/>
-              <w:spacing w:after="20" w:before="20"/>
+              <w:spacing w:before="0" w:after="0" w:line="269" w:lineRule="auto"/>
               <w:jc w:val="center"/>
             </w:pPr>
-            <w:r/>
             <w:r>
               <w:rPr>
                 <w:rFonts w:ascii="Arial" w:hAnsi="Arial" w:cs="Arial" w:eastAsia="Arial"/>
                 <w:b/>
+                <w:i w:val="0"/>
                 <w:color w:val="FFFFFF"/>
-                <w:sz w:val="18"/>
+                <w:sz w:val="19"/>
               </w:rPr>
               <w:t>بند الفحص</w:t>
             </w:r>
@@ -3912,23 +4901,29 @@
         </w:tc>
         <w:tc>
           <w:tcPr>
-            <w:tcW w:type="dxa" w:w="6350"/>
-            <w:shd w:fill="0B2545" w:val="clear"/>
+            <w:tcW w:type="dxa" w:w="6237"/>
+            <w:shd w:val="clear" w:color="auto" w:fill="0B2545"/>
+            <w:tcMar>
+              <w:top w:w="60" w:type="dxa"/>
+              <w:left w:w="60" w:type="dxa"/>
+              <w:bottom w:w="60" w:type="dxa"/>
+              <w:right w:w="60" w:type="dxa"/>
+            </w:tcMar>
             <w:vAlign w:val="center"/>
           </w:tcPr>
           <w:p>
             <w:pPr>
               <w:bidi w:val="1"/>
-              <w:spacing w:after="20" w:before="20"/>
+              <w:spacing w:before="0" w:after="0" w:line="269" w:lineRule="auto"/>
               <w:jc w:val="center"/>
             </w:pPr>
-            <w:r/>
             <w:r>
               <w:rPr>
                 <w:rFonts w:ascii="Arial" w:hAnsi="Arial" w:cs="Arial" w:eastAsia="Arial"/>
                 <w:b/>
+                <w:i w:val="0"/>
                 <w:color w:val="FFFFFF"/>
-                <w:sz w:val="18"/>
+                <w:sz w:val="19"/>
               </w:rPr>
               <w:t>المطلوب</w:t>
             </w:r>
@@ -3937,22 +4932,28 @@
         <w:tc>
           <w:tcPr>
             <w:tcW w:type="dxa" w:w="2041"/>
-            <w:shd w:fill="0B2545" w:val="clear"/>
+            <w:shd w:val="clear" w:color="auto" w:fill="0B2545"/>
+            <w:tcMar>
+              <w:top w:w="60" w:type="dxa"/>
+              <w:left w:w="60" w:type="dxa"/>
+              <w:bottom w:w="60" w:type="dxa"/>
+              <w:right w:w="60" w:type="dxa"/>
+            </w:tcMar>
             <w:vAlign w:val="center"/>
           </w:tcPr>
           <w:p>
             <w:pPr>
               <w:bidi w:val="1"/>
-              <w:spacing w:after="20" w:before="20"/>
+              <w:spacing w:before="0" w:after="0" w:line="269" w:lineRule="auto"/>
               <w:jc w:val="center"/>
             </w:pPr>
-            <w:r/>
             <w:r>
               <w:rPr>
                 <w:rFonts w:ascii="Arial" w:hAnsi="Arial" w:cs="Arial" w:eastAsia="Arial"/>
                 <w:b/>
+                <w:i w:val="0"/>
                 <w:color w:val="FFFFFF"/>
-                <w:sz w:val="18"/>
+                <w:sz w:val="19"/>
               </w:rPr>
               <w:t>الحكم اليوم</w:t>
             </w:r>
@@ -3962,71 +4963,87 @@
       <w:tr>
         <w:tc>
           <w:tcPr>
-            <w:tcW w:type="dxa" w:w="1928"/>
-            <w:shd w:fill="F8FAFC" w:val="clear"/>
+            <w:tcW w:type="dxa" w:w="2041"/>
+            <w:tcMar>
+              <w:top w:w="60" w:type="dxa"/>
+              <w:left w:w="60" w:type="dxa"/>
+              <w:bottom w:w="60" w:type="dxa"/>
+              <w:right w:w="60" w:type="dxa"/>
+            </w:tcMar>
             <w:vAlign w:val="center"/>
           </w:tcPr>
           <w:p>
             <w:pPr>
               <w:bidi w:val="1"/>
-              <w:spacing w:after="20" w:before="20"/>
+              <w:spacing w:before="0" w:after="0" w:line="269" w:lineRule="auto"/>
               <w:jc w:val="right"/>
             </w:pPr>
-            <w:r/>
             <w:r>
               <w:rPr>
                 <w:rFonts w:ascii="Arial" w:hAnsi="Arial" w:cs="Arial" w:eastAsia="Arial"/>
-                <w:b/>
-                <w:color w:val="1F2937"/>
-                <w:sz w:val="16"/>
+                <w:b w:val="0"/>
+                <w:i w:val="0"/>
+                <w:color w:val="1E293B"/>
+                <w:sz w:val="18"/>
               </w:rPr>
-              <w:t>مستندات</w:t>
+              <w:t>المستندات</w:t>
             </w:r>
           </w:p>
         </w:tc>
         <w:tc>
           <w:tcPr>
-            <w:tcW w:type="dxa" w:w="6350"/>
-            <w:shd w:fill="F8FAFC" w:val="clear"/>
+            <w:tcW w:type="dxa" w:w="6237"/>
+            <w:tcMar>
+              <w:top w:w="60" w:type="dxa"/>
+              <w:left w:w="60" w:type="dxa"/>
+              <w:bottom w:w="60" w:type="dxa"/>
+              <w:right w:w="60" w:type="dxa"/>
+            </w:tcMar>
             <w:vAlign w:val="center"/>
           </w:tcPr>
           <w:p>
             <w:pPr>
               <w:bidi w:val="1"/>
-              <w:spacing w:after="20" w:before="20"/>
+              <w:spacing w:before="0" w:after="0" w:line="269" w:lineRule="auto"/>
               <w:jc w:val="right"/>
             </w:pPr>
-            <w:r/>
             <w:r>
               <w:rPr>
                 <w:rFonts w:ascii="Arial" w:hAnsi="Arial" w:cs="Arial" w:eastAsia="Arial"/>
                 <w:b w:val="0"/>
-                <w:color w:val="1F2937"/>
-                <w:sz w:val="16"/>
+                <w:i w:val="0"/>
+                <w:color w:val="1E293B"/>
+                <w:sz w:val="18"/>
               </w:rPr>
-              <w:t>مخطط تنفيذي معتمد على اللوحات الخمس قبل التمديد</w:t>
+              <w:t>مخطط تنفيذي معتمد على اللوحات الخمس قبل التمديد.</w:t>
             </w:r>
           </w:p>
         </w:tc>
         <w:tc>
           <w:tcPr>
             <w:tcW w:type="dxa" w:w="2041"/>
-            <w:shd w:fill="FEE2E2" w:val="clear"/>
+            <w:shd w:val="clear" w:color="auto" w:fill="FDECEC"/>
+            <w:tcMar>
+              <w:top w:w="60" w:type="dxa"/>
+              <w:left w:w="60" w:type="dxa"/>
+              <w:bottom w:w="60" w:type="dxa"/>
+              <w:right w:w="60" w:type="dxa"/>
+            </w:tcMar>
             <w:vAlign w:val="center"/>
           </w:tcPr>
           <w:p>
             <w:pPr>
               <w:bidi w:val="1"/>
-              <w:spacing w:after="20" w:before="20"/>
-              <w:jc w:val="right"/>
+              <w:spacing w:before="0" w:after="0" w:line="269" w:lineRule="auto"/>
+              <w:jc w:val="center"/>
             </w:pPr>
-            <w:r/>
             <w:r>
               <w:rPr>
                 <w:rFonts w:ascii="Arial" w:hAnsi="Arial" w:cs="Arial" w:eastAsia="Arial"/>
                 <w:b/>
+                <w:i w:val="0"/>
                 <w:color w:val="991B1B"/>
-                <w:sz w:val="16"/>
+                <w:sz w:val="18"/>
               </w:rPr>
               <w:t>غير مطابق</w:t>
             </w:r>
@@ -4036,23 +5053,29 @@
       <w:tr>
         <w:tc>
           <w:tcPr>
-            <w:tcW w:type="dxa" w:w="1928"/>
-            <w:shd w:fill="FFFFFF" w:val="clear"/>
+            <w:tcW w:type="dxa" w:w="2041"/>
+            <w:tcMar>
+              <w:top w:w="60" w:type="dxa"/>
+              <w:left w:w="60" w:type="dxa"/>
+              <w:bottom w:w="60" w:type="dxa"/>
+              <w:right w:w="60" w:type="dxa"/>
+            </w:tcMar>
             <w:vAlign w:val="center"/>
+            <w:shd w:val="clear" w:color="auto" w:fill="F7F4EE"/>
           </w:tcPr>
           <w:p>
             <w:pPr>
               <w:bidi w:val="1"/>
-              <w:spacing w:after="20" w:before="20"/>
+              <w:spacing w:before="0" w:after="0" w:line="269" w:lineRule="auto"/>
               <w:jc w:val="right"/>
             </w:pPr>
-            <w:r/>
             <w:r>
               <w:rPr>
                 <w:rFonts w:ascii="Arial" w:hAnsi="Arial" w:cs="Arial" w:eastAsia="Arial"/>
-                <w:b/>
-                <w:color w:val="1F2937"/>
-                <w:sz w:val="16"/>
+                <w:b w:val="0"/>
+                <w:i w:val="0"/>
+                <w:color w:val="1E293B"/>
+                <w:sz w:val="18"/>
               </w:rPr>
               <w:t>تسلسل الصب</w:t>
             </w:r>
@@ -4060,47 +5083,59 @@
         </w:tc>
         <w:tc>
           <w:tcPr>
-            <w:tcW w:type="dxa" w:w="6350"/>
-            <w:shd w:fill="FFFFFF" w:val="clear"/>
+            <w:tcW w:type="dxa" w:w="6237"/>
+            <w:tcMar>
+              <w:top w:w="60" w:type="dxa"/>
+              <w:left w:w="60" w:type="dxa"/>
+              <w:bottom w:w="60" w:type="dxa"/>
+              <w:right w:w="60" w:type="dxa"/>
+            </w:tcMar>
             <w:vAlign w:val="center"/>
+            <w:shd w:val="clear" w:color="auto" w:fill="F7F4EE"/>
           </w:tcPr>
           <w:p>
             <w:pPr>
               <w:bidi w:val="1"/>
-              <w:spacing w:after="20" w:before="20"/>
+              <w:spacing w:before="0" w:after="0" w:line="269" w:lineRule="auto"/>
               <w:jc w:val="right"/>
             </w:pPr>
-            <w:r/>
             <w:r>
               <w:rPr>
                 <w:rFonts w:ascii="Arial" w:hAnsi="Arial" w:cs="Arial" w:eastAsia="Arial"/>
                 <w:b w:val="0"/>
-                <w:color w:val="1F2937"/>
-                <w:sz w:val="16"/>
+                <w:i w:val="0"/>
+                <w:color w:val="1E293B"/>
+                <w:sz w:val="18"/>
               </w:rPr>
-              <w:t>التمديد قبل قفل الرقة العلوية</w:t>
+              <w:t>التمديد قبل قفل الرقة العلوية.</w:t>
             </w:r>
           </w:p>
         </w:tc>
         <w:tc>
           <w:tcPr>
             <w:tcW w:type="dxa" w:w="2041"/>
-            <w:shd w:fill="FEE2E2" w:val="clear"/>
+            <w:shd w:val="clear" w:color="auto" w:fill="FDECEC"/>
+            <w:tcMar>
+              <w:top w:w="60" w:type="dxa"/>
+              <w:left w:w="60" w:type="dxa"/>
+              <w:bottom w:w="60" w:type="dxa"/>
+              <w:right w:w="60" w:type="dxa"/>
+            </w:tcMar>
             <w:vAlign w:val="center"/>
           </w:tcPr>
           <w:p>
             <w:pPr>
               <w:bidi w:val="1"/>
-              <w:spacing w:after="20" w:before="20"/>
-              <w:jc w:val="right"/>
+              <w:spacing w:before="0" w:after="0" w:line="269" w:lineRule="auto"/>
+              <w:jc w:val="center"/>
             </w:pPr>
-            <w:r/>
             <w:r>
               <w:rPr>
                 <w:rFonts w:ascii="Arial" w:hAnsi="Arial" w:cs="Arial" w:eastAsia="Arial"/>
                 <w:b/>
+                <w:i w:val="0"/>
                 <w:color w:val="991B1B"/>
-                <w:sz w:val="16"/>
+                <w:sz w:val="18"/>
               </w:rPr>
               <w:t>غير مطابق</w:t>
             </w:r>
@@ -4110,23 +5145,28 @@
       <w:tr>
         <w:tc>
           <w:tcPr>
-            <w:tcW w:type="dxa" w:w="1928"/>
-            <w:shd w:fill="F8FAFC" w:val="clear"/>
+            <w:tcW w:type="dxa" w:w="2041"/>
+            <w:tcMar>
+              <w:top w:w="60" w:type="dxa"/>
+              <w:left w:w="60" w:type="dxa"/>
+              <w:bottom w:w="60" w:type="dxa"/>
+              <w:right w:w="60" w:type="dxa"/>
+            </w:tcMar>
             <w:vAlign w:val="center"/>
           </w:tcPr>
           <w:p>
             <w:pPr>
               <w:bidi w:val="1"/>
-              <w:spacing w:after="20" w:before="20"/>
+              <w:spacing w:before="0" w:after="0" w:line="269" w:lineRule="auto"/>
               <w:jc w:val="right"/>
             </w:pPr>
-            <w:r/>
             <w:r>
               <w:rPr>
                 <w:rFonts w:ascii="Arial" w:hAnsi="Arial" w:cs="Arial" w:eastAsia="Arial"/>
-                <w:b/>
-                <w:color w:val="1F2937"/>
-                <w:sz w:val="16"/>
+                <w:b w:val="0"/>
+                <w:i w:val="0"/>
+                <w:color w:val="1E293B"/>
+                <w:sz w:val="18"/>
               </w:rPr>
               <w:t>موضع الماسورة</w:t>
             </w:r>
@@ -4134,47 +5174,58 @@
         </w:tc>
         <w:tc>
           <w:tcPr>
-            <w:tcW w:type="dxa" w:w="6350"/>
-            <w:shd w:fill="F8FAFC" w:val="clear"/>
+            <w:tcW w:type="dxa" w:w="6237"/>
+            <w:tcMar>
+              <w:top w:w="60" w:type="dxa"/>
+              <w:left w:w="60" w:type="dxa"/>
+              <w:bottom w:w="60" w:type="dxa"/>
+              <w:right w:w="60" w:type="dxa"/>
+            </w:tcMar>
             <w:vAlign w:val="center"/>
           </w:tcPr>
           <w:p>
             <w:pPr>
               <w:bidi w:val="1"/>
-              <w:spacing w:after="20" w:before="20"/>
+              <w:spacing w:before="0" w:after="0" w:line="269" w:lineRule="auto"/>
               <w:jc w:val="right"/>
             </w:pPr>
-            <w:r/>
             <w:r>
               <w:rPr>
                 <w:rFonts w:ascii="Arial" w:hAnsi="Arial" w:cs="Arial" w:eastAsia="Arial"/>
                 <w:b w:val="0"/>
-                <w:color w:val="1F2937"/>
-                <w:sz w:val="16"/>
+                <w:i w:val="0"/>
+                <w:color w:val="1E293B"/>
+                <w:sz w:val="18"/>
               </w:rPr>
-              <w:t>بين الطبقتين ومربوطة، لا فوق الحديد العلوي</w:t>
+              <w:t>بين الطبقتين ومربوطة، لا فوق الحديد العلوي.</w:t>
             </w:r>
           </w:p>
         </w:tc>
         <w:tc>
           <w:tcPr>
             <w:tcW w:type="dxa" w:w="2041"/>
-            <w:shd w:fill="FEE2E2" w:val="clear"/>
+            <w:shd w:val="clear" w:color="auto" w:fill="FDECEC"/>
+            <w:tcMar>
+              <w:top w:w="60" w:type="dxa"/>
+              <w:left w:w="60" w:type="dxa"/>
+              <w:bottom w:w="60" w:type="dxa"/>
+              <w:right w:w="60" w:type="dxa"/>
+            </w:tcMar>
             <w:vAlign w:val="center"/>
           </w:tcPr>
           <w:p>
             <w:pPr>
               <w:bidi w:val="1"/>
-              <w:spacing w:after="20" w:before="20"/>
-              <w:jc w:val="right"/>
+              <w:spacing w:before="0" w:after="0" w:line="269" w:lineRule="auto"/>
+              <w:jc w:val="center"/>
             </w:pPr>
-            <w:r/>
             <w:r>
               <w:rPr>
                 <w:rFonts w:ascii="Arial" w:hAnsi="Arial" w:cs="Arial" w:eastAsia="Arial"/>
                 <w:b/>
+                <w:i w:val="0"/>
                 <w:color w:val="991B1B"/>
-                <w:sz w:val="16"/>
+                <w:sz w:val="18"/>
               </w:rPr>
               <w:t>غير مطابق</w:t>
             </w:r>
@@ -4184,23 +5235,29 @@
       <w:tr>
         <w:tc>
           <w:tcPr>
-            <w:tcW w:type="dxa" w:w="1928"/>
-            <w:shd w:fill="FFFFFF" w:val="clear"/>
+            <w:tcW w:type="dxa" w:w="2041"/>
+            <w:tcMar>
+              <w:top w:w="60" w:type="dxa"/>
+              <w:left w:w="60" w:type="dxa"/>
+              <w:bottom w:w="60" w:type="dxa"/>
+              <w:right w:w="60" w:type="dxa"/>
+            </w:tcMar>
             <w:vAlign w:val="center"/>
+            <w:shd w:val="clear" w:color="auto" w:fill="F7F4EE"/>
           </w:tcPr>
           <w:p>
             <w:pPr>
               <w:bidi w:val="1"/>
-              <w:spacing w:after="20" w:before="20"/>
+              <w:spacing w:before="0" w:after="0" w:line="269" w:lineRule="auto"/>
               <w:jc w:val="right"/>
             </w:pPr>
-            <w:r/>
             <w:r>
               <w:rPr>
                 <w:rFonts w:ascii="Arial" w:hAnsi="Arial" w:cs="Arial" w:eastAsia="Arial"/>
-                <w:b/>
-                <w:color w:val="1F2937"/>
-                <w:sz w:val="16"/>
+                <w:b w:val="0"/>
+                <w:i w:val="0"/>
+                <w:color w:val="1E293B"/>
+                <w:sz w:val="18"/>
               </w:rPr>
               <w:t>الغطاء</w:t>
             </w:r>
@@ -4208,47 +5265,59 @@
         </w:tc>
         <w:tc>
           <w:tcPr>
-            <w:tcW w:type="dxa" w:w="6350"/>
-            <w:shd w:fill="FFFFFF" w:val="clear"/>
+            <w:tcW w:type="dxa" w:w="6237"/>
+            <w:tcMar>
+              <w:top w:w="60" w:type="dxa"/>
+              <w:left w:w="60" w:type="dxa"/>
+              <w:bottom w:w="60" w:type="dxa"/>
+              <w:right w:w="60" w:type="dxa"/>
+            </w:tcMar>
             <w:vAlign w:val="center"/>
+            <w:shd w:val="clear" w:color="auto" w:fill="F7F4EE"/>
           </w:tcPr>
           <w:p>
             <w:pPr>
               <w:bidi w:val="1"/>
-              <w:spacing w:after="20" w:before="20"/>
+              <w:spacing w:before="0" w:after="0" w:line="269" w:lineRule="auto"/>
               <w:jc w:val="right"/>
             </w:pPr>
-            <w:r/>
             <w:r>
               <w:rPr>
                 <w:rFonts w:ascii="Arial" w:hAnsi="Arial" w:cs="Arial" w:eastAsia="Arial"/>
                 <w:b w:val="0"/>
-                <w:color w:val="1F2937"/>
-                <w:sz w:val="16"/>
+                <w:i w:val="0"/>
+                <w:color w:val="1E293B"/>
+                <w:sz w:val="18"/>
               </w:rPr>
-              <w:t>غطاء سفلي وعلوي، ولا يلامس الخشب</w:t>
+              <w:t>غطاء سفلي وعلوي، بلا ملامسة للخشب.</w:t>
             </w:r>
           </w:p>
         </w:tc>
         <w:tc>
           <w:tcPr>
             <w:tcW w:type="dxa" w:w="2041"/>
-            <w:shd w:fill="FEE2E2" w:val="clear"/>
+            <w:shd w:val="clear" w:color="auto" w:fill="FDECEC"/>
+            <w:tcMar>
+              <w:top w:w="60" w:type="dxa"/>
+              <w:left w:w="60" w:type="dxa"/>
+              <w:bottom w:w="60" w:type="dxa"/>
+              <w:right w:w="60" w:type="dxa"/>
+            </w:tcMar>
             <w:vAlign w:val="center"/>
           </w:tcPr>
           <w:p>
             <w:pPr>
               <w:bidi w:val="1"/>
-              <w:spacing w:after="20" w:before="20"/>
-              <w:jc w:val="right"/>
+              <w:spacing w:before="0" w:after="0" w:line="269" w:lineRule="auto"/>
+              <w:jc w:val="center"/>
             </w:pPr>
-            <w:r/>
             <w:r>
               <w:rPr>
                 <w:rFonts w:ascii="Arial" w:hAnsi="Arial" w:cs="Arial" w:eastAsia="Arial"/>
                 <w:b/>
+                <w:i w:val="0"/>
                 <w:color w:val="991B1B"/>
-                <w:sz w:val="16"/>
+                <w:sz w:val="18"/>
               </w:rPr>
               <w:t>غير مطابق</w:t>
             </w:r>
@@ -4258,71 +5327,87 @@
       <w:tr>
         <w:tc>
           <w:tcPr>
-            <w:tcW w:type="dxa" w:w="1928"/>
-            <w:shd w:fill="F8FAFC" w:val="clear"/>
+            <w:tcW w:type="dxa" w:w="2041"/>
+            <w:tcMar>
+              <w:top w:w="60" w:type="dxa"/>
+              <w:left w:w="60" w:type="dxa"/>
+              <w:bottom w:w="60" w:type="dxa"/>
+              <w:right w:w="60" w:type="dxa"/>
+            </w:tcMar>
             <w:vAlign w:val="center"/>
           </w:tcPr>
           <w:p>
             <w:pPr>
               <w:bidi w:val="1"/>
-              <w:spacing w:after="20" w:before="20"/>
+              <w:spacing w:before="0" w:after="0" w:line="269" w:lineRule="auto"/>
               <w:jc w:val="right"/>
             </w:pPr>
-            <w:r/>
             <w:r>
               <w:rPr>
                 <w:rFonts w:ascii="Arial" w:hAnsi="Arial" w:cs="Arial" w:eastAsia="Arial"/>
-                <w:b/>
-                <w:color w:val="1F2937"/>
-                <w:sz w:val="16"/>
+                <w:b w:val="0"/>
+                <w:i w:val="0"/>
+                <w:color w:val="1E293B"/>
+                <w:sz w:val="18"/>
               </w:rPr>
-              <w:t>قيد إنشائي</w:t>
+              <w:t>القيد الإنشائي</w:t>
             </w:r>
           </w:p>
         </w:tc>
         <w:tc>
           <w:tcPr>
-            <w:tcW w:type="dxa" w:w="6350"/>
-            <w:shd w:fill="F8FAFC" w:val="clear"/>
+            <w:tcW w:type="dxa" w:w="6237"/>
+            <w:tcMar>
+              <w:top w:w="60" w:type="dxa"/>
+              <w:left w:w="60" w:type="dxa"/>
+              <w:bottom w:w="60" w:type="dxa"/>
+              <w:right w:w="60" w:type="dxa"/>
+            </w:tcMar>
             <w:vAlign w:val="center"/>
           </w:tcPr>
           <w:p>
             <w:pPr>
               <w:bidi w:val="1"/>
-              <w:spacing w:after="20" w:before="20"/>
+              <w:spacing w:before="0" w:after="0" w:line="269" w:lineRule="auto"/>
               <w:jc w:val="right"/>
             </w:pPr>
-            <w:r/>
             <w:r>
               <w:rPr>
                 <w:rFonts w:ascii="Arial" w:hAnsi="Arial" w:cs="Arial" w:eastAsia="Arial"/>
                 <w:b w:val="0"/>
-                <w:color w:val="1F2937"/>
-                <w:sz w:val="16"/>
+                <w:i w:val="0"/>
+                <w:color w:val="1E293B"/>
+                <w:sz w:val="18"/>
               </w:rPr>
-              <w:t>قطر لا يتجاوز ثلث السمك، وتباعد لا يقل عن 3 أقطار</w:t>
+              <w:t>قطر لا يتجاوز ثلث السمك، وتباعد لا يقل عن 3 أقطار.</w:t>
             </w:r>
           </w:p>
         </w:tc>
         <w:tc>
           <w:tcPr>
             <w:tcW w:type="dxa" w:w="2041"/>
-            <w:shd w:fill="FEE2E2" w:val="clear"/>
+            <w:shd w:val="clear" w:color="auto" w:fill="FDECEC"/>
+            <w:tcMar>
+              <w:top w:w="60" w:type="dxa"/>
+              <w:left w:w="60" w:type="dxa"/>
+              <w:bottom w:w="60" w:type="dxa"/>
+              <w:right w:w="60" w:type="dxa"/>
+            </w:tcMar>
             <w:vAlign w:val="center"/>
           </w:tcPr>
           <w:p>
             <w:pPr>
               <w:bidi w:val="1"/>
-              <w:spacing w:after="20" w:before="20"/>
-              <w:jc w:val="right"/>
+              <w:spacing w:before="0" w:after="0" w:line="269" w:lineRule="auto"/>
+              <w:jc w:val="center"/>
             </w:pPr>
-            <w:r/>
             <w:r>
               <w:rPr>
                 <w:rFonts w:ascii="Arial" w:hAnsi="Arial" w:cs="Arial" w:eastAsia="Arial"/>
                 <w:b/>
+                <w:i w:val="0"/>
                 <w:color w:val="991B1B"/>
-                <w:sz w:val="16"/>
+                <w:sz w:val="18"/>
               </w:rPr>
               <w:t>غير مطابق</w:t>
             </w:r>
@@ -4332,71 +5417,89 @@
       <w:tr>
         <w:tc>
           <w:tcPr>
-            <w:tcW w:type="dxa" w:w="1928"/>
-            <w:shd w:fill="FFFFFF" w:val="clear"/>
+            <w:tcW w:type="dxa" w:w="2041"/>
+            <w:tcMar>
+              <w:top w:w="60" w:type="dxa"/>
+              <w:left w:w="60" w:type="dxa"/>
+              <w:bottom w:w="60" w:type="dxa"/>
+              <w:right w:w="60" w:type="dxa"/>
+            </w:tcMar>
             <w:vAlign w:val="center"/>
+            <w:shd w:val="clear" w:color="auto" w:fill="F7F4EE"/>
           </w:tcPr>
           <w:p>
             <w:pPr>
               <w:bidi w:val="1"/>
-              <w:spacing w:after="20" w:before="20"/>
+              <w:spacing w:before="0" w:after="0" w:line="269" w:lineRule="auto"/>
               <w:jc w:val="right"/>
             </w:pPr>
-            <w:r/>
             <w:r>
               <w:rPr>
                 <w:rFonts w:ascii="Arial" w:hAnsi="Arial" w:cs="Arial" w:eastAsia="Arial"/>
-                <w:b/>
-                <w:color w:val="1F2937"/>
-                <w:sz w:val="16"/>
+                <w:b w:val="0"/>
+                <w:i w:val="0"/>
+                <w:color w:val="1E293B"/>
+                <w:sz w:val="18"/>
               </w:rPr>
-              <w:t>اعتماد إنشائي</w:t>
+              <w:t>الاعتماد الإنشائي</w:t>
             </w:r>
           </w:p>
         </w:tc>
         <w:tc>
           <w:tcPr>
-            <w:tcW w:type="dxa" w:w="6350"/>
-            <w:shd w:fill="FFFFFF" w:val="clear"/>
+            <w:tcW w:type="dxa" w:w="6237"/>
+            <w:tcMar>
+              <w:top w:w="60" w:type="dxa"/>
+              <w:left w:w="60" w:type="dxa"/>
+              <w:bottom w:w="60" w:type="dxa"/>
+              <w:right w:w="60" w:type="dxa"/>
+            </w:tcMar>
             <w:vAlign w:val="center"/>
+            <w:shd w:val="clear" w:color="auto" w:fill="F7F4EE"/>
           </w:tcPr>
           <w:p>
             <w:pPr>
               <w:bidi w:val="1"/>
-              <w:spacing w:after="20" w:before="20"/>
+              <w:spacing w:before="0" w:after="0" w:line="269" w:lineRule="auto"/>
               <w:jc w:val="right"/>
             </w:pPr>
-            <w:r/>
             <w:r>
               <w:rPr>
                 <w:rFonts w:ascii="Arial" w:hAnsi="Arial" w:cs="Arial" w:eastAsia="Arial"/>
                 <w:b w:val="0"/>
-                <w:color w:val="1F2937"/>
-                <w:sz w:val="16"/>
+                <w:i w:val="0"/>
+                <w:color w:val="1E293B"/>
+                <w:sz w:val="18"/>
               </w:rPr>
-              <w:t>موافقة خطية على اختراق الكمرة</w:t>
+              <w:t>موافقة خطية على اختراق الكمرة.</w:t>
             </w:r>
           </w:p>
         </w:tc>
         <w:tc>
           <w:tcPr>
             <w:tcW w:type="dxa" w:w="2041"/>
-            <w:shd w:fill="FFEDD5" w:val="clear"/>
+            <w:shd w:val="clear" w:color="auto" w:fill="FEF3C7"/>
+            <w:tcMar>
+              <w:top w:w="60" w:type="dxa"/>
+              <w:left w:w="60" w:type="dxa"/>
+              <w:bottom w:w="60" w:type="dxa"/>
+              <w:right w:w="60" w:type="dxa"/>
+            </w:tcMar>
             <w:vAlign w:val="center"/>
           </w:tcPr>
           <w:p>
             <w:pPr>
               <w:bidi w:val="1"/>
-              <w:spacing w:after="20" w:before="20"/>
-              <w:jc w:val="right"/>
+              <w:spacing w:before="0" w:after="0" w:line="269" w:lineRule="auto"/>
+              <w:jc w:val="center"/>
             </w:pPr>
-            <w:r/>
             <w:r>
               <w:rPr>
                 <w:rFonts w:ascii="Arial" w:hAnsi="Arial" w:cs="Arial" w:eastAsia="Arial"/>
                 <w:b/>
-                <w:color w:val="92540C"/>
-                <w:sz w:val="16"/>
+                <w:i w:val="0"/>
+                <w:color w:val="92400E"/>
+                <w:sz w:val="18"/>
               </w:rPr>
               <w:t>غير مثبت</w:t>
             </w:r>
@@ -4406,71 +5509,87 @@
       <w:tr>
         <w:tc>
           <w:tcPr>
-            <w:tcW w:type="dxa" w:w="1928"/>
-            <w:shd w:fill="F8FAFC" w:val="clear"/>
+            <w:tcW w:type="dxa" w:w="2041"/>
+            <w:tcMar>
+              <w:top w:w="60" w:type="dxa"/>
+              <w:left w:w="60" w:type="dxa"/>
+              <w:bottom w:w="60" w:type="dxa"/>
+              <w:right w:w="60" w:type="dxa"/>
+            </w:tcMar>
             <w:vAlign w:val="center"/>
           </w:tcPr>
           <w:p>
             <w:pPr>
               <w:bidi w:val="1"/>
-              <w:spacing w:after="20" w:before="20"/>
+              <w:spacing w:before="0" w:after="0" w:line="269" w:lineRule="auto"/>
               <w:jc w:val="right"/>
             </w:pPr>
-            <w:r/>
             <w:r>
               <w:rPr>
                 <w:rFonts w:ascii="Arial" w:hAnsi="Arial" w:cs="Arial" w:eastAsia="Arial"/>
-                <w:b/>
-                <w:color w:val="1F2937"/>
-                <w:sz w:val="16"/>
+                <w:b w:val="0"/>
+                <w:i w:val="0"/>
+                <w:color w:val="1E293B"/>
+                <w:sz w:val="18"/>
               </w:rPr>
-              <w:t>إنارة</w:t>
+              <w:t>الإنارة</w:t>
             </w:r>
           </w:p>
         </w:tc>
         <w:tc>
           <w:tcPr>
-            <w:tcW w:type="dxa" w:w="6350"/>
-            <w:shd w:fill="F8FAFC" w:val="clear"/>
+            <w:tcW w:type="dxa" w:w="6237"/>
+            <w:tcMar>
+              <w:top w:w="60" w:type="dxa"/>
+              <w:left w:w="60" w:type="dxa"/>
+              <w:bottom w:w="60" w:type="dxa"/>
+              <w:right w:w="60" w:type="dxa"/>
+            </w:tcMar>
             <w:vAlign w:val="center"/>
           </w:tcPr>
           <w:p>
             <w:pPr>
               <w:bidi w:val="1"/>
-              <w:spacing w:after="20" w:before="20"/>
+              <w:spacing w:before="0" w:after="0" w:line="269" w:lineRule="auto"/>
               <w:jc w:val="right"/>
             </w:pPr>
-            <w:r/>
             <w:r>
               <w:rPr>
                 <w:rFonts w:ascii="Arial" w:hAnsi="Arial" w:cs="Arial" w:eastAsia="Arial"/>
                 <w:b w:val="0"/>
-                <w:color w:val="1F2937"/>
-                <w:sz w:val="16"/>
+                <w:i w:val="0"/>
+                <w:color w:val="1E293B"/>
+                <w:sz w:val="18"/>
               </w:rPr>
-              <w:t>ELE-03: ماسورة 3/4 إنش لكل نقطة ودوائر N-B2 وEM-B2</w:t>
+              <w:t>ELE-03: ماسورة 3/4 in لكل نقطة، ودوائر N-B2 وEM-B2.</w:t>
             </w:r>
           </w:p>
         </w:tc>
         <w:tc>
           <w:tcPr>
             <w:tcW w:type="dxa" w:w="2041"/>
-            <w:shd w:fill="FEE2E2" w:val="clear"/>
+            <w:shd w:val="clear" w:color="auto" w:fill="FDECEC"/>
+            <w:tcMar>
+              <w:top w:w="60" w:type="dxa"/>
+              <w:left w:w="60" w:type="dxa"/>
+              <w:bottom w:w="60" w:type="dxa"/>
+              <w:right w:w="60" w:type="dxa"/>
+            </w:tcMar>
             <w:vAlign w:val="center"/>
           </w:tcPr>
           <w:p>
             <w:pPr>
               <w:bidi w:val="1"/>
-              <w:spacing w:after="20" w:before="20"/>
-              <w:jc w:val="right"/>
+              <w:spacing w:before="0" w:after="0" w:line="269" w:lineRule="auto"/>
+              <w:jc w:val="center"/>
             </w:pPr>
-            <w:r/>
             <w:r>
               <w:rPr>
                 <w:rFonts w:ascii="Arial" w:hAnsi="Arial" w:cs="Arial" w:eastAsia="Arial"/>
                 <w:b/>
+                <w:i w:val="0"/>
                 <w:color w:val="991B1B"/>
-                <w:sz w:val="16"/>
+                <w:sz w:val="18"/>
               </w:rPr>
               <w:t>غير مطابق</w:t>
             </w:r>
@@ -4480,71 +5599,89 @@
       <w:tr>
         <w:tc>
           <w:tcPr>
-            <w:tcW w:type="dxa" w:w="1928"/>
-            <w:shd w:fill="FFFFFF" w:val="clear"/>
+            <w:tcW w:type="dxa" w:w="2041"/>
+            <w:tcMar>
+              <w:top w:w="60" w:type="dxa"/>
+              <w:left w:w="60" w:type="dxa"/>
+              <w:bottom w:w="60" w:type="dxa"/>
+              <w:right w:w="60" w:type="dxa"/>
+            </w:tcMar>
             <w:vAlign w:val="center"/>
+            <w:shd w:val="clear" w:color="auto" w:fill="F7F4EE"/>
           </w:tcPr>
           <w:p>
             <w:pPr>
               <w:bidi w:val="1"/>
-              <w:spacing w:after="20" w:before="20"/>
+              <w:spacing w:before="0" w:after="0" w:line="269" w:lineRule="auto"/>
               <w:jc w:val="right"/>
             </w:pPr>
-            <w:r/>
             <w:r>
               <w:rPr>
                 <w:rFonts w:ascii="Arial" w:hAnsi="Arial" w:cs="Arial" w:eastAsia="Arial"/>
-                <w:b/>
-                <w:color w:val="1F2937"/>
-                <w:sz w:val="16"/>
+                <w:b w:val="0"/>
+                <w:i w:val="0"/>
+                <w:color w:val="1E293B"/>
+                <w:sz w:val="18"/>
               </w:rPr>
-              <w:t>مآخذ</w:t>
+              <w:t>المآخذ</w:t>
             </w:r>
           </w:p>
         </w:tc>
         <w:tc>
           <w:tcPr>
-            <w:tcW w:type="dxa" w:w="6350"/>
-            <w:shd w:fill="FFFFFF" w:val="clear"/>
+            <w:tcW w:type="dxa" w:w="6237"/>
+            <w:tcMar>
+              <w:top w:w="60" w:type="dxa"/>
+              <w:left w:w="60" w:type="dxa"/>
+              <w:bottom w:w="60" w:type="dxa"/>
+              <w:right w:w="60" w:type="dxa"/>
+            </w:tcMar>
             <w:vAlign w:val="center"/>
+            <w:shd w:val="clear" w:color="auto" w:fill="F7F4EE"/>
           </w:tcPr>
           <w:p>
             <w:pPr>
               <w:bidi w:val="1"/>
-              <w:spacing w:after="20" w:before="20"/>
+              <w:spacing w:before="0" w:after="0" w:line="269" w:lineRule="auto"/>
               <w:jc w:val="right"/>
             </w:pPr>
-            <w:r/>
             <w:r>
               <w:rPr>
                 <w:rFonts w:ascii="Arial" w:hAnsi="Arial" w:cs="Arial" w:eastAsia="Arial"/>
                 <w:b w:val="0"/>
-                <w:color w:val="1F2937"/>
-                <w:sz w:val="16"/>
+                <w:i w:val="0"/>
+                <w:color w:val="1E293B"/>
+                <w:sz w:val="18"/>
               </w:rPr>
-              <w:t>ELE-09 في موضعها بلا خلط مع الإنارة</w:t>
+              <w:t>ELE-09 في موضعها، بلا خلط مع الإنارة.</w:t>
             </w:r>
           </w:p>
         </w:tc>
         <w:tc>
           <w:tcPr>
             <w:tcW w:type="dxa" w:w="2041"/>
-            <w:shd w:fill="FEE2E2" w:val="clear"/>
+            <w:shd w:val="clear" w:color="auto" w:fill="FDECEC"/>
+            <w:tcMar>
+              <w:top w:w="60" w:type="dxa"/>
+              <w:left w:w="60" w:type="dxa"/>
+              <w:bottom w:w="60" w:type="dxa"/>
+              <w:right w:w="60" w:type="dxa"/>
+            </w:tcMar>
             <w:vAlign w:val="center"/>
           </w:tcPr>
           <w:p>
             <w:pPr>
               <w:bidi w:val="1"/>
-              <w:spacing w:after="20" w:before="20"/>
-              <w:jc w:val="right"/>
+              <w:spacing w:before="0" w:after="0" w:line="269" w:lineRule="auto"/>
+              <w:jc w:val="center"/>
             </w:pPr>
-            <w:r/>
             <w:r>
               <w:rPr>
                 <w:rFonts w:ascii="Arial" w:hAnsi="Arial" w:cs="Arial" w:eastAsia="Arial"/>
                 <w:b/>
+                <w:i w:val="0"/>
                 <w:color w:val="991B1B"/>
-                <w:sz w:val="16"/>
+                <w:sz w:val="18"/>
               </w:rPr>
               <w:t>غير مطابق</w:t>
             </w:r>
@@ -4554,71 +5691,87 @@
       <w:tr>
         <w:tc>
           <w:tcPr>
-            <w:tcW w:type="dxa" w:w="1928"/>
-            <w:shd w:fill="F8FAFC" w:val="clear"/>
+            <w:tcW w:type="dxa" w:w="2041"/>
+            <w:tcMar>
+              <w:top w:w="60" w:type="dxa"/>
+              <w:left w:w="60" w:type="dxa"/>
+              <w:bottom w:w="60" w:type="dxa"/>
+              <w:right w:w="60" w:type="dxa"/>
+            </w:tcMar>
             <w:vAlign w:val="center"/>
           </w:tcPr>
           <w:p>
             <w:pPr>
               <w:bidi w:val="1"/>
-              <w:spacing w:after="20" w:before="20"/>
+              <w:spacing w:before="0" w:after="0" w:line="269" w:lineRule="auto"/>
               <w:jc w:val="right"/>
             </w:pPr>
-            <w:r/>
             <w:r>
               <w:rPr>
                 <w:rFonts w:ascii="Arial" w:hAnsi="Arial" w:cs="Arial" w:eastAsia="Arial"/>
-                <w:b/>
-                <w:color w:val="1F2937"/>
-                <w:sz w:val="16"/>
+                <w:b w:val="0"/>
+                <w:i w:val="0"/>
+                <w:color w:val="1E293B"/>
+                <w:sz w:val="18"/>
               </w:rPr>
-              <w:t>ميكانيكا</w:t>
+              <w:t>الميكانيكا</w:t>
             </w:r>
           </w:p>
         </w:tc>
         <w:tc>
           <w:tcPr>
-            <w:tcW w:type="dxa" w:w="6350"/>
-            <w:shd w:fill="F8FAFC" w:val="clear"/>
+            <w:tcW w:type="dxa" w:w="6237"/>
+            <w:tcMar>
+              <w:top w:w="60" w:type="dxa"/>
+              <w:left w:w="60" w:type="dxa"/>
+              <w:bottom w:w="60" w:type="dxa"/>
+              <w:right w:w="60" w:type="dxa"/>
+            </w:tcMar>
             <w:vAlign w:val="center"/>
           </w:tcPr>
           <w:p>
             <w:pPr>
               <w:bidi w:val="1"/>
-              <w:spacing w:after="20" w:before="20"/>
+              <w:spacing w:before="0" w:after="0" w:line="269" w:lineRule="auto"/>
               <w:jc w:val="right"/>
             </w:pPr>
-            <w:r/>
             <w:r>
               <w:rPr>
                 <w:rFonts w:ascii="Arial" w:hAnsi="Arial" w:cs="Arial" w:eastAsia="Arial"/>
                 <w:b w:val="0"/>
-                <w:color w:val="1F2937"/>
-                <w:sz w:val="16"/>
+                <w:i w:val="0"/>
+                <w:color w:val="1E293B"/>
+                <w:sz w:val="18"/>
               </w:rPr>
-              <w:t>ELE-15: تغذية ومفتاح IP65 لكل FCU بلا فريون مدفون</w:t>
+              <w:t>ELE-15: تغذية ومفتاح IP65 لكل FCU، بلا فريون مدفون.</w:t>
             </w:r>
           </w:p>
         </w:tc>
         <w:tc>
           <w:tcPr>
             <w:tcW w:type="dxa" w:w="2041"/>
-            <w:shd w:fill="FEE2E2" w:val="clear"/>
+            <w:shd w:val="clear" w:color="auto" w:fill="FDECEC"/>
+            <w:tcMar>
+              <w:top w:w="60" w:type="dxa"/>
+              <w:left w:w="60" w:type="dxa"/>
+              <w:bottom w:w="60" w:type="dxa"/>
+              <w:right w:w="60" w:type="dxa"/>
+            </w:tcMar>
             <w:vAlign w:val="center"/>
           </w:tcPr>
           <w:p>
             <w:pPr>
               <w:bidi w:val="1"/>
-              <w:spacing w:after="20" w:before="20"/>
-              <w:jc w:val="right"/>
+              <w:spacing w:before="0" w:after="0" w:line="269" w:lineRule="auto"/>
+              <w:jc w:val="center"/>
             </w:pPr>
-            <w:r/>
             <w:r>
               <w:rPr>
                 <w:rFonts w:ascii="Arial" w:hAnsi="Arial" w:cs="Arial" w:eastAsia="Arial"/>
                 <w:b/>
+                <w:i w:val="0"/>
                 <w:color w:val="991B1B"/>
-                <w:sz w:val="16"/>
+                <w:sz w:val="18"/>
               </w:rPr>
               <w:t>غير مطابق</w:t>
             </w:r>
@@ -4628,71 +5781,89 @@
       <w:tr>
         <w:tc>
           <w:tcPr>
-            <w:tcW w:type="dxa" w:w="1928"/>
-            <w:shd w:fill="FFFFFF" w:val="clear"/>
+            <w:tcW w:type="dxa" w:w="2041"/>
+            <w:tcMar>
+              <w:top w:w="60" w:type="dxa"/>
+              <w:left w:w="60" w:type="dxa"/>
+              <w:bottom w:w="60" w:type="dxa"/>
+              <w:right w:w="60" w:type="dxa"/>
+            </w:tcMar>
             <w:vAlign w:val="center"/>
+            <w:shd w:val="clear" w:color="auto" w:fill="F7F4EE"/>
           </w:tcPr>
           <w:p>
             <w:pPr>
               <w:bidi w:val="1"/>
-              <w:spacing w:after="20" w:before="20"/>
+              <w:spacing w:before="0" w:after="0" w:line="269" w:lineRule="auto"/>
               <w:jc w:val="right"/>
             </w:pPr>
-            <w:r/>
             <w:r>
               <w:rPr>
                 <w:rFonts w:ascii="Arial" w:hAnsi="Arial" w:cs="Arial" w:eastAsia="Arial"/>
-                <w:b/>
-                <w:color w:val="1F2937"/>
-                <w:sz w:val="16"/>
+                <w:b w:val="0"/>
+                <w:i w:val="0"/>
+                <w:color w:val="1E293B"/>
+                <w:sz w:val="18"/>
               </w:rPr>
-              <w:t>مسار كابلات</w:t>
+              <w:t>مسار الكابلات</w:t>
             </w:r>
           </w:p>
         </w:tc>
         <w:tc>
           <w:tcPr>
-            <w:tcW w:type="dxa" w:w="6350"/>
-            <w:shd w:fill="FFFFFF" w:val="clear"/>
+            <w:tcW w:type="dxa" w:w="6237"/>
+            <w:tcMar>
+              <w:top w:w="60" w:type="dxa"/>
+              <w:left w:w="60" w:type="dxa"/>
+              <w:bottom w:w="60" w:type="dxa"/>
+              <w:right w:w="60" w:type="dxa"/>
+            </w:tcMar>
             <w:vAlign w:val="center"/>
+            <w:shd w:val="clear" w:color="auto" w:fill="F7F4EE"/>
           </w:tcPr>
           <w:p>
             <w:pPr>
               <w:bidi w:val="1"/>
-              <w:spacing w:after="20" w:before="20"/>
+              <w:spacing w:before="0" w:after="0" w:line="269" w:lineRule="auto"/>
               <w:jc w:val="right"/>
             </w:pPr>
-            <w:r/>
             <w:r>
               <w:rPr>
                 <w:rFonts w:ascii="Arial" w:hAnsi="Arial" w:cs="Arial" w:eastAsia="Arial"/>
                 <w:b w:val="0"/>
-                <w:color w:val="1F2937"/>
-                <w:sz w:val="16"/>
+                <w:i w:val="0"/>
+                <w:color w:val="1E293B"/>
+                <w:sz w:val="18"/>
               </w:rPr>
-              <w:t>ELE-21: حامل 1000 مم وسلم 200 مم مكشوفان</w:t>
+              <w:t>ELE-21: حامل 1000 mm وسلم 200 mm مكشوفان.</w:t>
             </w:r>
           </w:p>
         </w:tc>
         <w:tc>
           <w:tcPr>
             <w:tcW w:type="dxa" w:w="2041"/>
-            <w:shd w:fill="FEE2E2" w:val="clear"/>
+            <w:shd w:val="clear" w:color="auto" w:fill="FDECEC"/>
+            <w:tcMar>
+              <w:top w:w="60" w:type="dxa"/>
+              <w:left w:w="60" w:type="dxa"/>
+              <w:bottom w:w="60" w:type="dxa"/>
+              <w:right w:w="60" w:type="dxa"/>
+            </w:tcMar>
             <w:vAlign w:val="center"/>
           </w:tcPr>
           <w:p>
             <w:pPr>
               <w:bidi w:val="1"/>
-              <w:spacing w:after="20" w:before="20"/>
-              <w:jc w:val="right"/>
+              <w:spacing w:before="0" w:after="0" w:line="269" w:lineRule="auto"/>
+              <w:jc w:val="center"/>
             </w:pPr>
-            <w:r/>
             <w:r>
               <w:rPr>
                 <w:rFonts w:ascii="Arial" w:hAnsi="Arial" w:cs="Arial" w:eastAsia="Arial"/>
                 <w:b/>
+                <w:i w:val="0"/>
                 <w:color w:val="991B1B"/>
-                <w:sz w:val="16"/>
+                <w:sz w:val="18"/>
               </w:rPr>
               <w:t>غير مطابق</w:t>
             </w:r>
@@ -4702,71 +5873,87 @@
       <w:tr>
         <w:tc>
           <w:tcPr>
-            <w:tcW w:type="dxa" w:w="1928"/>
-            <w:shd w:fill="F8FAFC" w:val="clear"/>
+            <w:tcW w:type="dxa" w:w="2041"/>
+            <w:tcMar>
+              <w:top w:w="60" w:type="dxa"/>
+              <w:left w:w="60" w:type="dxa"/>
+              <w:bottom w:w="60" w:type="dxa"/>
+              <w:right w:w="60" w:type="dxa"/>
+            </w:tcMar>
             <w:vAlign w:val="center"/>
           </w:tcPr>
           <w:p>
             <w:pPr>
               <w:bidi w:val="1"/>
-              <w:spacing w:after="20" w:before="20"/>
+              <w:spacing w:before="0" w:after="0" w:line="269" w:lineRule="auto"/>
               <w:jc w:val="right"/>
             </w:pPr>
-            <w:r/>
             <w:r>
               <w:rPr>
                 <w:rFonts w:ascii="Arial" w:hAnsi="Arial" w:cs="Arial" w:eastAsia="Arial"/>
-                <w:b/>
-                <w:color w:val="1F2937"/>
-                <w:sz w:val="16"/>
+                <w:b w:val="0"/>
+                <w:i w:val="0"/>
+                <w:color w:val="1E293B"/>
+                <w:sz w:val="18"/>
               </w:rPr>
-              <w:t>تيار خفيف</w:t>
+              <w:t>التيار الخفيف</w:t>
             </w:r>
           </w:p>
         </w:tc>
         <w:tc>
           <w:tcPr>
-            <w:tcW w:type="dxa" w:w="6350"/>
-            <w:shd w:fill="F8FAFC" w:val="clear"/>
+            <w:tcW w:type="dxa" w:w="6237"/>
+            <w:tcMar>
+              <w:top w:w="60" w:type="dxa"/>
+              <w:left w:w="60" w:type="dxa"/>
+              <w:bottom w:w="60" w:type="dxa"/>
+              <w:right w:w="60" w:type="dxa"/>
+            </w:tcMar>
             <w:vAlign w:val="center"/>
           </w:tcPr>
           <w:p>
             <w:pPr>
               <w:bidi w:val="1"/>
-              <w:spacing w:after="20" w:before="20"/>
+              <w:spacing w:before="0" w:after="0" w:line="269" w:lineRule="auto"/>
               <w:jc w:val="right"/>
             </w:pPr>
-            <w:r/>
             <w:r>
               <w:rPr>
                 <w:rFonts w:ascii="Arial" w:hAnsi="Arial" w:cs="Arial" w:eastAsia="Arial"/>
                 <w:b w:val="0"/>
-                <w:color w:val="1F2937"/>
-                <w:sz w:val="16"/>
+                <w:i w:val="0"/>
+                <w:color w:val="1E293B"/>
+                <w:sz w:val="18"/>
               </w:rPr>
-              <w:t>ELE-27: مسار مستقل إلى الخزائن الثلاث</w:t>
+              <w:t>ELE-27: مسار مستقل إلى الخزائن الثلاث.</w:t>
             </w:r>
           </w:p>
         </w:tc>
         <w:tc>
           <w:tcPr>
             <w:tcW w:type="dxa" w:w="2041"/>
-            <w:shd w:fill="FEE2E2" w:val="clear"/>
+            <w:shd w:val="clear" w:color="auto" w:fill="FDECEC"/>
+            <w:tcMar>
+              <w:top w:w="60" w:type="dxa"/>
+              <w:left w:w="60" w:type="dxa"/>
+              <w:bottom w:w="60" w:type="dxa"/>
+              <w:right w:w="60" w:type="dxa"/>
+            </w:tcMar>
             <w:vAlign w:val="center"/>
           </w:tcPr>
           <w:p>
             <w:pPr>
               <w:bidi w:val="1"/>
-              <w:spacing w:after="20" w:before="20"/>
-              <w:jc w:val="right"/>
+              <w:spacing w:before="0" w:after="0" w:line="269" w:lineRule="auto"/>
+              <w:jc w:val="center"/>
             </w:pPr>
-            <w:r/>
             <w:r>
               <w:rPr>
                 <w:rFonts w:ascii="Arial" w:hAnsi="Arial" w:cs="Arial" w:eastAsia="Arial"/>
                 <w:b/>
+                <w:i w:val="0"/>
                 <w:color w:val="991B1B"/>
-                <w:sz w:val="16"/>
+                <w:sz w:val="18"/>
               </w:rPr>
               <w:t>غير مطابق</w:t>
             </w:r>
@@ -4776,23 +5963,29 @@
       <w:tr>
         <w:tc>
           <w:tcPr>
-            <w:tcW w:type="dxa" w:w="1928"/>
-            <w:shd w:fill="FFFFFF" w:val="clear"/>
+            <w:tcW w:type="dxa" w:w="2041"/>
+            <w:tcMar>
+              <w:top w:w="60" w:type="dxa"/>
+              <w:left w:w="60" w:type="dxa"/>
+              <w:bottom w:w="60" w:type="dxa"/>
+              <w:right w:w="60" w:type="dxa"/>
+            </w:tcMar>
             <w:vAlign w:val="center"/>
+            <w:shd w:val="clear" w:color="auto" w:fill="F7F4EE"/>
           </w:tcPr>
           <w:p>
             <w:pPr>
               <w:bidi w:val="1"/>
-              <w:spacing w:after="20" w:before="20"/>
+              <w:spacing w:before="0" w:after="0" w:line="269" w:lineRule="auto"/>
               <w:jc w:val="right"/>
             </w:pPr>
-            <w:r/>
             <w:r>
               <w:rPr>
                 <w:rFonts w:ascii="Arial" w:hAnsi="Arial" w:cs="Arial" w:eastAsia="Arial"/>
-                <w:b/>
-                <w:color w:val="1F2937"/>
-                <w:sz w:val="16"/>
+                <w:b w:val="0"/>
+                <w:i w:val="0"/>
+                <w:color w:val="1E293B"/>
+                <w:sz w:val="18"/>
               </w:rPr>
               <w:t>فصل الأنظمة</w:t>
             </w:r>
@@ -4800,47 +5993,59 @@
         </w:tc>
         <w:tc>
           <w:tcPr>
-            <w:tcW w:type="dxa" w:w="6350"/>
-            <w:shd w:fill="FFFFFF" w:val="clear"/>
+            <w:tcW w:type="dxa" w:w="6237"/>
+            <w:tcMar>
+              <w:top w:w="60" w:type="dxa"/>
+              <w:left w:w="60" w:type="dxa"/>
+              <w:bottom w:w="60" w:type="dxa"/>
+              <w:right w:w="60" w:type="dxa"/>
+            </w:tcMar>
             <w:vAlign w:val="center"/>
+            <w:shd w:val="clear" w:color="auto" w:fill="F7F4EE"/>
           </w:tcPr>
           <w:p>
             <w:pPr>
               <w:bidi w:val="1"/>
-              <w:spacing w:after="20" w:before="20"/>
+              <w:spacing w:before="0" w:after="0" w:line="269" w:lineRule="auto"/>
               <w:jc w:val="right"/>
             </w:pPr>
-            <w:r/>
             <w:r>
               <w:rPr>
                 <w:rFonts w:ascii="Arial" w:hAnsi="Arial" w:cs="Arial" w:eastAsia="Arial"/>
                 <w:b w:val="0"/>
-                <w:color w:val="1F2937"/>
-                <w:sz w:val="16"/>
+                <w:i w:val="0"/>
+                <w:color w:val="1E293B"/>
+                <w:sz w:val="18"/>
               </w:rPr>
-              <w:t>لا حزمة مشتركة بين القوى والخفيف</w:t>
+              <w:t>لا حزمة مشتركة بين القوى والتيار الخفيف.</w:t>
             </w:r>
           </w:p>
         </w:tc>
         <w:tc>
           <w:tcPr>
             <w:tcW w:type="dxa" w:w="2041"/>
-            <w:shd w:fill="FEE2E2" w:val="clear"/>
+            <w:shd w:val="clear" w:color="auto" w:fill="FDECEC"/>
+            <w:tcMar>
+              <w:top w:w="60" w:type="dxa"/>
+              <w:left w:w="60" w:type="dxa"/>
+              <w:bottom w:w="60" w:type="dxa"/>
+              <w:right w:w="60" w:type="dxa"/>
+            </w:tcMar>
             <w:vAlign w:val="center"/>
           </w:tcPr>
           <w:p>
             <w:pPr>
               <w:bidi w:val="1"/>
-              <w:spacing w:after="20" w:before="20"/>
-              <w:jc w:val="right"/>
+              <w:spacing w:before="0" w:after="0" w:line="269" w:lineRule="auto"/>
+              <w:jc w:val="center"/>
             </w:pPr>
-            <w:r/>
             <w:r>
               <w:rPr>
                 <w:rFonts w:ascii="Arial" w:hAnsi="Arial" w:cs="Arial" w:eastAsia="Arial"/>
                 <w:b/>
+                <w:i w:val="0"/>
                 <w:color w:val="991B1B"/>
-                <w:sz w:val="16"/>
+                <w:sz w:val="18"/>
               </w:rPr>
               <w:t>غير مطابق</w:t>
             </w:r>
@@ -4850,23 +6055,28 @@
       <w:tr>
         <w:tc>
           <w:tcPr>
-            <w:tcW w:type="dxa" w:w="1928"/>
-            <w:shd w:fill="F8FAFC" w:val="clear"/>
+            <w:tcW w:type="dxa" w:w="2041"/>
+            <w:tcMar>
+              <w:top w:w="60" w:type="dxa"/>
+              <w:left w:w="60" w:type="dxa"/>
+              <w:bottom w:w="60" w:type="dxa"/>
+              <w:right w:w="60" w:type="dxa"/>
+            </w:tcMar>
             <w:vAlign w:val="center"/>
           </w:tcPr>
           <w:p>
             <w:pPr>
               <w:bidi w:val="1"/>
-              <w:spacing w:after="20" w:before="20"/>
+              <w:spacing w:before="0" w:after="0" w:line="269" w:lineRule="auto"/>
               <w:jc w:val="right"/>
             </w:pPr>
-            <w:r/>
             <w:r>
               <w:rPr>
                 <w:rFonts w:ascii="Arial" w:hAnsi="Arial" w:cs="Arial" w:eastAsia="Arial"/>
-                <w:b/>
-                <w:color w:val="1F2937"/>
-                <w:sz w:val="16"/>
+                <w:b w:val="0"/>
+                <w:i w:val="0"/>
+                <w:color w:val="1E293B"/>
+                <w:sz w:val="18"/>
               </w:rPr>
               <w:t>سليفات المحول</w:t>
             </w:r>
@@ -4874,47 +6084,58 @@
         </w:tc>
         <w:tc>
           <w:tcPr>
-            <w:tcW w:type="dxa" w:w="6350"/>
-            <w:shd w:fill="F8FAFC" w:val="clear"/>
+            <w:tcW w:type="dxa" w:w="6237"/>
+            <w:tcMar>
+              <w:top w:w="60" w:type="dxa"/>
+              <w:left w:w="60" w:type="dxa"/>
+              <w:bottom w:w="60" w:type="dxa"/>
+              <w:right w:w="60" w:type="dxa"/>
+            </w:tcMar>
             <w:vAlign w:val="center"/>
           </w:tcPr>
           <w:p>
             <w:pPr>
               <w:bidi w:val="1"/>
-              <w:spacing w:after="20" w:before="20"/>
+              <w:spacing w:before="0" w:after="0" w:line="269" w:lineRule="auto"/>
               <w:jc w:val="right"/>
             </w:pPr>
-            <w:r/>
             <w:r>
               <w:rPr>
                 <w:rFonts w:ascii="Arial" w:hAnsi="Arial" w:cs="Arial" w:eastAsia="Arial"/>
                 <w:b w:val="0"/>
-                <w:color w:val="1F2937"/>
-                <w:sz w:val="16"/>
+                <w:i w:val="0"/>
+                <w:color w:val="1E293B"/>
+                <w:sz w:val="18"/>
               </w:rPr>
-              <w:t>عدد وقطر ووسم وسلك سحب وطبة</w:t>
+              <w:t>عدد، وقطر، ووسم، وسلك سحب، وطبة.</w:t>
             </w:r>
           </w:p>
         </w:tc>
         <w:tc>
           <w:tcPr>
             <w:tcW w:type="dxa" w:w="2041"/>
-            <w:shd w:fill="FFEDD5" w:val="clear"/>
+            <w:shd w:val="clear" w:color="auto" w:fill="FEF3C7"/>
+            <w:tcMar>
+              <w:top w:w="60" w:type="dxa"/>
+              <w:left w:w="60" w:type="dxa"/>
+              <w:bottom w:w="60" w:type="dxa"/>
+              <w:right w:w="60" w:type="dxa"/>
+            </w:tcMar>
             <w:vAlign w:val="center"/>
           </w:tcPr>
           <w:p>
             <w:pPr>
               <w:bidi w:val="1"/>
-              <w:spacing w:after="20" w:before="20"/>
-              <w:jc w:val="right"/>
+              <w:spacing w:before="0" w:after="0" w:line="269" w:lineRule="auto"/>
+              <w:jc w:val="center"/>
             </w:pPr>
-            <w:r/>
             <w:r>
               <w:rPr>
                 <w:rFonts w:ascii="Arial" w:hAnsi="Arial" w:cs="Arial" w:eastAsia="Arial"/>
                 <w:b/>
-                <w:color w:val="92540C"/>
-                <w:sz w:val="16"/>
+                <w:i w:val="0"/>
+                <w:color w:val="92400E"/>
+                <w:sz w:val="18"/>
               </w:rPr>
               <w:t>غير مثبت</w:t>
             </w:r>
@@ -4924,23 +6145,29 @@
       <w:tr>
         <w:tc>
           <w:tcPr>
-            <w:tcW w:type="dxa" w:w="1928"/>
-            <w:shd w:fill="FFFFFF" w:val="clear"/>
+            <w:tcW w:type="dxa" w:w="2041"/>
+            <w:tcMar>
+              <w:top w:w="60" w:type="dxa"/>
+              <w:left w:w="60" w:type="dxa"/>
+              <w:bottom w:w="60" w:type="dxa"/>
+              <w:right w:w="60" w:type="dxa"/>
+            </w:tcMar>
             <w:vAlign w:val="center"/>
+            <w:shd w:val="clear" w:color="auto" w:fill="F7F4EE"/>
           </w:tcPr>
           <w:p>
             <w:pPr>
               <w:bidi w:val="1"/>
-              <w:spacing w:after="20" w:before="20"/>
+              <w:spacing w:before="0" w:after="0" w:line="269" w:lineRule="auto"/>
               <w:jc w:val="right"/>
             </w:pPr>
-            <w:r/>
             <w:r>
               <w:rPr>
                 <w:rFonts w:ascii="Arial" w:hAnsi="Arial" w:cs="Arial" w:eastAsia="Arial"/>
-                <w:b/>
-                <w:color w:val="1F2937"/>
-                <w:sz w:val="16"/>
+                <w:b w:val="0"/>
+                <w:i w:val="0"/>
+                <w:color w:val="1E293B"/>
+                <w:sz w:val="18"/>
               </w:rPr>
               <w:t>قابلية السحب</w:t>
             </w:r>
@@ -4948,47 +6175,59 @@
         </w:tc>
         <w:tc>
           <w:tcPr>
-            <w:tcW w:type="dxa" w:w="6350"/>
-            <w:shd w:fill="FFFFFF" w:val="clear"/>
+            <w:tcW w:type="dxa" w:w="6237"/>
+            <w:tcMar>
+              <w:top w:w="60" w:type="dxa"/>
+              <w:left w:w="60" w:type="dxa"/>
+              <w:bottom w:w="60" w:type="dxa"/>
+              <w:right w:w="60" w:type="dxa"/>
+            </w:tcMar>
             <w:vAlign w:val="center"/>
+            <w:shd w:val="clear" w:color="auto" w:fill="F7F4EE"/>
           </w:tcPr>
           <w:p>
             <w:pPr>
               <w:bidi w:val="1"/>
-              <w:spacing w:after="20" w:before="20"/>
+              <w:spacing w:before="0" w:after="0" w:line="269" w:lineRule="auto"/>
               <w:jc w:val="right"/>
             </w:pPr>
-            <w:r/>
             <w:r>
               <w:rPr>
                 <w:rFonts w:ascii="Arial" w:hAnsi="Arial" w:cs="Arial" w:eastAsia="Arial"/>
                 <w:b w:val="0"/>
-                <w:color w:val="1F2937"/>
-                <w:sz w:val="16"/>
+                <w:i w:val="0"/>
+                <w:color w:val="1E293B"/>
+                <w:sz w:val="18"/>
               </w:rPr>
-              <w:t>ثني سليم وتجربة سلك سحب</w:t>
+              <w:t>ثني سليم، وتجربة سلك سحب.</w:t>
             </w:r>
           </w:p>
         </w:tc>
         <w:tc>
           <w:tcPr>
             <w:tcW w:type="dxa" w:w="2041"/>
-            <w:shd w:fill="FEE2E2" w:val="clear"/>
+            <w:shd w:val="clear" w:color="auto" w:fill="FDECEC"/>
+            <w:tcMar>
+              <w:top w:w="60" w:type="dxa"/>
+              <w:left w:w="60" w:type="dxa"/>
+              <w:bottom w:w="60" w:type="dxa"/>
+              <w:right w:w="60" w:type="dxa"/>
+            </w:tcMar>
             <w:vAlign w:val="center"/>
           </w:tcPr>
           <w:p>
             <w:pPr>
               <w:bidi w:val="1"/>
-              <w:spacing w:after="20" w:before="20"/>
-              <w:jc w:val="right"/>
+              <w:spacing w:before="0" w:after="0" w:line="269" w:lineRule="auto"/>
+              <w:jc w:val="center"/>
             </w:pPr>
-            <w:r/>
             <w:r>
               <w:rPr>
                 <w:rFonts w:ascii="Arial" w:hAnsi="Arial" w:cs="Arial" w:eastAsia="Arial"/>
                 <w:b/>
+                <w:i w:val="0"/>
                 <w:color w:val="991B1B"/>
-                <w:sz w:val="16"/>
+                <w:sz w:val="18"/>
               </w:rPr>
               <w:t>غير مطابق</w:t>
             </w:r>
@@ -4998,23 +6237,28 @@
       <w:tr>
         <w:tc>
           <w:tcPr>
-            <w:tcW w:type="dxa" w:w="1928"/>
-            <w:shd w:fill="F8FAFC" w:val="clear"/>
+            <w:tcW w:type="dxa" w:w="2041"/>
+            <w:tcMar>
+              <w:top w:w="60" w:type="dxa"/>
+              <w:left w:w="60" w:type="dxa"/>
+              <w:bottom w:w="60" w:type="dxa"/>
+              <w:right w:w="60" w:type="dxa"/>
+            </w:tcMar>
             <w:vAlign w:val="center"/>
           </w:tcPr>
           <w:p>
             <w:pPr>
               <w:bidi w:val="1"/>
-              <w:spacing w:after="20" w:before="20"/>
+              <w:spacing w:before="0" w:after="0" w:line="269" w:lineRule="auto"/>
               <w:jc w:val="right"/>
             </w:pPr>
-            <w:r/>
             <w:r>
               <w:rPr>
                 <w:rFonts w:ascii="Arial" w:hAnsi="Arial" w:cs="Arial" w:eastAsia="Arial"/>
-                <w:b/>
-                <w:color w:val="1F2937"/>
-                <w:sz w:val="16"/>
+                <w:b w:val="0"/>
+                <w:i w:val="0"/>
+                <w:color w:val="1E293B"/>
+                <w:sz w:val="18"/>
               </w:rPr>
               <w:t>الترقيم</w:t>
             </w:r>
@@ -5022,47 +6266,58 @@
         </w:tc>
         <w:tc>
           <w:tcPr>
-            <w:tcW w:type="dxa" w:w="6350"/>
-            <w:shd w:fill="F8FAFC" w:val="clear"/>
+            <w:tcW w:type="dxa" w:w="6237"/>
+            <w:tcMar>
+              <w:top w:w="60" w:type="dxa"/>
+              <w:left w:w="60" w:type="dxa"/>
+              <w:bottom w:w="60" w:type="dxa"/>
+              <w:right w:w="60" w:type="dxa"/>
+            </w:tcMar>
             <w:vAlign w:val="center"/>
           </w:tcPr>
           <w:p>
             <w:pPr>
               <w:bidi w:val="1"/>
-              <w:spacing w:after="20" w:before="20"/>
+              <w:spacing w:before="0" w:after="0" w:line="269" w:lineRule="auto"/>
               <w:jc w:val="right"/>
             </w:pPr>
-            <w:r/>
             <w:r>
               <w:rPr>
                 <w:rFonts w:ascii="Arial" w:hAnsi="Arial" w:cs="Arial" w:eastAsia="Arial"/>
                 <w:b w:val="0"/>
-                <w:color w:val="1F2937"/>
-                <w:sz w:val="16"/>
+                <w:i w:val="0"/>
+                <w:color w:val="1E293B"/>
+                <w:sz w:val="18"/>
               </w:rPr>
-              <w:t>وسم على الماسورة لا بخاخ على الحديد</w:t>
+              <w:t>وسم على الماسورة، لا بخاخ على الحديد.</w:t>
             </w:r>
           </w:p>
         </w:tc>
         <w:tc>
           <w:tcPr>
             <w:tcW w:type="dxa" w:w="2041"/>
-            <w:shd w:fill="FEE2E2" w:val="clear"/>
+            <w:shd w:val="clear" w:color="auto" w:fill="FDECEC"/>
+            <w:tcMar>
+              <w:top w:w="60" w:type="dxa"/>
+              <w:left w:w="60" w:type="dxa"/>
+              <w:bottom w:w="60" w:type="dxa"/>
+              <w:right w:w="60" w:type="dxa"/>
+            </w:tcMar>
             <w:vAlign w:val="center"/>
           </w:tcPr>
           <w:p>
             <w:pPr>
               <w:bidi w:val="1"/>
-              <w:spacing w:after="20" w:before="20"/>
-              <w:jc w:val="right"/>
+              <w:spacing w:before="0" w:after="0" w:line="269" w:lineRule="auto"/>
+              <w:jc w:val="center"/>
             </w:pPr>
-            <w:r/>
             <w:r>
               <w:rPr>
                 <w:rFonts w:ascii="Arial" w:hAnsi="Arial" w:cs="Arial" w:eastAsia="Arial"/>
                 <w:b/>
+                <w:i w:val="0"/>
                 <w:color w:val="991B1B"/>
-                <w:sz w:val="16"/>
+                <w:sz w:val="18"/>
               </w:rPr>
               <w:t>غير مطابق</w:t>
             </w:r>
@@ -5072,23 +6327,29 @@
       <w:tr>
         <w:tc>
           <w:tcPr>
-            <w:tcW w:type="dxa" w:w="1928"/>
-            <w:shd w:fill="FFFFFF" w:val="clear"/>
+            <w:tcW w:type="dxa" w:w="2041"/>
+            <w:tcMar>
+              <w:top w:w="60" w:type="dxa"/>
+              <w:left w:w="60" w:type="dxa"/>
+              <w:bottom w:w="60" w:type="dxa"/>
+              <w:right w:w="60" w:type="dxa"/>
+            </w:tcMar>
             <w:vAlign w:val="center"/>
+            <w:shd w:val="clear" w:color="auto" w:fill="F7F4EE"/>
           </w:tcPr>
           <w:p>
             <w:pPr>
               <w:bidi w:val="1"/>
-              <w:spacing w:after="20" w:before="20"/>
+              <w:spacing w:before="0" w:after="0" w:line="269" w:lineRule="auto"/>
               <w:jc w:val="right"/>
             </w:pPr>
-            <w:r/>
             <w:r>
               <w:rPr>
                 <w:rFonts w:ascii="Arial" w:hAnsi="Arial" w:cs="Arial" w:eastAsia="Arial"/>
-                <w:b/>
-                <w:color w:val="1F2937"/>
-                <w:sz w:val="16"/>
+                <w:b w:val="0"/>
+                <w:i w:val="0"/>
+                <w:color w:val="1E293B"/>
+                <w:sz w:val="18"/>
               </w:rPr>
               <w:t>خارج المخطط</w:t>
             </w:r>
@@ -5096,47 +6357,59 @@
         </w:tc>
         <w:tc>
           <w:tcPr>
-            <w:tcW w:type="dxa" w:w="6350"/>
-            <w:shd w:fill="FFFFFF" w:val="clear"/>
+            <w:tcW w:type="dxa" w:w="6237"/>
+            <w:tcMar>
+              <w:top w:w="60" w:type="dxa"/>
+              <w:left w:w="60" w:type="dxa"/>
+              <w:bottom w:w="60" w:type="dxa"/>
+              <w:right w:w="60" w:type="dxa"/>
+            </w:tcMar>
             <w:vAlign w:val="center"/>
+            <w:shd w:val="clear" w:color="auto" w:fill="F7F4EE"/>
           </w:tcPr>
           <w:p>
             <w:pPr>
               <w:bidi w:val="1"/>
-              <w:spacing w:after="20" w:before="20"/>
+              <w:spacing w:before="0" w:after="0" w:line="269" w:lineRule="auto"/>
               <w:jc w:val="right"/>
             </w:pPr>
-            <w:r/>
             <w:r>
               <w:rPr>
                 <w:rFonts w:ascii="Arial" w:hAnsi="Arial" w:cs="Arial" w:eastAsia="Arial"/>
                 <w:b w:val="0"/>
-                <w:color w:val="1F2937"/>
-                <w:sz w:val="16"/>
+                <w:i w:val="0"/>
+                <w:color w:val="1E293B"/>
+                <w:sz w:val="18"/>
               </w:rPr>
-              <w:t>تمديد منطقة الردم يُزال، أو يُغطى بمخطط معدَّل</w:t>
+              <w:t>تمديد منطقة الردم يُزال، أو يُغطى بمخطط معدّل.</w:t>
             </w:r>
           </w:p>
         </w:tc>
         <w:tc>
           <w:tcPr>
             <w:tcW w:type="dxa" w:w="2041"/>
-            <w:shd w:fill="FEE2E2" w:val="clear"/>
+            <w:shd w:val="clear" w:color="auto" w:fill="FDECEC"/>
+            <w:tcMar>
+              <w:top w:w="60" w:type="dxa"/>
+              <w:left w:w="60" w:type="dxa"/>
+              <w:bottom w:w="60" w:type="dxa"/>
+              <w:right w:w="60" w:type="dxa"/>
+            </w:tcMar>
             <w:vAlign w:val="center"/>
           </w:tcPr>
           <w:p>
             <w:pPr>
               <w:bidi w:val="1"/>
-              <w:spacing w:after="20" w:before="20"/>
-              <w:jc w:val="right"/>
+              <w:spacing w:before="0" w:after="0" w:line="269" w:lineRule="auto"/>
+              <w:jc w:val="center"/>
             </w:pPr>
-            <w:r/>
             <w:r>
               <w:rPr>
                 <w:rFonts w:ascii="Arial" w:hAnsi="Arial" w:cs="Arial" w:eastAsia="Arial"/>
                 <w:b/>
+                <w:i w:val="0"/>
                 <w:color w:val="991B1B"/>
-                <w:sz w:val="16"/>
+                <w:sz w:val="18"/>
               </w:rPr>
               <w:t>غير مطابق</w:t>
             </w:r>
@@ -5146,71 +6419,87 @@
       <w:tr>
         <w:tc>
           <w:tcPr>
-            <w:tcW w:type="dxa" w:w="1928"/>
-            <w:shd w:fill="F8FAFC" w:val="clear"/>
+            <w:tcW w:type="dxa" w:w="2041"/>
+            <w:tcMar>
+              <w:top w:w="60" w:type="dxa"/>
+              <w:left w:w="60" w:type="dxa"/>
+              <w:bottom w:w="60" w:type="dxa"/>
+              <w:right w:w="60" w:type="dxa"/>
+            </w:tcMar>
             <w:vAlign w:val="center"/>
           </w:tcPr>
           <w:p>
             <w:pPr>
               <w:bidi w:val="1"/>
-              <w:spacing w:after="20" w:before="20"/>
+              <w:spacing w:before="0" w:after="0" w:line="269" w:lineRule="auto"/>
               <w:jc w:val="right"/>
             </w:pPr>
-            <w:r/>
             <w:r>
               <w:rPr>
                 <w:rFonts w:ascii="Arial" w:hAnsi="Arial" w:cs="Arial" w:eastAsia="Arial"/>
-                <w:b/>
-                <w:color w:val="1F2937"/>
-                <w:sz w:val="16"/>
+                <w:b w:val="0"/>
+                <w:i w:val="0"/>
+                <w:color w:val="1E293B"/>
+                <w:sz w:val="18"/>
               </w:rPr>
-              <w:t>تأريض</w:t>
+              <w:t>التأريض</w:t>
             </w:r>
           </w:p>
         </w:tc>
         <w:tc>
           <w:tcPr>
-            <w:tcW w:type="dxa" w:w="6350"/>
-            <w:shd w:fill="F8FAFC" w:val="clear"/>
+            <w:tcW w:type="dxa" w:w="6237"/>
+            <w:tcMar>
+              <w:top w:w="60" w:type="dxa"/>
+              <w:left w:w="60" w:type="dxa"/>
+              <w:bottom w:w="60" w:type="dxa"/>
+              <w:right w:w="60" w:type="dxa"/>
+            </w:tcMar>
             <w:vAlign w:val="center"/>
           </w:tcPr>
           <w:p>
             <w:pPr>
               <w:bidi w:val="1"/>
-              <w:spacing w:after="20" w:before="20"/>
+              <w:spacing w:before="0" w:after="0" w:line="269" w:lineRule="auto"/>
               <w:jc w:val="right"/>
             </w:pPr>
-            <w:r/>
             <w:r>
               <w:rPr>
                 <w:rFonts w:ascii="Arial" w:hAnsi="Arial" w:cs="Arial" w:eastAsia="Arial"/>
                 <w:b w:val="0"/>
-                <w:color w:val="1F2937"/>
-                <w:sz w:val="16"/>
+                <w:i w:val="0"/>
+                <w:color w:val="1E293B"/>
+                <w:sz w:val="18"/>
               </w:rPr>
-              <w:t>أقطاب اللبشة و5 أوم و1 أوم في عنصرها</w:t>
+              <w:t>أقطاب اللبشة، بقيمتي 5 Ω و1 Ω.</w:t>
             </w:r>
           </w:p>
         </w:tc>
         <w:tc>
           <w:tcPr>
             <w:tcW w:type="dxa" w:w="2041"/>
-            <w:shd w:fill="FFEDD5" w:val="clear"/>
+            <w:shd w:val="clear" w:color="auto" w:fill="FEF3C7"/>
+            <w:tcMar>
+              <w:top w:w="60" w:type="dxa"/>
+              <w:left w:w="60" w:type="dxa"/>
+              <w:bottom w:w="60" w:type="dxa"/>
+              <w:right w:w="60" w:type="dxa"/>
+            </w:tcMar>
             <w:vAlign w:val="center"/>
           </w:tcPr>
           <w:p>
             <w:pPr>
               <w:bidi w:val="1"/>
-              <w:spacing w:after="20" w:before="20"/>
-              <w:jc w:val="right"/>
+              <w:spacing w:before="0" w:after="0" w:line="269" w:lineRule="auto"/>
+              <w:jc w:val="center"/>
             </w:pPr>
-            <w:r/>
             <w:r>
               <w:rPr>
                 <w:rFonts w:ascii="Arial" w:hAnsi="Arial" w:cs="Arial" w:eastAsia="Arial"/>
                 <w:b/>
-                <w:color w:val="92540C"/>
-                <w:sz w:val="16"/>
+                <w:i w:val="0"/>
+                <w:color w:val="92400E"/>
+                <w:sz w:val="18"/>
               </w:rPr>
               <w:t>غير مثبت</w:t>
             </w:r>
@@ -5220,23 +6509,29 @@
       <w:tr>
         <w:tc>
           <w:tcPr>
-            <w:tcW w:type="dxa" w:w="1928"/>
-            <w:shd w:fill="FFFFFF" w:val="clear"/>
+            <w:tcW w:type="dxa" w:w="2041"/>
+            <w:tcMar>
+              <w:top w:w="60" w:type="dxa"/>
+              <w:left w:w="60" w:type="dxa"/>
+              <w:bottom w:w="60" w:type="dxa"/>
+              <w:right w:w="60" w:type="dxa"/>
+            </w:tcMar>
             <w:vAlign w:val="center"/>
+            <w:shd w:val="clear" w:color="auto" w:fill="F7F4EE"/>
           </w:tcPr>
           <w:p>
             <w:pPr>
               <w:bidi w:val="1"/>
-              <w:spacing w:after="20" w:before="20"/>
+              <w:spacing w:before="0" w:after="0" w:line="269" w:lineRule="auto"/>
               <w:jc w:val="right"/>
             </w:pPr>
-            <w:r/>
             <w:r>
               <w:rPr>
                 <w:rFonts w:ascii="Arial" w:hAnsi="Arial" w:cs="Arial" w:eastAsia="Arial"/>
-                <w:b/>
-                <w:color w:val="1F2937"/>
-                <w:sz w:val="16"/>
+                <w:b w:val="0"/>
+                <w:i w:val="0"/>
+                <w:color w:val="1E293B"/>
+                <w:sz w:val="18"/>
               </w:rPr>
               <w:t>حماية التمديد</w:t>
             </w:r>
@@ -5244,47 +6539,59 @@
         </w:tc>
         <w:tc>
           <w:tcPr>
-            <w:tcW w:type="dxa" w:w="6350"/>
-            <w:shd w:fill="FFFFFF" w:val="clear"/>
+            <w:tcW w:type="dxa" w:w="6237"/>
+            <w:tcMar>
+              <w:top w:w="60" w:type="dxa"/>
+              <w:left w:w="60" w:type="dxa"/>
+              <w:bottom w:w="60" w:type="dxa"/>
+              <w:right w:w="60" w:type="dxa"/>
+            </w:tcMar>
             <w:vAlign w:val="center"/>
+            <w:shd w:val="clear" w:color="auto" w:fill="F7F4EE"/>
           </w:tcPr>
           <w:p>
             <w:pPr>
               <w:bidi w:val="1"/>
-              <w:spacing w:after="20" w:before="20"/>
+              <w:spacing w:before="0" w:after="0" w:line="269" w:lineRule="auto"/>
               <w:jc w:val="right"/>
             </w:pPr>
-            <w:r/>
             <w:r>
               <w:rPr>
                 <w:rFonts w:ascii="Arial" w:hAnsi="Arial" w:cs="Arial" w:eastAsia="Arial"/>
                 <w:b w:val="0"/>
-                <w:color w:val="1F2937"/>
-                <w:sz w:val="16"/>
+                <w:i w:val="0"/>
+                <w:color w:val="1E293B"/>
+                <w:sz w:val="18"/>
               </w:rPr>
-              <w:t>أطراف مغلقة ولا سير فوق المواسير</w:t>
+              <w:t>أطراف مغلقة، ولا سير فوق المواسير.</w:t>
             </w:r>
           </w:p>
         </w:tc>
         <w:tc>
           <w:tcPr>
             <w:tcW w:type="dxa" w:w="2041"/>
-            <w:shd w:fill="FEE2E2" w:val="clear"/>
+            <w:shd w:val="clear" w:color="auto" w:fill="FDECEC"/>
+            <w:tcMar>
+              <w:top w:w="60" w:type="dxa"/>
+              <w:left w:w="60" w:type="dxa"/>
+              <w:bottom w:w="60" w:type="dxa"/>
+              <w:right w:w="60" w:type="dxa"/>
+            </w:tcMar>
             <w:vAlign w:val="center"/>
           </w:tcPr>
           <w:p>
             <w:pPr>
               <w:bidi w:val="1"/>
-              <w:spacing w:after="20" w:before="20"/>
-              <w:jc w:val="right"/>
+              <w:spacing w:before="0" w:after="0" w:line="269" w:lineRule="auto"/>
+              <w:jc w:val="center"/>
             </w:pPr>
-            <w:r/>
             <w:r>
               <w:rPr>
                 <w:rFonts w:ascii="Arial" w:hAnsi="Arial" w:cs="Arial" w:eastAsia="Arial"/>
                 <w:b/>
+                <w:i w:val="0"/>
                 <w:color w:val="991B1B"/>
-                <w:sz w:val="16"/>
+                <w:sz w:val="18"/>
               </w:rPr>
               <w:t>غير مطابق</w:t>
             </w:r>
@@ -5294,23 +6601,28 @@
       <w:tr>
         <w:tc>
           <w:tcPr>
-            <w:tcW w:type="dxa" w:w="1928"/>
-            <w:shd w:fill="F8FAFC" w:val="clear"/>
+            <w:tcW w:type="dxa" w:w="2041"/>
+            <w:tcMar>
+              <w:top w:w="60" w:type="dxa"/>
+              <w:left w:w="60" w:type="dxa"/>
+              <w:bottom w:w="60" w:type="dxa"/>
+              <w:right w:w="60" w:type="dxa"/>
+            </w:tcMar>
             <w:vAlign w:val="center"/>
           </w:tcPr>
           <w:p>
             <w:pPr>
               <w:bidi w:val="1"/>
-              <w:spacing w:after="20" w:before="20"/>
+              <w:spacing w:before="0" w:after="0" w:line="269" w:lineRule="auto"/>
               <w:jc w:val="right"/>
             </w:pPr>
-            <w:r/>
             <w:r>
               <w:rPr>
                 <w:rFonts w:ascii="Arial" w:hAnsi="Arial" w:cs="Arial" w:eastAsia="Arial"/>
-                <w:b/>
-                <w:color w:val="1F2937"/>
-                <w:sz w:val="16"/>
+                <w:b w:val="0"/>
+                <w:i w:val="0"/>
+                <w:color w:val="1E293B"/>
+                <w:sz w:val="18"/>
               </w:rPr>
               <w:t>إغلاق الجودة</w:t>
             </w:r>
@@ -5318,47 +6630,58 @@
         </w:tc>
         <w:tc>
           <w:tcPr>
-            <w:tcW w:type="dxa" w:w="6350"/>
-            <w:shd w:fill="F8FAFC" w:val="clear"/>
+            <w:tcW w:type="dxa" w:w="6237"/>
+            <w:tcMar>
+              <w:top w:w="60" w:type="dxa"/>
+              <w:left w:w="60" w:type="dxa"/>
+              <w:bottom w:w="60" w:type="dxa"/>
+              <w:right w:w="60" w:type="dxa"/>
+            </w:tcMar>
             <w:vAlign w:val="center"/>
           </w:tcPr>
           <w:p>
             <w:pPr>
               <w:bidi w:val="1"/>
-              <w:spacing w:after="20" w:before="20"/>
+              <w:spacing w:before="0" w:after="0" w:line="269" w:lineRule="auto"/>
               <w:jc w:val="right"/>
             </w:pPr>
-            <w:r/>
             <w:r>
               <w:rPr>
                 <w:rFonts w:ascii="Arial" w:hAnsi="Arial" w:cs="Arial" w:eastAsia="Arial"/>
                 <w:b w:val="0"/>
-                <w:color w:val="1F2937"/>
-                <w:sz w:val="16"/>
+                <w:i w:val="0"/>
+                <w:color w:val="1E293B"/>
+                <w:sz w:val="18"/>
               </w:rPr>
-              <w:t>محضر مخفي بتوقيع مهندس الكهرباء والمهندس الإنشائي قبل أمر الصب</w:t>
+              <w:t>محضر أعمال مخفية بتوقيع مهندس الكهرباء والمهندس الإنشائي قبل أمر الصب.</w:t>
             </w:r>
           </w:p>
         </w:tc>
         <w:tc>
           <w:tcPr>
             <w:tcW w:type="dxa" w:w="2041"/>
-            <w:shd w:fill="FEE2E2" w:val="clear"/>
+            <w:shd w:val="clear" w:color="auto" w:fill="FDECEC"/>
+            <w:tcMar>
+              <w:top w:w="60" w:type="dxa"/>
+              <w:left w:w="60" w:type="dxa"/>
+              <w:bottom w:w="60" w:type="dxa"/>
+              <w:right w:w="60" w:type="dxa"/>
+            </w:tcMar>
             <w:vAlign w:val="center"/>
           </w:tcPr>
           <w:p>
             <w:pPr>
               <w:bidi w:val="1"/>
-              <w:spacing w:after="20" w:before="20"/>
-              <w:jc w:val="right"/>
+              <w:spacing w:before="0" w:after="0" w:line="269" w:lineRule="auto"/>
+              <w:jc w:val="center"/>
             </w:pPr>
-            <w:r/>
             <w:r>
               <w:rPr>
                 <w:rFonts w:ascii="Arial" w:hAnsi="Arial" w:cs="Arial" w:eastAsia="Arial"/>
                 <w:b/>
+                <w:i w:val="0"/>
                 <w:color w:val="991B1B"/>
-                <w:sz w:val="16"/>
+                <w:sz w:val="18"/>
               </w:rPr>
               <w:t>غير مطابق</w:t>
             </w:r>
@@ -5369,191 +6692,316 @@
     <w:p>
       <w:pPr>
         <w:bidi w:val="1"/>
-        <w:spacing w:before="240" w:after="120"/>
+        <w:spacing w:before="0" w:after="40" w:line="269" w:lineRule="auto"/>
+        <w:jc w:val="right"/>
+      </w:pPr>
+    </w:p>
+    <w:p>
+      <w:pPr>
+        <w:bidi w:val="1"/>
+        <w:spacing w:before="240" w:after="80" w:line="269" w:lineRule="auto"/>
+        <w:jc w:val="right"/>
+        <w:pBdr>
+          <w:bottom w:val="single" w:sz="8" w:space="1" w:color="0B2545"/>
+        </w:pBdr>
+      </w:pPr>
+      <w:r>
+        <w:rPr>
+          <w:rFonts w:ascii="Arial" w:hAnsi="Arial" w:cs="Arial" w:eastAsia="Arial"/>
+          <w:b/>
+          <w:i w:val="0"/>
+          <w:color w:val="0B2545"/>
+          <w:sz w:val="26"/>
+        </w:rPr>
+        <w:t>8. المطلوب لما نُفّذ على البلاطة</w:t>
+      </w:r>
+    </w:p>
+    <w:p>
+      <w:pPr>
+        <w:bidi w:val="1"/>
+        <w:spacing w:before="0" w:after="40" w:line="269" w:lineRule="auto"/>
         <w:jc w:val="right"/>
       </w:pPr>
       <w:r>
         <w:rPr>
           <w:rFonts w:ascii="Arial" w:hAnsi="Arial" w:cs="Arial" w:eastAsia="Arial"/>
           <w:b/>
+          <w:i w:val="0"/>
           <w:color w:val="0B2545"/>
-          <w:sz w:val="28"/>
+          <w:sz w:val="22"/>
         </w:rPr>
-        <w:t>8. التوصيات لما نُفّذ على البلاطة</w:t>
+        <w:t xml:space="preserve">1.  </w:t>
+      </w:r>
+      <w:r>
+        <w:rPr>
+          <w:rFonts w:ascii="Arial" w:hAnsi="Arial" w:cs="Arial" w:eastAsia="Arial"/>
+          <w:b w:val="0"/>
+          <w:i w:val="0"/>
+          <w:color w:val="1E293B"/>
+          <w:sz w:val="22"/>
+        </w:rPr>
+        <w:t>يُوقف الصب فوراً في المسطحات المصوّرة، بما فيها باكية الردم.</w:t>
       </w:r>
     </w:p>
     <w:p>
       <w:pPr>
         <w:bidi w:val="1"/>
-        <w:spacing w:after="40" w:before="0" w:line="276" w:lineRule="auto"/>
-        <w:jc w:val="right"/>
-      </w:pPr>
-      <w:r>
-        <w:rPr>
-          <w:rFonts w:ascii="Arial" w:hAnsi="Arial" w:cs="Arial" w:eastAsia="Arial"/>
-          <w:b w:val="0"/>
-          <w:color w:val="1F2937"/>
-          <w:sz w:val="22"/>
-        </w:rPr>
-        <w:t>•  يُوقف الصب فوراً في المسطحات المصوَّرة، بما فيها باكية الردم.</w:t>
-      </w:r>
-    </w:p>
-    <w:p>
-      <w:pPr>
-        <w:bidi w:val="1"/>
-        <w:spacing w:after="40" w:before="0" w:line="276" w:lineRule="auto"/>
-        <w:jc w:val="right"/>
-      </w:pPr>
-      <w:r>
-        <w:rPr>
-          <w:rFonts w:ascii="Arial" w:hAnsi="Arial" w:cs="Arial" w:eastAsia="Arial"/>
-          <w:b w:val="0"/>
-          <w:color w:val="1F2937"/>
-          <w:sz w:val="22"/>
-        </w:rPr>
-        <w:t>•  مخطط تنفيذي ملوَّن فوق اللوحات الخمس. وما لا يُرسم لا يُعتمد.</w:t>
-      </w:r>
-    </w:p>
-    <w:p>
-      <w:pPr>
-        <w:bidi w:val="1"/>
-        <w:spacing w:after="40" w:before="0" w:line="276" w:lineRule="auto"/>
-        <w:jc w:val="right"/>
-      </w:pPr>
-      <w:r>
-        <w:rPr>
-          <w:rFonts w:ascii="Arial" w:hAnsi="Arial" w:cs="Arial" w:eastAsia="Arial"/>
-          <w:b w:val="0"/>
-          <w:color w:val="1F2937"/>
-          <w:sz w:val="22"/>
-        </w:rPr>
-        <w:t>•  تُفك حزمة الكمرة، وتُعاد الكانات والغطاء، ولا يبقى اختراق إلا بموافقة إنشائية خطية.</w:t>
-      </w:r>
-    </w:p>
-    <w:p>
-      <w:pPr>
-        <w:bidi w:val="1"/>
-        <w:spacing w:after="40" w:before="0" w:line="276" w:lineRule="auto"/>
-        <w:jc w:val="right"/>
-      </w:pPr>
-      <w:r>
-        <w:rPr>
-          <w:rFonts w:ascii="Arial" w:hAnsi="Arial" w:cs="Arial" w:eastAsia="Arial"/>
-          <w:b w:val="0"/>
-          <w:color w:val="1F2937"/>
-          <w:sz w:val="22"/>
-        </w:rPr>
-        <w:t>•  وتُعاد إنارة هذا السقف — إن ثبت أنه سقف الدور — بين الطبقتين بقطر 3/4 إنش إلى نقاط ELE-03 فقط.</w:t>
-      </w:r>
-    </w:p>
-    <w:p>
-      <w:pPr>
-        <w:bidi w:val="1"/>
-        <w:spacing w:after="40" w:before="0" w:line="276" w:lineRule="auto"/>
-        <w:jc w:val="right"/>
-      </w:pPr>
-      <w:r>
-        <w:rPr>
-          <w:rFonts w:ascii="Arial" w:hAnsi="Arial" w:cs="Arial" w:eastAsia="Arial"/>
-          <w:b w:val="0"/>
-          <w:color w:val="1F2937"/>
-          <w:sz w:val="22"/>
-        </w:rPr>
-        <w:t>•  ولا يُدفن الحامل 1000 مم ولا سلم 200 مم. ولا يُسمح بالسليف إلا عند اختراق معتمد وبالعدد المقيس.</w:t>
-      </w:r>
-    </w:p>
-    <w:p>
-      <w:pPr>
-        <w:bidi w:val="1"/>
-        <w:spacing w:after="40" w:before="0" w:line="276" w:lineRule="auto"/>
-        <w:jc w:val="right"/>
-      </w:pPr>
-      <w:r>
-        <w:rPr>
-          <w:rFonts w:ascii="Arial" w:hAnsi="Arial" w:cs="Arial" w:eastAsia="Arial"/>
-          <w:b w:val="0"/>
-          <w:color w:val="1F2937"/>
-          <w:sz w:val="22"/>
-        </w:rPr>
-        <w:t>•  ويكون التيار الخفيف على مسار مستقل. وأي ماسورة حمراء داخل حزمة القوى تُسحب.</w:t>
-      </w:r>
-    </w:p>
-    <w:p>
-      <w:pPr>
-        <w:bidi w:val="1"/>
-        <w:spacing w:after="40" w:before="0" w:line="276" w:lineRule="auto"/>
-        <w:jc w:val="right"/>
-      </w:pPr>
-      <w:r>
-        <w:rPr>
-          <w:rFonts w:ascii="Arial" w:hAnsi="Arial" w:cs="Arial" w:eastAsia="Arial"/>
-          <w:b w:val="0"/>
-          <w:color w:val="1F2937"/>
-          <w:sz w:val="22"/>
-        </w:rPr>
-        <w:t>•  ويُخرج الفريون والصرف من القطاع. وتقتصر تغذية التكييف على لوحة ELE-15.</w:t>
-      </w:r>
-    </w:p>
-    <w:p>
-      <w:pPr>
-        <w:bidi w:val="1"/>
-        <w:spacing w:after="40" w:before="0" w:line="276" w:lineRule="auto"/>
-        <w:jc w:val="right"/>
-      </w:pPr>
-      <w:r>
-        <w:rPr>
-          <w:rFonts w:ascii="Arial" w:hAnsi="Arial" w:cs="Arial" w:eastAsia="Arial"/>
-          <w:b w:val="0"/>
-          <w:color w:val="1F2937"/>
-          <w:sz w:val="22"/>
-        </w:rPr>
-        <w:t>•  وفي منطقة المخزن: إزالة التمديد، أو لوحة معدَّلة وطلب تغيير مُوقّع قبل الصب.</w:t>
-      </w:r>
-    </w:p>
-    <w:p>
-      <w:pPr>
-        <w:bidi w:val="1"/>
-        <w:spacing w:after="40" w:before="0" w:line="276" w:lineRule="auto"/>
-        <w:jc w:val="right"/>
-      </w:pPr>
-      <w:r>
-        <w:rPr>
-          <w:rFonts w:ascii="Arial" w:hAnsi="Arial" w:cs="Arial" w:eastAsia="Arial"/>
-          <w:b w:val="0"/>
-          <w:color w:val="1F2937"/>
-          <w:sz w:val="22"/>
-        </w:rPr>
-        <w:t>•  وبعد التصحيح: معاينة، وقياس، وسلك سحب، وطبات، ثم محضر مخفي. ولا يصدر أمر صب قبل توقيع مهندس الكهرباء والمهندس الإنشائي.</w:t>
-      </w:r>
-    </w:p>
-    <w:p>
-      <w:pPr>
-        <w:bidi w:val="1"/>
-        <w:spacing w:after="40" w:before="0" w:line="276" w:lineRule="auto"/>
-        <w:jc w:val="right"/>
-      </w:pPr>
-      <w:r>
-        <w:rPr>
-          <w:rFonts w:ascii="Arial" w:hAnsi="Arial" w:cs="Arial" w:eastAsia="Arial"/>
-          <w:b w:val="0"/>
-          <w:color w:val="1F2937"/>
-          <w:sz w:val="22"/>
-        </w:rPr>
-        <w:t>•  ويُحفظ هذا التقرير مع صور 20 أكتوبر 2026 بوصفها حالة ما قبل التصحيح.</w:t>
-      </w:r>
-    </w:p>
-    <w:p>
-      <w:pPr>
-        <w:bidi w:val="1"/>
-        <w:spacing w:before="240" w:after="120"/>
+        <w:spacing w:before="0" w:after="40" w:line="269" w:lineRule="auto"/>
         <w:jc w:val="right"/>
       </w:pPr>
       <w:r>
         <w:rPr>
           <w:rFonts w:ascii="Arial" w:hAnsi="Arial" w:cs="Arial" w:eastAsia="Arial"/>
           <w:b/>
+          <w:i w:val="0"/>
           <w:color w:val="0B2545"/>
-          <w:sz w:val="28"/>
+          <w:sz w:val="22"/>
+        </w:rPr>
+        <w:t xml:space="preserve">2.  </w:t>
+      </w:r>
+      <w:r>
+        <w:rPr>
+          <w:rFonts w:ascii="Arial" w:hAnsi="Arial" w:cs="Arial" w:eastAsia="Arial"/>
+          <w:b w:val="0"/>
+          <w:i w:val="0"/>
+          <w:color w:val="1E293B"/>
+          <w:sz w:val="22"/>
+        </w:rPr>
+        <w:t>يُعدّ مخطط تنفيذي ملوّن على اللوحات الخمس. ما لا يُرسم لا يُعتمد.</w:t>
+      </w:r>
+    </w:p>
+    <w:p>
+      <w:pPr>
+        <w:bidi w:val="1"/>
+        <w:spacing w:before="0" w:after="40" w:line="269" w:lineRule="auto"/>
+        <w:jc w:val="right"/>
+      </w:pPr>
+      <w:r>
+        <w:rPr>
+          <w:rFonts w:ascii="Arial" w:hAnsi="Arial" w:cs="Arial" w:eastAsia="Arial"/>
+          <w:b/>
+          <w:i w:val="0"/>
+          <w:color w:val="0B2545"/>
+          <w:sz w:val="22"/>
+        </w:rPr>
+        <w:t xml:space="preserve">3.  </w:t>
+      </w:r>
+      <w:r>
+        <w:rPr>
+          <w:rFonts w:ascii="Arial" w:hAnsi="Arial" w:cs="Arial" w:eastAsia="Arial"/>
+          <w:b w:val="0"/>
+          <w:i w:val="0"/>
+          <w:color w:val="1E293B"/>
+          <w:sz w:val="22"/>
+        </w:rPr>
+        <w:t>تُفك حزمة الكمرة، وتُعاد الكانات والغطاء. لا يبقى اختراق إلا بموافقة إنشائية خطية.</w:t>
+      </w:r>
+    </w:p>
+    <w:p>
+      <w:pPr>
+        <w:bidi w:val="1"/>
+        <w:spacing w:before="0" w:after="40" w:line="269" w:lineRule="auto"/>
+        <w:jc w:val="right"/>
+      </w:pPr>
+      <w:r>
+        <w:rPr>
+          <w:rFonts w:ascii="Arial" w:hAnsi="Arial" w:cs="Arial" w:eastAsia="Arial"/>
+          <w:b/>
+          <w:i w:val="0"/>
+          <w:color w:val="0B2545"/>
+          <w:sz w:val="22"/>
+        </w:rPr>
+        <w:t xml:space="preserve">4.  </w:t>
+      </w:r>
+      <w:r>
+        <w:rPr>
+          <w:rFonts w:ascii="Arial" w:hAnsi="Arial" w:cs="Arial" w:eastAsia="Arial"/>
+          <w:b w:val="0"/>
+          <w:i w:val="0"/>
+          <w:color w:val="1E293B"/>
+          <w:sz w:val="22"/>
+        </w:rPr>
+        <w:t>تُعاد إنارة هذا السقف — إن ثبت أنه سقف الدور — بين الطبقتين بقطر 3/4 in، وإلى نقاط ELE-03 فقط.</w:t>
+      </w:r>
+    </w:p>
+    <w:p>
+      <w:pPr>
+        <w:bidi w:val="1"/>
+        <w:spacing w:before="0" w:after="40" w:line="269" w:lineRule="auto"/>
+        <w:jc w:val="right"/>
+      </w:pPr>
+      <w:r>
+        <w:rPr>
+          <w:rFonts w:ascii="Arial" w:hAnsi="Arial" w:cs="Arial" w:eastAsia="Arial"/>
+          <w:b/>
+          <w:i w:val="0"/>
+          <w:color w:val="0B2545"/>
+          <w:sz w:val="22"/>
+        </w:rPr>
+        <w:t xml:space="preserve">5.  </w:t>
+      </w:r>
+      <w:r>
+        <w:rPr>
+          <w:rFonts w:ascii="Arial" w:hAnsi="Arial" w:cs="Arial" w:eastAsia="Arial"/>
+          <w:b w:val="0"/>
+          <w:i w:val="0"/>
+          <w:color w:val="1E293B"/>
+          <w:sz w:val="22"/>
+        </w:rPr>
+        <w:t>لا يُدفن الحامل 1000 mm ولا سلم 200 mm. ولا يُسمح بسليف إلا عند اختراق معتمد، وبالعدد المقيس.</w:t>
+      </w:r>
+    </w:p>
+    <w:p>
+      <w:pPr>
+        <w:bidi w:val="1"/>
+        <w:spacing w:before="0" w:after="40" w:line="269" w:lineRule="auto"/>
+        <w:jc w:val="right"/>
+      </w:pPr>
+      <w:r>
+        <w:rPr>
+          <w:rFonts w:ascii="Arial" w:hAnsi="Arial" w:cs="Arial" w:eastAsia="Arial"/>
+          <w:b/>
+          <w:i w:val="0"/>
+          <w:color w:val="0B2545"/>
+          <w:sz w:val="22"/>
+        </w:rPr>
+        <w:t xml:space="preserve">6.  </w:t>
+      </w:r>
+      <w:r>
+        <w:rPr>
+          <w:rFonts w:ascii="Arial" w:hAnsi="Arial" w:cs="Arial" w:eastAsia="Arial"/>
+          <w:b w:val="0"/>
+          <w:i w:val="0"/>
+          <w:color w:val="1E293B"/>
+          <w:sz w:val="22"/>
+        </w:rPr>
+        <w:t>يكون التيار الخفيف على مسار مستقل. وتُسحب أي ماسورة له من داخل حزمة القوى.</w:t>
+      </w:r>
+    </w:p>
+    <w:p>
+      <w:pPr>
+        <w:bidi w:val="1"/>
+        <w:spacing w:before="0" w:after="40" w:line="269" w:lineRule="auto"/>
+        <w:jc w:val="right"/>
+      </w:pPr>
+      <w:r>
+        <w:rPr>
+          <w:rFonts w:ascii="Arial" w:hAnsi="Arial" w:cs="Arial" w:eastAsia="Arial"/>
+          <w:b/>
+          <w:i w:val="0"/>
+          <w:color w:val="0B2545"/>
+          <w:sz w:val="22"/>
+        </w:rPr>
+        <w:t xml:space="preserve">7.  </w:t>
+      </w:r>
+      <w:r>
+        <w:rPr>
+          <w:rFonts w:ascii="Arial" w:hAnsi="Arial" w:cs="Arial" w:eastAsia="Arial"/>
+          <w:b w:val="0"/>
+          <w:i w:val="0"/>
+          <w:color w:val="1E293B"/>
+          <w:sz w:val="22"/>
+        </w:rPr>
+        <w:t>تُخرج مواسير الفريون والصرف من القطاع. وتقتصر تغذية التكييف على لوحة ELE-15.</w:t>
+      </w:r>
+    </w:p>
+    <w:p>
+      <w:pPr>
+        <w:bidi w:val="1"/>
+        <w:spacing w:before="0" w:after="40" w:line="269" w:lineRule="auto"/>
+        <w:jc w:val="right"/>
+      </w:pPr>
+      <w:r>
+        <w:rPr>
+          <w:rFonts w:ascii="Arial" w:hAnsi="Arial" w:cs="Arial" w:eastAsia="Arial"/>
+          <w:b/>
+          <w:i w:val="0"/>
+          <w:color w:val="0B2545"/>
+          <w:sz w:val="22"/>
+        </w:rPr>
+        <w:t xml:space="preserve">8.  </w:t>
+      </w:r>
+      <w:r>
+        <w:rPr>
+          <w:rFonts w:ascii="Arial" w:hAnsi="Arial" w:cs="Arial" w:eastAsia="Arial"/>
+          <w:b w:val="0"/>
+          <w:i w:val="0"/>
+          <w:color w:val="1E293B"/>
+          <w:sz w:val="22"/>
+        </w:rPr>
+        <w:t>في منطقة المخزن: يُزال التمديد، أو تُقدَّم لوحة معدّلة مع طلب تغيير موقّع قبل الصب.</w:t>
+      </w:r>
+    </w:p>
+    <w:p>
+      <w:pPr>
+        <w:bidi w:val="1"/>
+        <w:spacing w:before="0" w:after="40" w:line="269" w:lineRule="auto"/>
+        <w:jc w:val="right"/>
+      </w:pPr>
+      <w:r>
+        <w:rPr>
+          <w:rFonts w:ascii="Arial" w:hAnsi="Arial" w:cs="Arial" w:eastAsia="Arial"/>
+          <w:b/>
+          <w:i w:val="0"/>
+          <w:color w:val="0B2545"/>
+          <w:sz w:val="22"/>
+        </w:rPr>
+        <w:t xml:space="preserve">9.  </w:t>
+      </w:r>
+      <w:r>
+        <w:rPr>
+          <w:rFonts w:ascii="Arial" w:hAnsi="Arial" w:cs="Arial" w:eastAsia="Arial"/>
+          <w:b w:val="0"/>
+          <w:i w:val="0"/>
+          <w:color w:val="1E293B"/>
+          <w:sz w:val="22"/>
+        </w:rPr>
+        <w:t>بعد التصحيح: معاينة، وقياس، وسلك سحب، وطبات، ثم محضر أعمال مخفية. ولا يصدر أمر صب قبل توقيع مهندس الكهرباء والمهندس الإنشائي.</w:t>
+      </w:r>
+    </w:p>
+    <w:p>
+      <w:pPr>
+        <w:bidi w:val="1"/>
+        <w:spacing w:before="0" w:after="40" w:line="269" w:lineRule="auto"/>
+        <w:jc w:val="right"/>
+      </w:pPr>
+      <w:r>
+        <w:rPr>
+          <w:rFonts w:ascii="Arial" w:hAnsi="Arial" w:cs="Arial" w:eastAsia="Arial"/>
+          <w:b/>
+          <w:i w:val="0"/>
+          <w:color w:val="0B2545"/>
+          <w:sz w:val="22"/>
+        </w:rPr>
+        <w:t xml:space="preserve">10.  </w:t>
+      </w:r>
+      <w:r>
+        <w:rPr>
+          <w:rFonts w:ascii="Arial" w:hAnsi="Arial" w:cs="Arial" w:eastAsia="Arial"/>
+          <w:b w:val="0"/>
+          <w:i w:val="0"/>
+          <w:color w:val="1E293B"/>
+          <w:sz w:val="22"/>
+        </w:rPr>
+        <w:t>يُحفظ هذا التقرير مع صور 20 أكتوبر 2026 بوصفه حالة ما قبل التصحيح.</w:t>
+      </w:r>
+    </w:p>
+    <w:p>
+      <w:pPr>
+        <w:bidi w:val="1"/>
+        <w:spacing w:before="240" w:after="80" w:line="269" w:lineRule="auto"/>
+        <w:jc w:val="right"/>
+        <w:pBdr>
+          <w:bottom w:val="single" w:sz="8" w:space="1" w:color="0B2545"/>
+        </w:pBdr>
+      </w:pPr>
+      <w:r>
+        <w:rPr>
+          <w:rFonts w:ascii="Arial" w:hAnsi="Arial" w:cs="Arial" w:eastAsia="Arial"/>
+          <w:b/>
+          <w:i w:val="0"/>
+          <w:color w:val="0B2545"/>
+          <w:sz w:val="26"/>
         </w:rPr>
         <w:t>9. الخلاصة</w:t>
       </w:r>
@@ -5561,76 +7009,108 @@
     <w:p>
       <w:pPr>
         <w:bidi w:val="1"/>
-        <w:spacing w:after="120" w:before="0" w:line="276" w:lineRule="auto"/>
-        <w:jc w:val="right"/>
-      </w:pPr>
-      <w:r>
-        <w:rPr>
-          <w:rFonts w:ascii="Arial" w:hAnsi="Arial" w:cs="Arial" w:eastAsia="Arial"/>
-          <w:b w:val="0"/>
-          <w:color w:val="1F2937"/>
-          <w:sz w:val="24"/>
-        </w:rPr>
-        <w:t>والتنفيذ المصوَّر لا يطابق لوحات دور التسوية الثاني الخمس. ولا تُصدر مطابقة ولا يُسمح بالصب. والتصحيح ممكن قبل الصب فقط، ثم تجري معاينة جديدة. وهذا التقرير لا يُغلق الاستلام.</w:t>
-      </w:r>
-    </w:p>
-    <w:p>
-      <w:pPr>
-        <w:bidi w:val="1"/>
-        <w:spacing w:after="120" w:before="0" w:line="276" w:lineRule="auto"/>
+        <w:spacing w:before="0" w:after="120" w:line="269" w:lineRule="auto"/>
         <w:jc w:val="right"/>
       </w:pPr>
       <w:r>
         <w:rPr>
           <w:rFonts w:ascii="Arial" w:hAnsi="Arial" w:cs="Arial" w:eastAsia="Arial"/>
           <w:b/>
-          <w:color w:val="0B2545"/>
-          <w:sz w:val="24"/>
+          <w:i w:val="0"/>
+          <w:color w:val="1E293B"/>
+          <w:sz w:val="22"/>
         </w:rPr>
-        <w:t>المراجع الكهربائي</w:t>
-      </w:r>
-    </w:p>
-    <w:p>
-      <w:pPr>
-        <w:bidi w:val="1"/>
-        <w:spacing w:after="120" w:before="0" w:line="276" w:lineRule="auto"/>
-        <w:jc w:val="right"/>
-      </w:pPr>
-      <w:r>
-        <w:rPr>
-          <w:rFonts w:ascii="Arial" w:hAnsi="Arial" w:cs="Arial" w:eastAsia="Arial"/>
-          <w:b w:val="0"/>
-          <w:color w:val="1F2937"/>
-          <w:sz w:val="24"/>
-        </w:rPr>
-        <w:t>الاسم: ..................................................    التاريخ: 21 / 10 / 2026    التوقيع: ......................</w:t>
-      </w:r>
-    </w:p>
-    <w:p>
-      <w:pPr>
-        <w:bidi w:val="1"/>
-        <w:spacing w:after="120" w:before="0" w:line="276" w:lineRule="auto"/>
-        <w:jc w:val="right"/>
-      </w:pPr>
-      <w:r>
-        <w:rPr>
-          <w:rFonts w:ascii="Arial" w:hAnsi="Arial" w:cs="Arial" w:eastAsia="Arial"/>
-          <w:b w:val="0"/>
-          <w:color w:val="475569"/>
-          <w:sz w:val="20"/>
-        </w:rPr>
-        <w:t>ولا يُغلق هذا التقرير بند الاستلام. والإغلاق بمحضر أعمال مخفية لاحق، بعد التصحيح وإعادة المعاينة.</w:t>
+        <w:t>التنفيذ المصوّر لا يطابق لوحات دور التسوية الثاني الخمس. لا تُصدر مطابقة، ولا يُسمح بالصب. التصحيح ممكن قبل الصب فقط، ثم تجري معاينة جديدة. هذا التقرير لا يُغلق الاستلام.</w:t>
       </w:r>
     </w:p>
     <w:sectPr>
+      <w:headerReference w:type="default" r:id="rId9"/>
+      <w:footerReference w:type="default" r:id="rId10"/>
       <w:pgSz w:w="11906" w:h="16838"/>
-      <w:pgMar w:top="850" w:right="794" w:bottom="850" w:left="794" w:header="720" w:footer="720" w:gutter="0"/>
+      <w:pgMar w:top="907" w:right="794" w:bottom="794" w:left="794" w:header="340" w:footer="340" w:gutter="0"/>
       <w:cols w:space="720"/>
       <w:docGrid w:linePitch="360"/>
-      <w:bidi w:val="1"/>
     </w:sectPr>
   </w:body>
 </w:document>
+</file>
+
+<file path=word/footer1.xml><?xml version="1.0" encoding="utf-8"?>
+<w:ftr xmlns:m="http://schemas.openxmlformats.org/officeDocument/2006/math" xmlns:mc="http://schemas.openxmlformats.org/markup-compatibility/2006" xmlns:mo="http://schemas.microsoft.com/office/mac/office/2008/main" xmlns:mv="urn:schemas-microsoft-com:mac:vml" xmlns:o="urn:schemas-microsoft-com:office:office" xmlns:r="http://schemas.openxmlformats.org/officeDocument/2006/relationships" xmlns:v="urn:schemas-microsoft-com:vml" xmlns:w10="urn:schemas-microsoft-com:office:word" xmlns:w14="http://schemas.microsoft.com/office/word/2010/wordml" xmlns:w="http://schemas.openxmlformats.org/wordprocessingml/2006/main" xmlns:wne="http://schemas.microsoft.com/office/word/2006/wordml" xmlns:wp14="http://schemas.microsoft.com/office/word/2010/wordprocessingDrawing" xmlns:wp="http://schemas.openxmlformats.org/drawingml/2006/wordprocessingDrawing" xmlns:wpc="http://schemas.microsoft.com/office/word/2010/wordprocessingCanvas" xmlns:wpg="http://schemas.microsoft.com/office/word/2010/wordprocessingGroup" xmlns:wpi="http://schemas.microsoft.com/office/word/2010/wordprocessingInk" xmlns:wps="http://schemas.microsoft.com/office/word/2010/wordprocessingShape" mc:Ignorable="w14 wp14">
+  <w:p>
+    <w:pPr>
+      <w:pStyle w:val="Footer"/>
+      <w:bidi w:val="1"/>
+      <w:spacing w:before="0" w:after="0" w:line="269" w:lineRule="auto"/>
+      <w:jc w:val="right"/>
+    </w:pPr>
+    <w:r>
+      <w:rPr>
+        <w:rFonts w:ascii="Arial" w:hAnsi="Arial" w:cs="Arial" w:eastAsia="Arial"/>
+        <w:b w:val="0"/>
+        <w:i w:val="0"/>
+        <w:color w:val="475569"/>
+        <w:sz w:val="16"/>
+      </w:rPr>
+      <w:t>مراجعة مكتبية على فيديو — لا تغني عن القياس في الموقع</w:t>
+    </w:r>
+    <w:r>
+      <w:rPr>
+        <w:rFonts w:ascii="Arial" w:hAnsi="Arial" w:cs="Arial" w:eastAsia="Arial"/>
+        <w:b w:val="0"/>
+        <w:i w:val="0"/>
+        <w:color w:val="1E293B"/>
+        <w:sz w:val="16"/>
+      </w:rPr>
+      <w:t xml:space="preserve">    </w:t>
+    </w:r>
+    <w:r>
+      <w:rPr>
+        <w:rFonts w:ascii="Arial" w:hAnsi="Arial" w:cs="Arial" w:eastAsia="Arial"/>
+        <w:b w:val="0"/>
+        <w:i w:val="0"/>
+        <w:color w:val="475569"/>
+        <w:sz w:val="16"/>
+      </w:rPr>
+      <w:fldChar w:fldCharType="begin"/>
+      <w:instrText xml:space="preserve"> PAGE </w:instrText>
+      <w:fldChar w:fldCharType="end"/>
+    </w:r>
+  </w:p>
+</w:ftr>
+</file>
+
+<file path=word/header1.xml><?xml version="1.0" encoding="utf-8"?>
+<w:hdr xmlns:m="http://schemas.openxmlformats.org/officeDocument/2006/math" xmlns:mc="http://schemas.openxmlformats.org/markup-compatibility/2006" xmlns:mo="http://schemas.microsoft.com/office/mac/office/2008/main" xmlns:mv="urn:schemas-microsoft-com:mac:vml" xmlns:o="urn:schemas-microsoft-com:office:office" xmlns:r="http://schemas.openxmlformats.org/officeDocument/2006/relationships" xmlns:v="urn:schemas-microsoft-com:vml" xmlns:w10="urn:schemas-microsoft-com:office:word" xmlns:w14="http://schemas.microsoft.com/office/word/2010/wordml" xmlns:w="http://schemas.openxmlformats.org/wordprocessingml/2006/main" xmlns:wne="http://schemas.microsoft.com/office/word/2006/wordml" xmlns:wp14="http://schemas.microsoft.com/office/word/2010/wordprocessingDrawing" xmlns:wp="http://schemas.openxmlformats.org/drawingml/2006/wordprocessingDrawing" xmlns:wpc="http://schemas.microsoft.com/office/word/2010/wordprocessingCanvas" xmlns:wpg="http://schemas.microsoft.com/office/word/2010/wordprocessingGroup" xmlns:wpi="http://schemas.microsoft.com/office/word/2010/wordprocessingInk" xmlns:wps="http://schemas.microsoft.com/office/word/2010/wordprocessingShape" mc:Ignorable="w14 wp14">
+  <w:p>
+    <w:pPr>
+      <w:pStyle w:val="Header"/>
+      <w:bidi w:val="1"/>
+      <w:spacing w:before="0" w:after="40" w:line="269" w:lineRule="auto"/>
+      <w:jc w:val="right"/>
+    </w:pPr>
+    <w:r>
+      <w:rPr>
+        <w:rFonts w:ascii="Arial" w:hAnsi="Arial" w:cs="Arial" w:eastAsia="Arial"/>
+        <w:b/>
+        <w:i w:val="0"/>
+        <w:color w:val="0B2545"/>
+        <w:sz w:val="16"/>
+      </w:rPr>
+      <w:t>حسن زاهر علي البارقي</w:t>
+    </w:r>
+    <w:r>
+      <w:rPr>
+        <w:rFonts w:ascii="Arial" w:hAnsi="Arial" w:cs="Arial" w:eastAsia="Arial"/>
+        <w:b w:val="0"/>
+        <w:i w:val="0"/>
+        <w:color w:val="475569"/>
+        <w:sz w:val="16"/>
+      </w:rPr>
+      <w:t xml:space="preserve">   ·   تقرير فحص فني   ·   21 أكتوبر 2026</w:t>
+    </w:r>
+  </w:p>
+</w:hdr>
 </file>
 
 <file path=word/numbering.xml><?xml version="1.0" encoding="utf-8"?>
@@ -5996,6 +7476,14 @@
     <w:name w:val="Normal"/>
     <w:qFormat/>
     <w:rsid w:val="00FC693F"/>
+    <w:pPr>
+      <w:bidi w:val="1"/>
+    </w:pPr>
+    <w:rPr>
+      <w:rFonts w:ascii="Arial" w:hAnsi="Arial" w:cs="Arial" w:eastAsia="Arial"/>
+      <w:color w:val="1E293B"/>
+      <w:sz w:val="22"/>
+    </w:rPr>
   </w:style>
   <w:style w:type="paragraph" w:styleId="Header">
     <w:name w:val="header"/>
